--- a/docs/Intelli-RFID-Reader-DVP12SA211R-PLC-Integration.docx
+++ b/docs/Intelli-RFID-Reader-DVP12SA211R-PLC-Integration.docx
@@ -91,6 +91,7 @@
       </w:tblGrid>
       <w:tr>
         <w:trPr>
+          <w:cantSplit/>
           <w:tblHeader/>
         </w:trPr>
         <w:tc>
@@ -149,6 +150,9 @@
         </w:tc>
       </w:tr>
       <w:tr>
+        <w:trPr>
+          <w:cantSplit/>
+        </w:trPr>
         <w:tc>
           <w:tcPr>
             <w:tcW w:type="dxa" w:w="1986"/>
@@ -199,6 +203,9 @@
         </w:tc>
       </w:tr>
       <w:tr>
+        <w:trPr>
+          <w:cantSplit/>
+        </w:trPr>
         <w:tc>
           <w:tcPr>
             <w:tcW w:type="dxa" w:w="1986"/>
@@ -249,6 +256,9 @@
         </w:tc>
       </w:tr>
       <w:tr>
+        <w:trPr>
+          <w:cantSplit/>
+        </w:trPr>
         <w:tc>
           <w:tcPr>
             <w:tcW w:type="dxa" w:w="1986"/>
@@ -299,6 +309,9 @@
         </w:tc>
       </w:tr>
       <w:tr>
+        <w:trPr>
+          <w:cantSplit/>
+        </w:trPr>
         <w:tc>
           <w:tcPr>
             <w:tcW w:type="dxa" w:w="1986"/>
@@ -349,6 +362,9 @@
         </w:tc>
       </w:tr>
       <w:tr>
+        <w:trPr>
+          <w:cantSplit/>
+        </w:trPr>
         <w:tc>
           <w:tcPr>
             <w:tcW w:type="dxa" w:w="1986"/>
@@ -403,6 +419,9 @@
         </w:tc>
       </w:tr>
       <w:tr>
+        <w:trPr>
+          <w:cantSplit/>
+        </w:trPr>
         <w:tc>
           <w:tcPr>
             <w:tcW w:type="dxa" w:w="1986"/>
@@ -453,6 +472,9 @@
         </w:tc>
       </w:tr>
       <w:tr>
+        <w:trPr>
+          <w:cantSplit/>
+        </w:trPr>
         <w:tc>
           <w:tcPr>
             <w:tcW w:type="dxa" w:w="1986"/>
@@ -503,6 +525,9 @@
         </w:tc>
       </w:tr>
       <w:tr>
+        <w:trPr>
+          <w:cantSplit/>
+        </w:trPr>
         <w:tc>
           <w:tcPr>
             <w:tcW w:type="dxa" w:w="1986"/>
@@ -723,7 +748,7 @@
                 <w:sz w:val="20"/>
                 <w:szCs w:val="20"/>
               </w:rPr>
-              <w:t xml:space="preserve">Six of those answers are needed before the ladder can be finished.</w:t>
+              <w:t xml:space="preserve">Four of those answers are needed before the ladder can be finished.</w:t>
             </w:r>
           </w:p>
         </w:tc>
@@ -761,6 +786,7 @@
       </w:tblGrid>
       <w:tr>
         <w:trPr>
+          <w:cantSplit/>
           <w:tblHeader/>
         </w:trPr>
         <w:tc>
@@ -819,6 +845,9 @@
         </w:tc>
       </w:tr>
       <w:tr>
+        <w:trPr>
+          <w:cantSplit/>
+        </w:trPr>
         <w:tc>
           <w:tcPr>
             <w:tcW w:type="dxa" w:w="7943"/>
@@ -869,6 +898,9 @@
         </w:tc>
       </w:tr>
       <w:tr>
+        <w:trPr>
+          <w:cantSplit/>
+        </w:trPr>
         <w:tc>
           <w:tcPr>
             <w:tcW w:type="dxa" w:w="7943"/>
@@ -919,6 +951,9 @@
         </w:tc>
       </w:tr>
       <w:tr>
+        <w:trPr>
+          <w:cantSplit/>
+        </w:trPr>
         <w:tc>
           <w:tcPr>
             <w:tcW w:type="dxa" w:w="7943"/>
@@ -969,6 +1004,9 @@
         </w:tc>
       </w:tr>
       <w:tr>
+        <w:trPr>
+          <w:cantSplit/>
+        </w:trPr>
         <w:tc>
           <w:tcPr>
             <w:tcW w:type="dxa" w:w="7943"/>
@@ -1019,6 +1057,9 @@
         </w:tc>
       </w:tr>
       <w:tr>
+        <w:trPr>
+          <w:cantSplit/>
+        </w:trPr>
         <w:tc>
           <w:tcPr>
             <w:tcW w:type="dxa" w:w="7943"/>
@@ -1069,6 +1110,9 @@
         </w:tc>
       </w:tr>
       <w:tr>
+        <w:trPr>
+          <w:cantSplit/>
+        </w:trPr>
         <w:tc>
           <w:tcPr>
             <w:tcW w:type="dxa" w:w="7943"/>
@@ -1117,12 +1161,15 @@
                 <w:sz w:val="19"/>
                 <w:szCs w:val="19"/>
               </w:rPr>
-              <w:t xml:space="preserve">12</w:t>
-            </w:r>
-          </w:p>
-        </w:tc>
-      </w:tr>
-      <w:tr>
+              <w:t xml:space="preserve">11</w:t>
+            </w:r>
+          </w:p>
+        </w:tc>
+      </w:tr>
+      <w:tr>
+        <w:trPr>
+          <w:cantSplit/>
+        </w:trPr>
         <w:tc>
           <w:tcPr>
             <w:tcW w:type="dxa" w:w="7943"/>
@@ -1173,6 +1220,9 @@
         </w:tc>
       </w:tr>
       <w:tr>
+        <w:trPr>
+          <w:cantSplit/>
+        </w:trPr>
         <w:tc>
           <w:tcPr>
             <w:tcW w:type="dxa" w:w="7943"/>
@@ -1227,6 +1277,9 @@
         </w:tc>
       </w:tr>
       <w:tr>
+        <w:trPr>
+          <w:cantSplit/>
+        </w:trPr>
         <w:tc>
           <w:tcPr>
             <w:tcW w:type="dxa" w:w="7943"/>
@@ -1277,6 +1330,9 @@
         </w:tc>
       </w:tr>
       <w:tr>
+        <w:trPr>
+          <w:cantSplit/>
+        </w:trPr>
         <w:tc>
           <w:tcPr>
             <w:tcW w:type="dxa" w:w="7943"/>
@@ -1327,6 +1383,9 @@
         </w:tc>
       </w:tr>
       <w:tr>
+        <w:trPr>
+          <w:cantSplit/>
+        </w:trPr>
         <w:tc>
           <w:tcPr>
             <w:tcW w:type="dxa" w:w="7943"/>
@@ -1381,6 +1440,9 @@
         </w:tc>
       </w:tr>
       <w:tr>
+        <w:trPr>
+          <w:cantSplit/>
+        </w:trPr>
         <w:tc>
           <w:tcPr>
             <w:tcW w:type="dxa" w:w="7943"/>
@@ -1425,7 +1487,7 @@
                 <w:sz w:val="19"/>
                 <w:szCs w:val="19"/>
               </w:rPr>
-              <w:t xml:space="preserve">23</w:t>
+              <w:t xml:space="preserve">22</w:t>
             </w:r>
           </w:p>
         </w:tc>
@@ -1569,7 +1631,7 @@
                 <w:sz w:val="20"/>
                 <w:szCs w:val="20"/>
               </w:rPr>
-              <w:t xml:space="preserve">This is an architectural constraint, not an observation. The reader's outputs are optocoupler open-collector devices sized for the DVP's 2.94 mA input demand. A VFD input typically draws 5–10 mA and is outside what they can guarantee. If the panel is later "simplified" by taking SPEED or DIRECTION straight to a drive, it will not work — and it will fail intermittently and when hot, rather than cleanly.</w:t>
+              <w:t xml:space="preserve">This is an architectural constraint, not an observation. The reader's outputs are optocoupler open-collector devices sized for the DVP's 2.94 mA input demand. A VFD input typically draws 5–10 mA and is outside what they can guarantee.</w:t>
             </w:r>
           </w:p>
         </w:tc>
@@ -1585,7 +1647,7 @@
         <w:spacing w:after="120" w:before="0"/>
       </w:pPr>
       <w:r>
-        <w:t xml:space="preserve">Electrically, all eleven channels share a single return, FIELD_COM (J26 pin 8), which is the field supply 0 V. The reader board's own internal ground is isolated from FIELD_COM by a 2500 Vrms optocoupler barrier. Section 3.4 explains why that barrier must not be defeated by earthing.</w:t>
+        <w:t xml:space="preserve">Electrically, all eleven channels share a single return, FIELD_COM (J26 pin 8), which is the field supply 0 V. The Intelli-RFID Reader's own internal ground is isolated from FIELD_COM by a 2500 Vrms optocoupler barrier. Section 3.4 explains why that barrier must not be defeated by earthing.</w:t>
       </w:r>
     </w:p>
     <w:p>
@@ -1726,6 +1788,7 @@
       </w:tblGrid>
       <w:tr>
         <w:trPr>
+          <w:cantSplit/>
           <w:tblHeader/>
         </w:trPr>
         <w:tc>
@@ -1811,6 +1874,9 @@
         </w:tc>
       </w:tr>
       <w:tr>
+        <w:trPr>
+          <w:cantSplit/>
+        </w:trPr>
         <w:tc>
           <w:tcPr>
             <w:tcW w:type="dxa" w:w="2347"/>
@@ -1887,6 +1953,9 @@
         </w:tc>
       </w:tr>
       <w:tr>
+        <w:trPr>
+          <w:cantSplit/>
+        </w:trPr>
         <w:tc>
           <w:tcPr>
             <w:tcW w:type="dxa" w:w="2347"/>
@@ -2104,6 +2173,7 @@
       </w:tblGrid>
       <w:tr>
         <w:trPr>
+          <w:cantSplit/>
           <w:tblHeader/>
         </w:trPr>
         <w:tc>
@@ -2189,6 +2259,9 @@
         </w:tc>
       </w:tr>
       <w:tr>
+        <w:trPr>
+          <w:cantSplit/>
+        </w:trPr>
         <w:tc>
           <w:tcPr>
             <w:tcW w:type="dxa" w:w="2347"/>
@@ -2263,6 +2336,9 @@
         </w:tc>
       </w:tr>
       <w:tr>
+        <w:trPr>
+          <w:cantSplit/>
+        </w:trPr>
         <w:tc>
           <w:tcPr>
             <w:tcW w:type="dxa" w:w="2347"/>
@@ -2337,6 +2413,9 @@
         </w:tc>
       </w:tr>
       <w:tr>
+        <w:trPr>
+          <w:cantSplit/>
+        </w:trPr>
         <w:tc>
           <w:tcPr>
             <w:tcW w:type="dxa" w:w="2347"/>
@@ -2411,6 +2490,9 @@
         </w:tc>
       </w:tr>
       <w:tr>
+        <w:trPr>
+          <w:cantSplit/>
+        </w:trPr>
         <w:tc>
           <w:tcPr>
             <w:tcW w:type="dxa" w:w="2347"/>
@@ -2485,6 +2567,9 @@
         </w:tc>
       </w:tr>
       <w:tr>
+        <w:trPr>
+          <w:cantSplit/>
+        </w:trPr>
         <w:tc>
           <w:tcPr>
             <w:tcW w:type="dxa" w:w="2347"/>
@@ -2559,6 +2644,9 @@
         </w:tc>
       </w:tr>
       <w:tr>
+        <w:trPr>
+          <w:cantSplit/>
+        </w:trPr>
         <w:tc>
           <w:tcPr>
             <w:tcW w:type="dxa" w:w="2347"/>
@@ -2688,6 +2776,7 @@
       </w:tblGrid>
       <w:tr>
         <w:trPr>
+          <w:cantSplit/>
           <w:tblHeader/>
         </w:trPr>
         <w:tc>
@@ -2746,6 +2835,9 @@
         </w:tc>
       </w:tr>
       <w:tr>
+        <w:trPr>
+          <w:cantSplit/>
+        </w:trPr>
         <w:tc>
           <w:tcPr>
             <w:tcW w:type="dxa" w:w="2888"/>
@@ -2800,6 +2892,9 @@
         </w:tc>
       </w:tr>
       <w:tr>
+        <w:trPr>
+          <w:cantSplit/>
+        </w:trPr>
         <w:tc>
           <w:tcPr>
             <w:tcW w:type="dxa" w:w="2888"/>
@@ -2854,6 +2949,9 @@
         </w:tc>
       </w:tr>
       <w:tr>
+        <w:trPr>
+          <w:cantSplit/>
+        </w:trPr>
         <w:tc>
           <w:tcPr>
             <w:tcW w:type="dxa" w:w="2888"/>
@@ -2904,6 +3002,9 @@
         </w:tc>
       </w:tr>
       <w:tr>
+        <w:trPr>
+          <w:cantSplit/>
+        </w:trPr>
         <w:tc>
           <w:tcPr>
             <w:tcW w:type="dxa" w:w="2888"/>
@@ -2958,6 +3059,9 @@
         </w:tc>
       </w:tr>
       <w:tr>
+        <w:trPr>
+          <w:cantSplit/>
+        </w:trPr>
         <w:tc>
           <w:tcPr>
             <w:tcW w:type="dxa" w:w="2888"/>
@@ -3008,6 +3112,9 @@
         </w:tc>
       </w:tr>
       <w:tr>
+        <w:trPr>
+          <w:cantSplit/>
+        </w:trPr>
         <w:tc>
           <w:tcPr>
             <w:tcW w:type="dxa" w:w="2888"/>
@@ -3062,6 +3169,9 @@
         </w:tc>
       </w:tr>
       <w:tr>
+        <w:trPr>
+          <w:cantSplit/>
+        </w:trPr>
         <w:tc>
           <w:tcPr>
             <w:tcW w:type="dxa" w:w="2888"/>
@@ -3116,6 +3226,9 @@
         </w:tc>
       </w:tr>
       <w:tr>
+        <w:trPr>
+          <w:cantSplit/>
+        </w:trPr>
         <w:tc>
           <w:tcPr>
             <w:tcW w:type="dxa" w:w="2888"/>
@@ -3608,7 +3721,7 @@
                 <w:sz w:val="20"/>
                 <w:szCs w:val="20"/>
               </w:rPr>
-              <w:t xml:space="preserve">The reader board's ground is already earthed on site, through the antenna feeder screen and the enclosure earth stud. Earthing the 24 V negative rail is common panel practice — but if both are done, FIELD_COM meets board ground through the earth path and the 2500 Vrms optocoupler barrier becomes decorative.</w:t>
+              <w:t xml:space="preserve">The reader's ground is already earthed on site, through the antenna feeder screen and the enclosure earth stud. Earthing the 24 V negative rail is common panel practice — but if both are done, FIELD_COM meets the reader's ground through the earth path and the 2500 Vrms optocoupler barrier becomes decorative.</w:t>
             </w:r>
           </w:p>
           <w:p>
@@ -3717,6 +3830,7 @@
       </w:tblGrid>
       <w:tr>
         <w:trPr>
+          <w:cantSplit/>
           <w:tblHeader/>
         </w:trPr>
         <w:tc>
@@ -3856,6 +3970,9 @@
         </w:tc>
       </w:tr>
       <w:tr>
+        <w:trPr>
+          <w:cantSplit/>
+        </w:trPr>
         <w:tc>
           <w:tcPr>
             <w:tcW w:type="dxa" w:w="903"/>
@@ -3981,6 +4098,9 @@
         </w:tc>
       </w:tr>
       <w:tr>
+        <w:trPr>
+          <w:cantSplit/>
+        </w:trPr>
         <w:tc>
           <w:tcPr>
             <w:tcW w:type="dxa" w:w="903"/>
@@ -4106,6 +4226,9 @@
         </w:tc>
       </w:tr>
       <w:tr>
+        <w:trPr>
+          <w:cantSplit/>
+        </w:trPr>
         <w:tc>
           <w:tcPr>
             <w:tcW w:type="dxa" w:w="903"/>
@@ -4231,6 +4354,9 @@
         </w:tc>
       </w:tr>
       <w:tr>
+        <w:trPr>
+          <w:cantSplit/>
+        </w:trPr>
         <w:tc>
           <w:tcPr>
             <w:tcW w:type="dxa" w:w="903"/>
@@ -4350,12 +4476,15 @@
                 <w:sz w:val="19"/>
                 <w:szCs w:val="19"/>
               </w:rPr>
-              <w:t xml:space="preserve">Direction of travel</w:t>
-            </w:r>
-          </w:p>
-        </w:tc>
-      </w:tr>
-      <w:tr>
+              <w:t xml:space="preserve">Direction of travel — OFF = forward, ON = reverse (§5.4)</w:t>
+            </w:r>
+          </w:p>
+        </w:tc>
+      </w:tr>
+      <w:tr>
+        <w:trPr>
+          <w:cantSplit/>
+        </w:trPr>
         <w:tc>
           <w:tcPr>
             <w:tcW w:type="dxa" w:w="903"/>
@@ -4485,6 +4614,9 @@
         </w:tc>
       </w:tr>
       <w:tr>
+        <w:trPr>
+          <w:cantSplit/>
+        </w:trPr>
         <w:tc>
           <w:tcPr>
             <w:tcW w:type="dxa" w:w="903"/>
@@ -4614,6 +4746,9 @@
         </w:tc>
       </w:tr>
       <w:tr>
+        <w:trPr>
+          <w:cantSplit/>
+        </w:trPr>
         <w:tc>
           <w:tcPr>
             <w:tcW w:type="dxa" w:w="903"/>
@@ -4841,6 +4976,7 @@
       </w:tblGrid>
       <w:tr>
         <w:trPr>
+          <w:cantSplit/>
           <w:tblHeader/>
         </w:trPr>
         <w:tc>
@@ -4980,6 +5116,9 @@
         </w:tc>
       </w:tr>
       <w:tr>
+        <w:trPr>
+          <w:cantSplit/>
+        </w:trPr>
         <w:tc>
           <w:tcPr>
             <w:tcW w:type="dxa" w:w="1083"/>
@@ -5099,12 +5238,15 @@
                 <w:sz w:val="19"/>
                 <w:szCs w:val="19"/>
               </w:rPr>
-              <w:t xml:space="preserve">A carton has arrived in the RFID reading zone</w:t>
-            </w:r>
-          </w:p>
-        </w:tc>
-      </w:tr>
-      <w:tr>
+              <w:t xml:space="preserve">A carton has arrived in the RFID reading zone — 2 s pulse (§5.5)</w:t>
+            </w:r>
+          </w:p>
+        </w:tc>
+      </w:tr>
+      <w:tr>
+        <w:trPr>
+          <w:cantSplit/>
+        </w:trPr>
         <w:tc>
           <w:tcPr>
             <w:tcW w:type="dxa" w:w="1083"/>
@@ -5224,12 +5366,15 @@
                 <w:sz w:val="19"/>
                 <w:szCs w:val="19"/>
               </w:rPr>
-              <w:t xml:space="preserve">The carton has left the reading zone</w:t>
-            </w:r>
-          </w:p>
-        </w:tc>
-      </w:tr>
-      <w:tr>
+              <w:t xml:space="preserve">The carton has left the reading zone — 2 s pulse (§5.5)</w:t>
+            </w:r>
+          </w:p>
+        </w:tc>
+      </w:tr>
+      <w:tr>
+        <w:trPr>
+          <w:cantSplit/>
+        </w:trPr>
         <w:tc>
           <w:tcPr>
             <w:tcW w:type="dxa" w:w="1083"/>
@@ -5359,6 +5504,9 @@
         </w:tc>
       </w:tr>
       <w:tr>
+        <w:trPr>
+          <w:cantSplit/>
+        </w:trPr>
         <w:tc>
           <w:tcPr>
             <w:tcW w:type="dxa" w:w="1083"/>
@@ -5524,6 +5672,7 @@
       </w:tblGrid>
       <w:tr>
         <w:trPr>
+          <w:cantSplit/>
           <w:tblHeader/>
         </w:trPr>
         <w:tc>
@@ -5636,6 +5785,9 @@
         </w:tc>
       </w:tr>
       <w:tr>
+        <w:trPr>
+          <w:cantSplit/>
+        </w:trPr>
         <w:tc>
           <w:tcPr>
             <w:tcW w:type="dxa" w:w="1083"/>
@@ -5737,6 +5889,9 @@
         </w:tc>
       </w:tr>
       <w:tr>
+        <w:trPr>
+          <w:cantSplit/>
+        </w:trPr>
         <w:tc>
           <w:tcPr>
             <w:tcW w:type="dxa" w:w="1083"/>
@@ -5903,6 +6058,7 @@
       </w:tblGrid>
       <w:tr>
         <w:trPr>
+          <w:cantSplit/>
           <w:tblHeader/>
         </w:trPr>
         <w:tc>
@@ -6042,6 +6198,9 @@
         </w:tc>
       </w:tr>
       <w:tr>
+        <w:trPr>
+          <w:cantSplit/>
+        </w:trPr>
         <w:tc>
           <w:tcPr>
             <w:tcW w:type="dxa" w:w="1444"/>
@@ -6168,6 +6327,9 @@
         </w:tc>
       </w:tr>
       <w:tr>
+        <w:trPr>
+          <w:cantSplit/>
+        </w:trPr>
         <w:tc>
           <w:tcPr>
             <w:tcW w:type="dxa" w:w="1444"/>
@@ -6290,6 +6452,9 @@
         </w:tc>
       </w:tr>
       <w:tr>
+        <w:trPr>
+          <w:cantSplit/>
+        </w:trPr>
         <w:tc>
           <w:tcPr>
             <w:tcW w:type="dxa" w:w="1444"/>
@@ -6412,6 +6577,9 @@
         </w:tc>
       </w:tr>
       <w:tr>
+        <w:trPr>
+          <w:cantSplit/>
+        </w:trPr>
         <w:tc>
           <w:tcPr>
             <w:tcW w:type="dxa" w:w="1444"/>
@@ -6534,6 +6702,9 @@
         </w:tc>
       </w:tr>
       <w:tr>
+        <w:trPr>
+          <w:cantSplit/>
+        </w:trPr>
         <w:tc>
           <w:tcPr>
             <w:tcW w:type="dxa" w:w="1444"/>
@@ -6656,6 +6827,9 @@
         </w:tc>
       </w:tr>
       <w:tr>
+        <w:trPr>
+          <w:cantSplit/>
+        </w:trPr>
         <w:tc>
           <w:tcPr>
             <w:tcW w:type="dxa" w:w="1444"/>
@@ -6778,6 +6952,9 @@
         </w:tc>
       </w:tr>
       <w:tr>
+        <w:trPr>
+          <w:cantSplit/>
+        </w:trPr>
         <w:tc>
           <w:tcPr>
             <w:tcW w:type="dxa" w:w="1444"/>
@@ -6900,6 +7077,9 @@
         </w:tc>
       </w:tr>
       <w:tr>
+        <w:trPr>
+          <w:cantSplit/>
+        </w:trPr>
         <w:tc>
           <w:tcPr>
             <w:tcW w:type="dxa" w:w="1444"/>
@@ -7165,7 +7345,7 @@
         <w:spacing w:after="120" w:before="0"/>
       </w:pPr>
       <w:r>
-        <w:t xml:space="preserve">The DVP's 10 ms input filter absorbs the skew itself, but the three channels' filters expire independently, so a scan boundary can still fall between them. This cannot be fixed on the reader side; nothing in copper can fix it. It is handled in the ladder — see requirement R1.</w:t>
+        <w:t xml:space="preserve">The DVP's 10 ms input filter absorbs the skew itself, but the three channels' filters expire independently, so a scan boundary can still fall between them. It is handled in the ladder — see requirement R1.</w:t>
       </w:r>
     </w:p>
     <w:p>
@@ -7204,6 +7384,7 @@
       </w:tblGrid>
       <w:tr>
         <w:trPr>
+          <w:cantSplit/>
           <w:tblHeader/>
         </w:trPr>
         <w:tc>
@@ -7289,6 +7470,9 @@
         </w:tc>
       </w:tr>
       <w:tr>
+        <w:trPr>
+          <w:cantSplit/>
+        </w:trPr>
         <w:tc>
           <w:tcPr>
             <w:tcW w:type="dxa" w:w="1625"/>
@@ -7369,6 +7553,9 @@
         </w:tc>
       </w:tr>
       <w:tr>
+        <w:trPr>
+          <w:cantSplit/>
+        </w:trPr>
         <w:tc>
           <w:tcPr>
             <w:tcW w:type="dxa" w:w="1625"/>
@@ -7449,6 +7636,9 @@
         </w:tc>
       </w:tr>
       <w:tr>
+        <w:trPr>
+          <w:cantSplit/>
+        </w:trPr>
         <w:tc>
           <w:tcPr>
             <w:tcW w:type="dxa" w:w="1625"/>
@@ -7551,7 +7741,7 @@
         <w:tc>
           <w:tcPr>
             <w:tcW w:type="dxa" w:w="9026"/>
-            <w:shd w:fill="E8F5E9" w:val="clear"/>
+            <w:shd w:fill="FFF2CC" w:val="clear"/>
             <w:tcMar>
               <w:top w:type="dxa" w:w="120"/>
               <w:left w:type="dxa" w:w="160"/>
@@ -7570,7 +7760,7 @@
                 <w:sz w:val="20"/>
                 <w:szCs w:val="20"/>
               </w:rPr>
-              <w:t xml:space="preserve">Why width, and not a count of pulses</w:t>
+              <w:t xml:space="preserve">⚠️ The decoding rule is the requirement, not the timings</w:t>
             </w:r>
           </w:p>
           <w:p>
@@ -7584,7 +7774,7 @@
                 <w:sz w:val="20"/>
                 <w:szCs w:val="20"/>
               </w:rPr>
-              <w:t xml:space="preserve">The obvious encoding — one pulse for fail, two for pass — fails in the dangerous direction. All eleven channels share one return, and the design already anticipates cross-channel disturbance arriving on it. A single induced spike adds a pulse, which would upgrade a FAIL to a PASS and put a bad carton into stock silently.</w:t>
+              <w:t xml:space="preserve">Decode strictly: measure the width, and treat ONLY a clean single pulse inside the PASS band as PASS. Never infer PASS from “not FAIL”, and never treat an out-of-band pulse as “probably PASS”.</w:t>
             </w:r>
           </w:p>
           <w:p>
@@ -7596,69 +7786,602 @@
                 <w:sz w:val="20"/>
                 <w:szCs w:val="20"/>
               </w:rPr>
-              <w:t xml:space="preserve">With width encoding every plausible corruption lands on FAIL, which is the safe direction:</w:t>
-            </w:r>
-          </w:p>
-          <w:p>
-            <w:pPr>
-              <w:spacing w:after="60"/>
-            </w:pPr>
-            <w:r>
-              <w:rPr>
-                <w:sz w:val="20"/>
-                <w:szCs w:val="20"/>
-              </w:rPr>
-              <w:t xml:space="preserve">   •  a spike creates a short pulse  →  FAIL</w:t>
-            </w:r>
-          </w:p>
-          <w:p>
-            <w:pPr>
-              <w:spacing w:after="60"/>
-            </w:pPr>
-            <w:r>
-              <w:rPr>
-                <w:sz w:val="20"/>
-                <w:szCs w:val="20"/>
-              </w:rPr>
-              <w:t xml:space="preserve">   •  a truncated PASS pulse reads short  →  FAIL</w:t>
-            </w:r>
-          </w:p>
-          <w:p>
-            <w:pPr>
-              <w:spacing w:after="60"/>
-            </w:pPr>
-            <w:r>
-              <w:rPr>
-                <w:sz w:val="20"/>
-                <w:szCs w:val="20"/>
-              </w:rPr>
-              <w:t xml:space="preserve">   •  two pulses arrive  →  FAIL</w:t>
-            </w:r>
-          </w:p>
-          <w:p>
-            <w:pPr>
-              <w:spacing w:after="60"/>
-            </w:pPr>
-            <w:r>
-              <w:rPr>
-                <w:sz w:val="20"/>
-                <w:szCs w:val="20"/>
-              </w:rPr>
-              <w:t xml:space="preserve">   •  nothing arrives  →  FAIL</w:t>
-            </w:r>
-          </w:p>
-          <w:p>
-            <w:pPr>
-              <w:spacing w:after="60"/>
-            </w:pPr>
-            <w:r>
-              <w:rPr>
-                <w:b/>
-                <w:bCs/>
-                <w:sz w:val="20"/>
-                <w:szCs w:val="20"/>
-              </w:rPr>
-              <w:t xml:space="preserve">PASS is deliberately the pattern that is hardest to produce by accident: a sustained 500 ms assertion. Noise does not do that.</w:t>
+              <w:t xml:space="preserve">A loose decoder is worse than no verdict channel at all, because it converts an obviously-broken signal into a confidently wrong answer.</w:t>
+            </w:r>
+          </w:p>
+        </w:tc>
+      </w:tr>
+    </w:tbl>
+    <w:p>
+      <w:pPr>
+        <w:spacing w:after="120" w:before="0"/>
+      </w:pPr>
+      <w:r>
+        <w:rPr>
+          <w:b/>
+          <w:bCs/>
+        </w:rPr>
+        <w:t xml:space="preserve">There is exactly one verdict per carton. There is no “no verdict” outcome: if the reader reaches its deadline without deciding, that is a FAIL and it is sent as a FAIL. The verdict is cleared at the start of the next carton cycle.</w:t>
+      </w:r>
+    </w:p>
+    <w:p>
+      <w:pPr>
+        <w:pStyle w:val="Heading2"/>
+        <w:spacing w:after="120" w:before="280"/>
+      </w:pPr>
+      <w:r>
+        <w:t xml:space="preserve">5.4 DIRECTION (X4)</w:t>
+      </w:r>
+    </w:p>
+    <w:p>
+      <w:pPr>
+        <w:spacing w:after="120" w:before="0"/>
+      </w:pPr>
+      <w:r>
+        <w:t xml:space="preserve">X4 carries the direction of travel.</w:t>
+      </w:r>
+    </w:p>
+    <w:tbl>
+      <w:tblPr>
+        <w:tblW w:type="dxa" w:w="9026"/>
+        <w:tblBorders>
+          <w:top w:val="single" w:color="auto" w:sz="4"/>
+          <w:left w:val="single" w:color="auto" w:sz="4"/>
+          <w:bottom w:val="single" w:color="auto" w:sz="4"/>
+          <w:right w:val="single" w:color="auto" w:sz="4"/>
+          <w:insideH w:val="single" w:color="auto" w:sz="4"/>
+          <w:insideV w:val="single" w:color="auto" w:sz="4"/>
+        </w:tblBorders>
+      </w:tblPr>
+      <w:tblGrid>
+        <w:gridCol w:w="1444"/>
+        <w:gridCol w:w="2708"/>
+        <w:gridCol w:w="4874"/>
+      </w:tblGrid>
+      <w:tr>
+        <w:trPr>
+          <w:cantSplit/>
+          <w:tblHeader/>
+        </w:trPr>
+        <w:tc>
+          <w:tcPr>
+            <w:tcW w:type="dxa" w:w="1444"/>
+            <w:shd w:fill="1F4E79" w:val="clear"/>
+            <w:tcMar>
+              <w:top w:type="dxa" w:w="80"/>
+              <w:left w:type="dxa" w:w="110"/>
+              <w:bottom w:type="dxa" w:w="80"/>
+              <w:right w:type="dxa" w:w="110"/>
+            </w:tcMar>
+          </w:tcPr>
+          <w:p>
+            <w:pPr>
+              <w:spacing w:after="0"/>
+            </w:pPr>
+            <w:r>
+              <w:rPr>
+                <w:b/>
+                <w:bCs/>
+                <w:color w:val="FFFFFF"/>
+                <w:sz w:val="19"/>
+                <w:szCs w:val="19"/>
+              </w:rPr>
+              <w:t xml:space="preserve">X4</w:t>
+            </w:r>
+          </w:p>
+        </w:tc>
+        <w:tc>
+          <w:tcPr>
+            <w:tcW w:type="dxa" w:w="2708"/>
+            <w:shd w:fill="1F4E79" w:val="clear"/>
+            <w:tcMar>
+              <w:top w:type="dxa" w:w="80"/>
+              <w:left w:type="dxa" w:w="110"/>
+              <w:bottom w:type="dxa" w:w="80"/>
+              <w:right w:type="dxa" w:w="110"/>
+            </w:tcMar>
+          </w:tcPr>
+          <w:p>
+            <w:pPr>
+              <w:spacing w:after="0"/>
+            </w:pPr>
+            <w:r>
+              <w:rPr>
+                <w:b/>
+                <w:bCs/>
+                <w:color w:val="FFFFFF"/>
+                <w:sz w:val="19"/>
+                <w:szCs w:val="19"/>
+              </w:rPr>
+              <w:t xml:space="preserve">Reader output OUT4</w:t>
+            </w:r>
+          </w:p>
+        </w:tc>
+        <w:tc>
+          <w:tcPr>
+            <w:tcW w:type="dxa" w:w="4874"/>
+            <w:shd w:fill="1F4E79" w:val="clear"/>
+            <w:tcMar>
+              <w:top w:type="dxa" w:w="80"/>
+              <w:left w:type="dxa" w:w="110"/>
+              <w:bottom w:type="dxa" w:w="80"/>
+              <w:right w:type="dxa" w:w="110"/>
+            </w:tcMar>
+          </w:tcPr>
+          <w:p>
+            <w:pPr>
+              <w:spacing w:after="0"/>
+            </w:pPr>
+            <w:r>
+              <w:rPr>
+                <w:b/>
+                <w:bCs/>
+                <w:color w:val="FFFFFF"/>
+                <w:sz w:val="19"/>
+                <w:szCs w:val="19"/>
+              </w:rPr>
+              <w:t xml:space="preserve">Direction</w:t>
+            </w:r>
+          </w:p>
+        </w:tc>
+      </w:tr>
+      <w:tr>
+        <w:trPr>
+          <w:cantSplit/>
+        </w:trPr>
+        <w:tc>
+          <w:tcPr>
+            <w:tcW w:type="dxa" w:w="1444"/>
+            <w:shd w:fill="F2F2F2" w:val="clear"/>
+            <w:tcMar>
+              <w:top w:type="dxa" w:w="70"/>
+              <w:left w:type="dxa" w:w="110"/>
+              <w:bottom w:type="dxa" w:w="70"/>
+              <w:right w:type="dxa" w:w="110"/>
+            </w:tcMar>
+          </w:tcPr>
+          <w:p>
+            <w:pPr>
+              <w:spacing w:after="0"/>
+            </w:pPr>
+            <w:r>
+              <w:rPr>
+                <w:b/>
+                <w:bCs/>
+                <w:sz w:val="19"/>
+                <w:szCs w:val="19"/>
+              </w:rPr>
+              <w:t xml:space="preserve">OFF</w:t>
+            </w:r>
+          </w:p>
+        </w:tc>
+        <w:tc>
+          <w:tcPr>
+            <w:tcW w:type="dxa" w:w="2708"/>
+            <w:shd w:fill="F2F2F2" w:val="clear"/>
+            <w:tcMar>
+              <w:top w:type="dxa" w:w="70"/>
+              <w:left w:type="dxa" w:w="110"/>
+              <w:bottom w:type="dxa" w:w="70"/>
+              <w:right w:type="dxa" w:w="110"/>
+            </w:tcMar>
+          </w:tcPr>
+          <w:p>
+            <w:pPr>
+              <w:spacing w:after="0"/>
+            </w:pPr>
+            <w:r>
+              <w:rPr>
+                <w:sz w:val="19"/>
+                <w:szCs w:val="19"/>
+              </w:rPr>
+              <w:t xml:space="preserve">not asserted</w:t>
+            </w:r>
+          </w:p>
+        </w:tc>
+        <w:tc>
+          <w:tcPr>
+            <w:tcW w:type="dxa" w:w="4874"/>
+            <w:shd w:fill="E8F5E9" w:val="clear"/>
+            <w:tcMar>
+              <w:top w:type="dxa" w:w="70"/>
+              <w:left w:type="dxa" w:w="110"/>
+              <w:bottom w:type="dxa" w:w="70"/>
+              <w:right w:type="dxa" w:w="110"/>
+            </w:tcMar>
+          </w:tcPr>
+          <w:p>
+            <w:pPr>
+              <w:spacing w:after="0"/>
+            </w:pPr>
+            <w:r>
+              <w:rPr>
+                <w:b/>
+                <w:bCs/>
+                <w:sz w:val="19"/>
+                <w:szCs w:val="19"/>
+              </w:rPr>
+              <w:t xml:space="preserve">FORWARD</w:t>
+            </w:r>
+          </w:p>
+        </w:tc>
+      </w:tr>
+      <w:tr>
+        <w:trPr>
+          <w:cantSplit/>
+        </w:trPr>
+        <w:tc>
+          <w:tcPr>
+            <w:tcW w:type="dxa" w:w="1444"/>
+            <w:shd w:fill="FFFFFF" w:val="clear"/>
+            <w:tcMar>
+              <w:top w:type="dxa" w:w="70"/>
+              <w:left w:type="dxa" w:w="110"/>
+              <w:bottom w:type="dxa" w:w="70"/>
+              <w:right w:type="dxa" w:w="110"/>
+            </w:tcMar>
+          </w:tcPr>
+          <w:p>
+            <w:pPr>
+              <w:spacing w:after="0"/>
+            </w:pPr>
+            <w:r>
+              <w:rPr>
+                <w:b/>
+                <w:bCs/>
+                <w:sz w:val="19"/>
+                <w:szCs w:val="19"/>
+              </w:rPr>
+              <w:t xml:space="preserve">ON</w:t>
+            </w:r>
+          </w:p>
+        </w:tc>
+        <w:tc>
+          <w:tcPr>
+            <w:tcW w:type="dxa" w:w="2708"/>
+            <w:shd w:fill="FFFFFF" w:val="clear"/>
+            <w:tcMar>
+              <w:top w:type="dxa" w:w="70"/>
+              <w:left w:type="dxa" w:w="110"/>
+              <w:bottom w:type="dxa" w:w="70"/>
+              <w:right w:type="dxa" w:w="110"/>
+            </w:tcMar>
+          </w:tcPr>
+          <w:p>
+            <w:pPr>
+              <w:spacing w:after="0"/>
+            </w:pPr>
+            <w:r>
+              <w:rPr>
+                <w:sz w:val="19"/>
+                <w:szCs w:val="19"/>
+              </w:rPr>
+              <w:t xml:space="preserve">asserted</w:t>
+            </w:r>
+          </w:p>
+        </w:tc>
+        <w:tc>
+          <w:tcPr>
+            <w:tcW w:type="dxa" w:w="4874"/>
+            <w:shd w:fill="FFF2CC" w:val="clear"/>
+            <w:tcMar>
+              <w:top w:type="dxa" w:w="70"/>
+              <w:left w:type="dxa" w:w="110"/>
+              <w:bottom w:type="dxa" w:w="70"/>
+              <w:right w:type="dxa" w:w="110"/>
+            </w:tcMar>
+          </w:tcPr>
+          <w:p>
+            <w:pPr>
+              <w:spacing w:after="0"/>
+            </w:pPr>
+            <w:r>
+              <w:rPr>
+                <w:b/>
+                <w:bCs/>
+                <w:sz w:val="19"/>
+                <w:szCs w:val="19"/>
+              </w:rPr>
+              <w:t xml:space="preserve">REVERSE</w:t>
+            </w:r>
+          </w:p>
+        </w:tc>
+      </w:tr>
+    </w:tbl>
+    <w:p>
+      <w:pPr>
+        <w:spacing w:after="60"/>
+      </w:pPr>
+    </w:p>
+    <w:p>
+      <w:pPr>
+        <w:spacing w:after="120" w:before="0"/>
+      </w:pPr>
+      <w:r>
+        <w:t xml:space="preserve">X4 is a level, not a pulse. It is held for as long as that direction applies, and it is meaningful whenever SPEED is non-zero. When SPEED = 000 the conveyor is stopped and X4 carries no meaning — do not act on a direction change while stopped; act on it when the speed becomes non-zero.</w:t>
+      </w:r>
+    </w:p>
+    <w:p>
+      <w:pPr>
+        <w:pStyle w:val="Heading2"/>
+        <w:spacing w:after="120" w:before="280"/>
+      </w:pPr>
+      <w:r>
+        <w:t xml:space="preserve">5.5 ZONE_ARRIVE and ZONE_EXIT</w:t>
+      </w:r>
+    </w:p>
+    <w:p>
+      <w:pPr>
+        <w:spacing w:after="120" w:before="0"/>
+      </w:pPr>
+      <w:r>
+        <w:t xml:space="preserve">Y0 tells the reader a carton has arrived in the reading zone; Y1 tells it the carton has left. These are how the PLC frames a read: the reader uses the arrival to know when to start looking and the exit to know the carton is gone.</w:t>
+      </w:r>
+    </w:p>
+    <w:tbl>
+      <w:tblPr>
+        <w:tblW w:type="dxa" w:w="9026"/>
+        <w:tblBorders>
+          <w:top w:val="single" w:color="auto" w:sz="4"/>
+          <w:left w:val="single" w:color="auto" w:sz="4"/>
+          <w:bottom w:val="single" w:color="auto" w:sz="4"/>
+          <w:right w:val="single" w:color="auto" w:sz="4"/>
+          <w:insideH w:val="single" w:color="auto" w:sz="4"/>
+          <w:insideV w:val="single" w:color="auto" w:sz="4"/>
+        </w:tblBorders>
+      </w:tblPr>
+      <w:tblGrid>
+        <w:gridCol w:w="1264"/>
+        <w:gridCol w:w="2166"/>
+        <w:gridCol w:w="5596"/>
+      </w:tblGrid>
+      <w:tr>
+        <w:trPr>
+          <w:cantSplit/>
+          <w:tblHeader/>
+        </w:trPr>
+        <w:tc>
+          <w:tcPr>
+            <w:tcW w:type="dxa" w:w="1264"/>
+            <w:shd w:fill="1F4E79" w:val="clear"/>
+            <w:tcMar>
+              <w:top w:type="dxa" w:w="80"/>
+              <w:left w:type="dxa" w:w="110"/>
+              <w:bottom w:type="dxa" w:w="80"/>
+              <w:right w:type="dxa" w:w="110"/>
+            </w:tcMar>
+          </w:tcPr>
+          <w:p>
+            <w:pPr>
+              <w:spacing w:after="0"/>
+            </w:pPr>
+            <w:r>
+              <w:rPr>
+                <w:b/>
+                <w:bCs/>
+                <w:color w:val="FFFFFF"/>
+                <w:sz w:val="19"/>
+                <w:szCs w:val="19"/>
+              </w:rPr>
+              <w:t xml:space="preserve">PLC output</w:t>
+            </w:r>
+          </w:p>
+        </w:tc>
+        <w:tc>
+          <w:tcPr>
+            <w:tcW w:type="dxa" w:w="2166"/>
+            <w:shd w:fill="1F4E79" w:val="clear"/>
+            <w:tcMar>
+              <w:top w:type="dxa" w:w="80"/>
+              <w:left w:type="dxa" w:w="110"/>
+              <w:bottom w:type="dxa" w:w="80"/>
+              <w:right w:type="dxa" w:w="110"/>
+            </w:tcMar>
+          </w:tcPr>
+          <w:p>
+            <w:pPr>
+              <w:spacing w:after="0"/>
+            </w:pPr>
+            <w:r>
+              <w:rPr>
+                <w:b/>
+                <w:bCs/>
+                <w:color w:val="FFFFFF"/>
+                <w:sz w:val="19"/>
+                <w:szCs w:val="19"/>
+              </w:rPr>
+              <w:t xml:space="preserve">Signal</w:t>
+            </w:r>
+          </w:p>
+        </w:tc>
+        <w:tc>
+          <w:tcPr>
+            <w:tcW w:type="dxa" w:w="5596"/>
+            <w:shd w:fill="1F4E79" w:val="clear"/>
+            <w:tcMar>
+              <w:top w:type="dxa" w:w="80"/>
+              <w:left w:type="dxa" w:w="110"/>
+              <w:bottom w:type="dxa" w:w="80"/>
+              <w:right w:type="dxa" w:w="110"/>
+            </w:tcMar>
+          </w:tcPr>
+          <w:p>
+            <w:pPr>
+              <w:spacing w:after="0"/>
+            </w:pPr>
+            <w:r>
+              <w:rPr>
+                <w:b/>
+                <w:bCs/>
+                <w:color w:val="FFFFFF"/>
+                <w:sz w:val="19"/>
+                <w:szCs w:val="19"/>
+              </w:rPr>
+              <w:t xml:space="preserve">How it is driven</w:t>
+            </w:r>
+          </w:p>
+        </w:tc>
+      </w:tr>
+      <w:tr>
+        <w:trPr>
+          <w:cantSplit/>
+        </w:trPr>
+        <w:tc>
+          <w:tcPr>
+            <w:tcW w:type="dxa" w:w="1264"/>
+            <w:shd w:fill="F2F2F2" w:val="clear"/>
+            <w:tcMar>
+              <w:top w:type="dxa" w:w="70"/>
+              <w:left w:type="dxa" w:w="110"/>
+              <w:bottom w:type="dxa" w:w="70"/>
+              <w:right w:type="dxa" w:w="110"/>
+            </w:tcMar>
+          </w:tcPr>
+          <w:p>
+            <w:pPr>
+              <w:spacing w:after="0"/>
+            </w:pPr>
+            <w:r>
+              <w:rPr>
+                <w:b/>
+                <w:bCs/>
+                <w:sz w:val="19"/>
+                <w:szCs w:val="19"/>
+              </w:rPr>
+              <w:t xml:space="preserve">Y0</w:t>
+            </w:r>
+          </w:p>
+        </w:tc>
+        <w:tc>
+          <w:tcPr>
+            <w:tcW w:type="dxa" w:w="2166"/>
+            <w:shd w:fill="F2F2F2" w:val="clear"/>
+            <w:tcMar>
+              <w:top w:type="dxa" w:w="70"/>
+              <w:left w:type="dxa" w:w="110"/>
+              <w:bottom w:type="dxa" w:w="70"/>
+              <w:right w:type="dxa" w:w="110"/>
+            </w:tcMar>
+          </w:tcPr>
+          <w:p>
+            <w:pPr>
+              <w:spacing w:after="0"/>
+            </w:pPr>
+            <w:r>
+              <w:rPr>
+                <w:rFonts w:ascii="Consolas" w:cs="Consolas" w:eastAsia="Consolas" w:hAnsi="Consolas"/>
+                <w:sz w:val="19"/>
+                <w:szCs w:val="19"/>
+              </w:rPr>
+              <w:t xml:space="preserve">ZONE_ARRIVE</w:t>
+            </w:r>
+          </w:p>
+        </w:tc>
+        <w:tc>
+          <w:tcPr>
+            <w:tcW w:type="dxa" w:w="5596"/>
+            <w:shd w:fill="F2F2F2" w:val="clear"/>
+            <w:tcMar>
+              <w:top w:type="dxa" w:w="70"/>
+              <w:left w:type="dxa" w:w="110"/>
+              <w:bottom w:type="dxa" w:w="70"/>
+              <w:right w:type="dxa" w:w="110"/>
+            </w:tcMar>
+          </w:tcPr>
+          <w:p>
+            <w:pPr>
+              <w:spacing w:after="0"/>
+            </w:pPr>
+            <w:r>
+              <w:rPr>
+                <w:b/>
+                <w:bCs/>
+                <w:sz w:val="19"/>
+                <w:szCs w:val="19"/>
+              </w:rPr>
+              <w:t xml:space="preserve">Assert HIGH for 2 seconds, then release</w:t>
+            </w:r>
+          </w:p>
+        </w:tc>
+      </w:tr>
+      <w:tr>
+        <w:trPr>
+          <w:cantSplit/>
+        </w:trPr>
+        <w:tc>
+          <w:tcPr>
+            <w:tcW w:type="dxa" w:w="1264"/>
+            <w:shd w:fill="FFFFFF" w:val="clear"/>
+            <w:tcMar>
+              <w:top w:type="dxa" w:w="70"/>
+              <w:left w:type="dxa" w:w="110"/>
+              <w:bottom w:type="dxa" w:w="70"/>
+              <w:right w:type="dxa" w:w="110"/>
+            </w:tcMar>
+          </w:tcPr>
+          <w:p>
+            <w:pPr>
+              <w:spacing w:after="0"/>
+            </w:pPr>
+            <w:r>
+              <w:rPr>
+                <w:b/>
+                <w:bCs/>
+                <w:sz w:val="19"/>
+                <w:szCs w:val="19"/>
+              </w:rPr>
+              <w:t xml:space="preserve">Y1</w:t>
+            </w:r>
+          </w:p>
+        </w:tc>
+        <w:tc>
+          <w:tcPr>
+            <w:tcW w:type="dxa" w:w="2166"/>
+            <w:shd w:fill="FFFFFF" w:val="clear"/>
+            <w:tcMar>
+              <w:top w:type="dxa" w:w="70"/>
+              <w:left w:type="dxa" w:w="110"/>
+              <w:bottom w:type="dxa" w:w="70"/>
+              <w:right w:type="dxa" w:w="110"/>
+            </w:tcMar>
+          </w:tcPr>
+          <w:p>
+            <w:pPr>
+              <w:spacing w:after="0"/>
+            </w:pPr>
+            <w:r>
+              <w:rPr>
+                <w:rFonts w:ascii="Consolas" w:cs="Consolas" w:eastAsia="Consolas" w:hAnsi="Consolas"/>
+                <w:sz w:val="19"/>
+                <w:szCs w:val="19"/>
+              </w:rPr>
+              <w:t xml:space="preserve">ZONE_EXIT</w:t>
+            </w:r>
+          </w:p>
+        </w:tc>
+        <w:tc>
+          <w:tcPr>
+            <w:tcW w:type="dxa" w:w="5596"/>
+            <w:shd w:fill="FFFFFF" w:val="clear"/>
+            <w:tcMar>
+              <w:top w:type="dxa" w:w="70"/>
+              <w:left w:type="dxa" w:w="110"/>
+              <w:bottom w:type="dxa" w:w="70"/>
+              <w:right w:type="dxa" w:w="110"/>
+            </w:tcMar>
+          </w:tcPr>
+          <w:p>
+            <w:pPr>
+              <w:spacing w:after="0"/>
+            </w:pPr>
+            <w:r>
+              <w:rPr>
+                <w:b/>
+                <w:bCs/>
+                <w:sz w:val="19"/>
+                <w:szCs w:val="19"/>
+              </w:rPr>
+              <w:t xml:space="preserve">Assert HIGH for 2 seconds, then release</w:t>
             </w:r>
           </w:p>
         </w:tc>
@@ -7688,7 +8411,7 @@
         <w:tc>
           <w:tcPr>
             <w:tcW w:type="dxa" w:w="9026"/>
-            <w:shd w:fill="FFF2CC" w:val="clear"/>
+            <w:shd w:fill="F2F2F2" w:val="clear"/>
             <w:tcMar>
               <w:top w:type="dxa" w:w="120"/>
               <w:left w:type="dxa" w:w="160"/>
@@ -7707,7 +8430,7 @@
                 <w:sz w:val="20"/>
                 <w:szCs w:val="20"/>
               </w:rPr>
-              <w:t xml:space="preserve">⚠️ The decoding rule is the requirement, not the timings</w:t>
+              <w:t xml:space="preserve">These are 2-second pulses, not occupancy levels</w:t>
             </w:r>
           </w:p>
           <w:p>
@@ -7721,7 +8444,7 @@
                 <w:sz w:val="20"/>
                 <w:szCs w:val="20"/>
               </w:rPr>
-              <w:t xml:space="preserve">Decode strictly: measure the width, and treat ONLY a clean single pulse inside the PASS band as PASS. Never infer PASS from “not FAIL”, and never treat an out-of-band pulse as “probably PASS”.</w:t>
+              <w:t xml:space="preserve">Do not hold Y0 for as long as the carton is in the zone, and do not hold Y1 after the carton has gone. Energise the output, hold it 2 seconds, release it.</w:t>
             </w:r>
           </w:p>
           <w:p>
@@ -7733,78 +8456,24 @@
                 <w:sz w:val="20"/>
                 <w:szCs w:val="20"/>
               </w:rPr>
-              <w:t xml:space="preserve">A loose decoder is worse than no verdict channel at all, because it converts an obviously-broken signal into a confidently wrong answer.</w:t>
+              <w:t xml:space="preserve">Two seconds is chosen to be unambiguous over a long field cable and well clear of the 10 ms debounce at each end. Timing accuracy is not critical — anything close to 2 s is fine.</w:t>
+            </w:r>
+          </w:p>
+          <w:p>
+            <w:pPr>
+              <w:spacing w:after="60"/>
+            </w:pPr>
+            <w:r>
+              <w:rPr>
+                <w:sz w:val="20"/>
+                <w:szCs w:val="20"/>
+              </w:rPr>
+              <w:t xml:space="preserve">Do not overlap them. A carton's ZONE_EXIT pulse must not begin while that carton's ZONE_ARRIVE pulse is still high.</w:t>
             </w:r>
           </w:p>
         </w:tc>
       </w:tr>
     </w:tbl>
-    <w:p>
-      <w:pPr>
-        <w:spacing w:after="120" w:before="0"/>
-      </w:pPr>
-      <w:r>
-        <w:rPr>
-          <w:b/>
-          <w:bCs/>
-        </w:rPr>
-        <w:t xml:space="preserve">There is exactly one verdict per carton. There is no “no verdict” outcome: if the reader reaches its deadline without deciding, that is a FAIL and it is sent as a FAIL. The verdict is cleared at the start of the next carton cycle.</w:t>
-      </w:r>
-    </w:p>
-    <w:p>
-      <w:pPr>
-        <w:spacing w:after="120" w:before="0"/>
-      </w:pPr>
-      <w:r>
-        <w:rPr>
-          <w:i/>
-          <w:iCs/>
-        </w:rPr>
-        <w:t xml:space="preserve">Cost of the merge, stated honestly: a PASS now takes up to 500 ms to deliver, where two separate wires asserted immediately. That is time taken out of the carton's transit budget, and it needs checking against the verdict deadline — see Q6 in §11.</w:t>
-      </w:r>
-    </w:p>
-    <w:p>
-      <w:pPr>
-        <w:pStyle w:val="Heading2"/>
-        <w:spacing w:after="120" w:before="280"/>
-      </w:pPr>
-      <w:r>
-        <w:t xml:space="preserve">5.4 DIRECTION (X4)</w:t>
-      </w:r>
-    </w:p>
-    <w:p>
-      <w:pPr>
-        <w:spacing w:after="120" w:before="0"/>
-      </w:pPr>
-      <w:r>
-        <w:t xml:space="preserve">X4 carries the direction of travel. Which state means which direction is not yet specified — see Q1 in §11. Please do not infer it from the label.</w:t>
-      </w:r>
-    </w:p>
-    <w:p>
-      <w:pPr>
-        <w:pStyle w:val="Heading2"/>
-        <w:spacing w:after="120" w:before="280"/>
-      </w:pPr>
-      <w:r>
-        <w:t xml:space="preserve">5.5 ZONE_ARRIVE and ZONE_EXIT</w:t>
-      </w:r>
-    </w:p>
-    <w:p>
-      <w:pPr>
-        <w:spacing w:after="120" w:before="0"/>
-      </w:pPr>
-      <w:r>
-        <w:t xml:space="preserve">Y0 tells the reader a carton has arrived in the reading zone; Y1 tells it the carton has left. These are how the PLC frames a read: the reader uses the arrival to know when to start looking and the exit to know the carton is gone.</w:t>
-      </w:r>
-    </w:p>
-    <w:p>
-      <w:pPr>
-        <w:spacing w:after="120" w:before="0"/>
-      </w:pPr>
-      <w:r>
-        <w:t xml:space="preserve">Whether the reader expects these as edges or as levels held for the duration of occupancy is listed as Q3 in §11 and will be confirmed.</w:t>
-      </w:r>
-    </w:p>
     <w:p>
       <w:pPr>
         <w:pStyle w:val="Heading2"/>
@@ -7852,7 +8521,7 @@
                 <w:sz w:val="20"/>
                 <w:szCs w:val="20"/>
               </w:rPr>
-              <w:t xml:space="preserve">Why this channel exists, and why it was worth merging the verdict to get it</w:t>
+              <w:t xml:space="preserve">Why this channel exists</w:t>
             </w:r>
           </w:p>
           <w:p>
@@ -7896,11 +8565,6 @@
         </w:tc>
       </w:tr>
     </w:tbl>
-    <w:p>
-      <w:r>
-        <w:br w:type="page"/>
-      </w:r>
-    </w:p>
     <w:p>
       <w:pPr>
         <w:pStyle w:val="Heading1"/>
@@ -8034,6 +8698,7 @@
       </w:tblGrid>
       <w:tr>
         <w:trPr>
+          <w:cantSplit/>
           <w:tblHeader/>
         </w:trPr>
         <w:tc>
@@ -8119,6 +8784,9 @@
         </w:tc>
       </w:tr>
       <w:tr>
+        <w:trPr>
+          <w:cantSplit/>
+        </w:trPr>
         <w:tc>
           <w:tcPr>
             <w:tcW w:type="dxa" w:w="632"/>
@@ -8193,6 +8861,9 @@
         </w:tc>
       </w:tr>
       <w:tr>
+        <w:trPr>
+          <w:cantSplit/>
+        </w:trPr>
         <w:tc>
           <w:tcPr>
             <w:tcW w:type="dxa" w:w="632"/>
@@ -8269,6 +8940,9 @@
         </w:tc>
       </w:tr>
       <w:tr>
+        <w:trPr>
+          <w:cantSplit/>
+        </w:trPr>
         <w:tc>
           <w:tcPr>
             <w:tcW w:type="dxa" w:w="632"/>
@@ -8343,6 +9017,9 @@
         </w:tc>
       </w:tr>
       <w:tr>
+        <w:trPr>
+          <w:cantSplit/>
+        </w:trPr>
         <w:tc>
           <w:tcPr>
             <w:tcW w:type="dxa" w:w="632"/>
@@ -8417,6 +9094,9 @@
         </w:tc>
       </w:tr>
       <w:tr>
+        <w:trPr>
+          <w:cantSplit/>
+        </w:trPr>
         <w:tc>
           <w:tcPr>
             <w:tcW w:type="dxa" w:w="632"/>
@@ -8491,6 +9171,9 @@
         </w:tc>
       </w:tr>
       <w:tr>
+        <w:trPr>
+          <w:cantSplit/>
+        </w:trPr>
         <w:tc>
           <w:tcPr>
             <w:tcW w:type="dxa" w:w="632"/>
@@ -8565,6 +9248,9 @@
         </w:tc>
       </w:tr>
       <w:tr>
+        <w:trPr>
+          <w:cantSplit/>
+        </w:trPr>
         <w:tc>
           <w:tcPr>
             <w:tcW w:type="dxa" w:w="632"/>
@@ -8639,6 +9325,9 @@
         </w:tc>
       </w:tr>
       <w:tr>
+        <w:trPr>
+          <w:cantSplit/>
+        </w:trPr>
         <w:tc>
           <w:tcPr>
             <w:tcW w:type="dxa" w:w="632"/>
@@ -8717,6 +9406,9 @@
         </w:tc>
       </w:tr>
       <w:tr>
+        <w:trPr>
+          <w:cantSplit/>
+        </w:trPr>
         <w:tc>
           <w:tcPr>
             <w:tcW w:type="dxa" w:w="632"/>
@@ -8791,6 +9483,9 @@
         </w:tc>
       </w:tr>
       <w:tr>
+        <w:trPr>
+          <w:cantSplit/>
+        </w:trPr>
         <w:tc>
           <w:tcPr>
             <w:tcW w:type="dxa" w:w="632"/>
@@ -8867,6 +9562,9 @@
         </w:tc>
       </w:tr>
       <w:tr>
+        <w:trPr>
+          <w:cantSplit/>
+        </w:trPr>
         <w:tc>
           <w:tcPr>
             <w:tcW w:type="dxa" w:w="632"/>
@@ -9064,6 +9762,7 @@
       </w:tblGrid>
       <w:tr>
         <w:trPr>
+          <w:cantSplit/>
           <w:tblHeader/>
         </w:trPr>
         <w:tc>
@@ -9149,6 +9848,9 @@
         </w:tc>
       </w:tr>
       <w:tr>
+        <w:trPr>
+          <w:cantSplit/>
+        </w:trPr>
         <w:tc>
           <w:tcPr>
             <w:tcW w:type="dxa" w:w="2166"/>
@@ -9225,6 +9927,9 @@
         </w:tc>
       </w:tr>
       <w:tr>
+        <w:trPr>
+          <w:cantSplit/>
+        </w:trPr>
         <w:tc>
           <w:tcPr>
             <w:tcW w:type="dxa" w:w="2166"/>
@@ -9299,6 +10004,9 @@
         </w:tc>
       </w:tr>
       <w:tr>
+        <w:trPr>
+          <w:cantSplit/>
+        </w:trPr>
         <w:tc>
           <w:tcPr>
             <w:tcW w:type="dxa" w:w="2166"/>
@@ -9373,6 +10081,9 @@
         </w:tc>
       </w:tr>
       <w:tr>
+        <w:trPr>
+          <w:cantSplit/>
+        </w:trPr>
         <w:tc>
           <w:tcPr>
             <w:tcW w:type="dxa" w:w="2166"/>
@@ -9447,6 +10158,9 @@
         </w:tc>
       </w:tr>
       <w:tr>
+        <w:trPr>
+          <w:cantSplit/>
+        </w:trPr>
         <w:tc>
           <w:tcPr>
             <w:tcW w:type="dxa" w:w="2166"/>
@@ -9535,7 +10249,7 @@
           <w:i/>
           <w:iCs/>
         </w:rPr>
-        <w:t xml:space="preserve">These figures are a proposal from our side and are listed as Q4 in §11. The reader firmware must be built to match whatever is agreed, so please build the rung but do not commit to these numbers until they are confirmed.</w:t>
+        <w:t xml:space="preserve">These figures are a proposal from our side and are listed as Q2 in §11. The reader firmware must be built to match whatever is agreed, so please build the rung but do not commit to these numbers until they are confirmed.</w:t>
       </w:r>
     </w:p>
     <w:p>
@@ -9664,6 +10378,7 @@
       </w:tblGrid>
       <w:tr>
         <w:trPr>
+          <w:cantSplit/>
           <w:tblHeader/>
         </w:trPr>
         <w:tc>
@@ -9722,6 +10437,9 @@
         </w:tc>
       </w:tr>
       <w:tr>
+        <w:trPr>
+          <w:cantSplit/>
+        </w:trPr>
         <w:tc>
           <w:tcPr>
             <w:tcW w:type="dxa" w:w="722"/>
@@ -9772,6 +10490,9 @@
         </w:tc>
       </w:tr>
       <w:tr>
+        <w:trPr>
+          <w:cantSplit/>
+        </w:trPr>
         <w:tc>
           <w:tcPr>
             <w:tcW w:type="dxa" w:w="722"/>
@@ -9822,6 +10543,9 @@
         </w:tc>
       </w:tr>
       <w:tr>
+        <w:trPr>
+          <w:cantSplit/>
+        </w:trPr>
         <w:tc>
           <w:tcPr>
             <w:tcW w:type="dxa" w:w="722"/>
@@ -9872,6 +10596,9 @@
         </w:tc>
       </w:tr>
       <w:tr>
+        <w:trPr>
+          <w:cantSplit/>
+        </w:trPr>
         <w:tc>
           <w:tcPr>
             <w:tcW w:type="dxa" w:w="722"/>
@@ -10018,7 +10745,7 @@
         <w:spacing w:after="120" w:before="0"/>
       </w:pPr>
       <w:r>
-        <w:t xml:space="preserve">Note what READY does and does not mean: the heartbeat proves the reader's application is running. Whether it also implies the RFID module is connected and configured is listed as Q5 in §11 — do not assume it does.</w:t>
+        <w:t xml:space="preserve">Note what READY does and does not mean: the heartbeat proves the reader's application is running. Whether it also implies the RFID module is connected and configured is listed as Q3 in §11 — do not assume it does.</w:t>
       </w:r>
     </w:p>
     <w:p>
@@ -10057,6 +10784,7 @@
       </w:tblGrid>
       <w:tr>
         <w:trPr>
+          <w:cantSplit/>
           <w:tblHeader/>
         </w:trPr>
         <w:tc>
@@ -10142,6 +10870,9 @@
         </w:tc>
       </w:tr>
       <w:tr>
+        <w:trPr>
+          <w:cantSplit/>
+        </w:trPr>
         <w:tc>
           <w:tcPr>
             <w:tcW w:type="dxa" w:w="1625"/>
@@ -10218,6 +10949,9 @@
         </w:tc>
       </w:tr>
       <w:tr>
+        <w:trPr>
+          <w:cantSplit/>
+        </w:trPr>
         <w:tc>
           <w:tcPr>
             <w:tcW w:type="dxa" w:w="1625"/>
@@ -10296,6 +11030,9 @@
         </w:tc>
       </w:tr>
       <w:tr>
+        <w:trPr>
+          <w:cantSplit/>
+        </w:trPr>
         <w:tc>
           <w:tcPr>
             <w:tcW w:type="dxa" w:w="1625"/>
@@ -10372,6 +11109,9 @@
         </w:tc>
       </w:tr>
       <w:tr>
+        <w:trPr>
+          <w:cantSplit/>
+        </w:trPr>
         <w:tc>
           <w:tcPr>
             <w:tcW w:type="dxa" w:w="1625"/>
@@ -10450,6 +11190,9 @@
         </w:tc>
       </w:tr>
       <w:tr>
+        <w:trPr>
+          <w:cantSplit/>
+        </w:trPr>
         <w:tc>
           <w:tcPr>
             <w:tcW w:type="dxa" w:w="1625"/>
@@ -10724,6 +11467,7 @@
       </w:tblGrid>
       <w:tr>
         <w:trPr>
+          <w:cantSplit/>
           <w:tblHeader/>
         </w:trPr>
         <w:tc>
@@ -10809,6 +11553,9 @@
         </w:tc>
       </w:tr>
       <w:tr>
+        <w:trPr>
+          <w:cantSplit/>
+        </w:trPr>
         <w:tc>
           <w:tcPr>
             <w:tcW w:type="dxa" w:w="542"/>
@@ -10887,6 +11634,9 @@
         </w:tc>
       </w:tr>
       <w:tr>
+        <w:trPr>
+          <w:cantSplit/>
+        </w:trPr>
         <w:tc>
           <w:tcPr>
             <w:tcW w:type="dxa" w:w="542"/>
@@ -10965,6 +11715,9 @@
         </w:tc>
       </w:tr>
       <w:tr>
+        <w:trPr>
+          <w:cantSplit/>
+        </w:trPr>
         <w:tc>
           <w:tcPr>
             <w:tcW w:type="dxa" w:w="542"/>
@@ -11043,6 +11796,9 @@
         </w:tc>
       </w:tr>
       <w:tr>
+        <w:trPr>
+          <w:cantSplit/>
+        </w:trPr>
         <w:tc>
           <w:tcPr>
             <w:tcW w:type="dxa" w:w="542"/>
@@ -11121,6 +11877,9 @@
         </w:tc>
       </w:tr>
       <w:tr>
+        <w:trPr>
+          <w:cantSplit/>
+        </w:trPr>
         <w:tc>
           <w:tcPr>
             <w:tcW w:type="dxa" w:w="542"/>
@@ -11199,6 +11958,9 @@
         </w:tc>
       </w:tr>
       <w:tr>
+        <w:trPr>
+          <w:cantSplit/>
+        </w:trPr>
         <w:tc>
           <w:tcPr>
             <w:tcW w:type="dxa" w:w="542"/>
@@ -11277,6 +12039,9 @@
         </w:tc>
       </w:tr>
       <w:tr>
+        <w:trPr>
+          <w:cantSplit/>
+        </w:trPr>
         <w:tc>
           <w:tcPr>
             <w:tcW w:type="dxa" w:w="542"/>
@@ -11355,6 +12120,9 @@
         </w:tc>
       </w:tr>
       <w:tr>
+        <w:trPr>
+          <w:cantSplit/>
+        </w:trPr>
         <w:tc>
           <w:tcPr>
             <w:tcW w:type="dxa" w:w="542"/>
@@ -11433,6 +12201,9 @@
         </w:tc>
       </w:tr>
       <w:tr>
+        <w:trPr>
+          <w:cantSplit/>
+        </w:trPr>
         <w:tc>
           <w:tcPr>
             <w:tcW w:type="dxa" w:w="542"/>
@@ -11511,6 +12282,9 @@
         </w:tc>
       </w:tr>
       <w:tr>
+        <w:trPr>
+          <w:cantSplit/>
+        </w:trPr>
         <w:tc>
           <w:tcPr>
             <w:tcW w:type="dxa" w:w="542"/>
@@ -11589,6 +12363,9 @@
         </w:tc>
       </w:tr>
       <w:tr>
+        <w:trPr>
+          <w:cantSplit/>
+        </w:trPr>
         <w:tc>
           <w:tcPr>
             <w:tcW w:type="dxa" w:w="542"/>
@@ -11667,6 +12444,9 @@
         </w:tc>
       </w:tr>
       <w:tr>
+        <w:trPr>
+          <w:cantSplit/>
+        </w:trPr>
         <w:tc>
           <w:tcPr>
             <w:tcW w:type="dxa" w:w="542"/>
@@ -11745,6 +12525,9 @@
         </w:tc>
       </w:tr>
       <w:tr>
+        <w:trPr>
+          <w:cantSplit/>
+        </w:trPr>
         <w:tc>
           <w:tcPr>
             <w:tcW w:type="dxa" w:w="542"/>
@@ -11823,6 +12606,9 @@
         </w:tc>
       </w:tr>
       <w:tr>
+        <w:trPr>
+          <w:cantSplit/>
+        </w:trPr>
         <w:tc>
           <w:tcPr>
             <w:tcW w:type="dxa" w:w="542"/>
@@ -11970,7 +12756,7 @@
                 <w:sz w:val="20"/>
                 <w:szCs w:val="20"/>
               </w:rPr>
-              <w:t xml:space="preserve">Please build the rungs. We will confirm the pulse timings (Q2, Q4), the heartbeat period (Q5) and the verdict deadline (Q6), and we will tell you when the firmware is available.</w:t>
+              <w:t xml:space="preserve">Please build the rungs. We will confirm the pulse timings (Q1, Q2), the heartbeat period (Q3) and the verdict deadline (Q4), and we will tell you when the firmware is available.</w:t>
             </w:r>
           </w:p>
           <w:p>
@@ -12312,6 +13098,7 @@
       </w:tblGrid>
       <w:tr>
         <w:trPr>
+          <w:cantSplit/>
           <w:tblHeader/>
         </w:trPr>
         <w:tc>
@@ -12397,6 +13184,9 @@
         </w:tc>
       </w:tr>
       <w:tr>
+        <w:trPr>
+          <w:cantSplit/>
+        </w:trPr>
         <w:tc>
           <w:tcPr>
             <w:tcW w:type="dxa" w:w="2166"/>
@@ -12473,6 +13263,9 @@
         </w:tc>
       </w:tr>
       <w:tr>
+        <w:trPr>
+          <w:cantSplit/>
+        </w:trPr>
         <w:tc>
           <w:tcPr>
             <w:tcW w:type="dxa" w:w="2166"/>
@@ -12547,6 +13340,9 @@
         </w:tc>
       </w:tr>
       <w:tr>
+        <w:trPr>
+          <w:cantSplit/>
+        </w:trPr>
         <w:tc>
           <w:tcPr>
             <w:tcW w:type="dxa" w:w="2166"/>
@@ -12623,6 +13419,9 @@
         </w:tc>
       </w:tr>
       <w:tr>
+        <w:trPr>
+          <w:cantSplit/>
+        </w:trPr>
         <w:tc>
           <w:tcPr>
             <w:tcW w:type="dxa" w:w="2166"/>
@@ -12806,6 +13605,7 @@
       </w:tblGrid>
       <w:tr>
         <w:trPr>
+          <w:cantSplit/>
           <w:tblHeader/>
         </w:trPr>
         <w:tc>
@@ -12891,6 +13691,9 @@
         </w:tc>
       </w:tr>
       <w:tr>
+        <w:trPr>
+          <w:cantSplit/>
+        </w:trPr>
         <w:tc>
           <w:tcPr>
             <w:tcW w:type="dxa" w:w="542"/>
@@ -12965,6 +13768,9 @@
         </w:tc>
       </w:tr>
       <w:tr>
+        <w:trPr>
+          <w:cantSplit/>
+        </w:trPr>
         <w:tc>
           <w:tcPr>
             <w:tcW w:type="dxa" w:w="542"/>
@@ -13039,6 +13845,9 @@
         </w:tc>
       </w:tr>
       <w:tr>
+        <w:trPr>
+          <w:cantSplit/>
+        </w:trPr>
         <w:tc>
           <w:tcPr>
             <w:tcW w:type="dxa" w:w="542"/>
@@ -13113,6 +13922,9 @@
         </w:tc>
       </w:tr>
       <w:tr>
+        <w:trPr>
+          <w:cantSplit/>
+        </w:trPr>
         <w:tc>
           <w:tcPr>
             <w:tcW w:type="dxa" w:w="542"/>
@@ -13191,6 +14003,9 @@
         </w:tc>
       </w:tr>
       <w:tr>
+        <w:trPr>
+          <w:cantSplit/>
+        </w:trPr>
         <w:tc>
           <w:tcPr>
             <w:tcW w:type="dxa" w:w="542"/>
@@ -13265,6 +14080,9 @@
         </w:tc>
       </w:tr>
       <w:tr>
+        <w:trPr>
+          <w:cantSplit/>
+        </w:trPr>
         <w:tc>
           <w:tcPr>
             <w:tcW w:type="dxa" w:w="542"/>
@@ -13339,6 +14157,9 @@
         </w:tc>
       </w:tr>
       <w:tr>
+        <w:trPr>
+          <w:cantSplit/>
+        </w:trPr>
         <w:tc>
           <w:tcPr>
             <w:tcW w:type="dxa" w:w="542"/>
@@ -13413,6 +14234,9 @@
         </w:tc>
       </w:tr>
       <w:tr>
+        <w:trPr>
+          <w:cantSplit/>
+        </w:trPr>
         <w:tc>
           <w:tcPr>
             <w:tcW w:type="dxa" w:w="542"/>
@@ -13487,6 +14311,9 @@
         </w:tc>
       </w:tr>
       <w:tr>
+        <w:trPr>
+          <w:cantSplit/>
+        </w:trPr>
         <w:tc>
           <w:tcPr>
             <w:tcW w:type="dxa" w:w="542"/>
@@ -13565,6 +14392,9 @@
         </w:tc>
       </w:tr>
       <w:tr>
+        <w:trPr>
+          <w:cantSplit/>
+        </w:trPr>
         <w:tc>
           <w:tcPr>
             <w:tcW w:type="dxa" w:w="542"/>
@@ -13639,6 +14469,9 @@
         </w:tc>
       </w:tr>
       <w:tr>
+        <w:trPr>
+          <w:cantSplit/>
+        </w:trPr>
         <w:tc>
           <w:tcPr>
             <w:tcW w:type="dxa" w:w="542"/>
@@ -13713,6 +14546,9 @@
         </w:tc>
       </w:tr>
       <w:tr>
+        <w:trPr>
+          <w:cantSplit/>
+        </w:trPr>
         <w:tc>
           <w:tcPr>
             <w:tcW w:type="dxa" w:w="542"/>
@@ -13789,6 +14625,9 @@
         </w:tc>
       </w:tr>
       <w:tr>
+        <w:trPr>
+          <w:cantSplit/>
+        </w:trPr>
         <w:tc>
           <w:tcPr>
             <w:tcW w:type="dxa" w:w="542"/>
@@ -13865,6 +14704,9 @@
         </w:tc>
       </w:tr>
       <w:tr>
+        <w:trPr>
+          <w:cantSplit/>
+        </w:trPr>
         <w:tc>
           <w:tcPr>
             <w:tcW w:type="dxa" w:w="542"/>
@@ -13943,6 +14785,9 @@
         </w:tc>
       </w:tr>
       <w:tr>
+        <w:trPr>
+          <w:cantSplit/>
+        </w:trPr>
         <w:tc>
           <w:tcPr>
             <w:tcW w:type="dxa" w:w="542"/>
@@ -14017,6 +14862,9 @@
         </w:tc>
       </w:tr>
       <w:tr>
+        <w:trPr>
+          <w:cantSplit/>
+        </w:trPr>
         <w:tc>
           <w:tcPr>
             <w:tcW w:type="dxa" w:w="542"/>
@@ -14093,6 +14941,9 @@
         </w:tc>
       </w:tr>
       <w:tr>
+        <w:trPr>
+          <w:cantSplit/>
+        </w:trPr>
         <w:tc>
           <w:tcPr>
             <w:tcW w:type="dxa" w:w="542"/>
@@ -14167,6 +15018,9 @@
         </w:tc>
       </w:tr>
       <w:tr>
+        <w:trPr>
+          <w:cantSplit/>
+        </w:trPr>
         <w:tc>
           <w:tcPr>
             <w:tcW w:type="dxa" w:w="542"/>
@@ -14241,6 +15095,9 @@
         </w:tc>
       </w:tr>
       <w:tr>
+        <w:trPr>
+          <w:cantSplit/>
+        </w:trPr>
         <w:tc>
           <w:tcPr>
             <w:tcW w:type="dxa" w:w="542"/>
@@ -14524,7 +15381,7 @@
         <w:spacing w:after="120" w:before="0"/>
       </w:pPr>
       <w:r>
-        <w:t xml:space="preserve">Six of these are needed before the ladder can be finished. They are listed with who owns them.</w:t>
+        <w:t xml:space="preserve">Four of these are needed before the ladder can be finished. They are listed with who owns them.</w:t>
       </w:r>
     </w:p>
     <w:tbl>
@@ -14547,6 +15404,7 @@
       </w:tblGrid>
       <w:tr>
         <w:trPr>
+          <w:cantSplit/>
           <w:tblHeader/>
         </w:trPr>
         <w:tc>
@@ -14659,6 +15517,9 @@
         </w:tc>
       </w:tr>
       <w:tr>
+        <w:trPr>
+          <w:cantSplit/>
+        </w:trPr>
         <w:tc>
           <w:tcPr>
             <w:tcW w:type="dxa" w:w="632"/>
@@ -14705,7 +15566,7 @@
                 <w:sz w:val="19"/>
                 <w:szCs w:val="19"/>
               </w:rPr>
-              <w:t xml:space="preserve">DIRECTION polarity — which state means which direction?</w:t>
+              <w:t xml:space="preserve">RESULT pulse widths — confirm or replace the 100 ms FAIL / 500 ms PASS and the 60–200 / 400–600 ms decode bands proposed in §5.3</w:t>
             </w:r>
           </w:p>
         </w:tc>
@@ -14755,12 +15616,15 @@
                 <w:sz w:val="19"/>
                 <w:szCs w:val="19"/>
               </w:rPr>
-              <w:t xml:space="preserve">Yes — §5.4</w:t>
-            </w:r>
-          </w:p>
-        </w:tc>
-      </w:tr>
-      <w:tr>
+              <w:t xml:space="preserve">Yes — R9</w:t>
+            </w:r>
+          </w:p>
+        </w:tc>
+      </w:tr>
+      <w:tr>
+        <w:trPr>
+          <w:cantSplit/>
+        </w:trPr>
         <w:tc>
           <w:tcPr>
             <w:tcW w:type="dxa" w:w="632"/>
@@ -14807,7 +15671,7 @@
                 <w:sz w:val="19"/>
                 <w:szCs w:val="19"/>
               </w:rPr>
-              <w:t xml:space="preserve">RESULT pulse widths — confirm or replace the 100 ms FAIL / 500 ms PASS and the 60–200 / 400–600 ms decode bands proposed in §5.3</w:t>
+              <w:t xml:space="preserve">Five-pulse timing — confirm or replace the 200 ms / 200 ms / 5 s window proposed in §6.2</w:t>
             </w:r>
           </w:p>
         </w:tc>
@@ -14857,12 +15721,15 @@
                 <w:sz w:val="19"/>
                 <w:szCs w:val="19"/>
               </w:rPr>
-              <w:t xml:space="preserve">Yes — R9</w:t>
-            </w:r>
-          </w:p>
-        </w:tc>
-      </w:tr>
-      <w:tr>
+              <w:t xml:space="preserve">Yes — R10</w:t>
+            </w:r>
+          </w:p>
+        </w:tc>
+      </w:tr>
+      <w:tr>
+        <w:trPr>
+          <w:cantSplit/>
+        </w:trPr>
         <w:tc>
           <w:tcPr>
             <w:tcW w:type="dxa" w:w="632"/>
@@ -14909,7 +15776,7 @@
                 <w:sz w:val="19"/>
                 <w:szCs w:val="19"/>
               </w:rPr>
-              <w:t xml:space="preserve">ZONE_ARRIVE / ZONE_EXIT — edge-triggered or level-held for occupancy?</w:t>
+              <w:t xml:space="preserve">Heartbeat period and watchdog tolerance — and whether “heartbeat present” also means the RFID module is connected and configured, or only that the application is running</w:t>
             </w:r>
           </w:p>
         </w:tc>
@@ -14959,12 +15826,15 @@
                 <w:sz w:val="19"/>
                 <w:szCs w:val="19"/>
               </w:rPr>
-              <w:t xml:space="preserve">Yes — §5.5</w:t>
-            </w:r>
-          </w:p>
-        </w:tc>
-      </w:tr>
-      <w:tr>
+              <w:t xml:space="preserve">Yes — R8, R13</w:t>
+            </w:r>
+          </w:p>
+        </w:tc>
+      </w:tr>
+      <w:tr>
+        <w:trPr>
+          <w:cantSplit/>
+        </w:trPr>
         <w:tc>
           <w:tcPr>
             <w:tcW w:type="dxa" w:w="632"/>
@@ -15011,7 +15881,7 @@
                 <w:sz w:val="19"/>
                 <w:szCs w:val="19"/>
               </w:rPr>
-              <w:t xml:space="preserve">Five-pulse timing — confirm or replace the 200 ms / 200 ms / 5 s window proposed in §6.2</w:t>
+              <w:t xml:space="preserve">Verdict latency — the reader signals PASS with a 500 ms pulse, so a verdict takes up to 500 ms to deliver. Does that fit inside the carton's transit time between the reading zone and the divert or reject point?</w:t>
             </w:r>
           </w:p>
         </w:tc>
@@ -15032,10 +15902,12 @@
             </w:pPr>
             <w:r>
               <w:rPr>
-                <w:sz w:val="19"/>
-                <w:szCs w:val="19"/>
-              </w:rPr>
-              <w:t xml:space="preserve">IntelliRail</w:t>
+                <w:b/>
+                <w:bCs/>
+                <w:sz w:val="19"/>
+                <w:szCs w:val="19"/>
+              </w:rPr>
+              <w:t xml:space="preserve">Both</w:t>
             </w:r>
           </w:p>
         </w:tc>
@@ -15061,12 +15933,15 @@
                 <w:sz w:val="19"/>
                 <w:szCs w:val="19"/>
               </w:rPr>
-              <w:t xml:space="preserve">Yes — R10</w:t>
-            </w:r>
-          </w:p>
-        </w:tc>
-      </w:tr>
-      <w:tr>
+              <w:t xml:space="preserve">Yes — §5.3</w:t>
+            </w:r>
+          </w:p>
+        </w:tc>
+      </w:tr>
+      <w:tr>
+        <w:trPr>
+          <w:cantSplit/>
+        </w:trPr>
         <w:tc>
           <w:tcPr>
             <w:tcW w:type="dxa" w:w="632"/>
@@ -15108,12 +15983,10 @@
             </w:pPr>
             <w:r>
               <w:rPr>
-                <w:b/>
-                <w:bCs/>
-                <w:sz w:val="19"/>
-                <w:szCs w:val="19"/>
-              </w:rPr>
-              <w:t xml:space="preserve">Heartbeat period and watchdog tolerance — and whether “heartbeat present” also means the RFID module is connected and configured, or only that the application is running</w:t>
+                <w:sz w:val="19"/>
+                <w:szCs w:val="19"/>
+              </w:rPr>
+              <w:t xml:space="preserve">Confirm nothing in the conveyor's safety function depends on SPEED = 000</w:t>
             </w:r>
           </w:p>
         </w:tc>
@@ -15137,38 +16010,39 @@
                 <w:sz w:val="19"/>
                 <w:szCs w:val="19"/>
               </w:rPr>
-              <w:t xml:space="preserve">IntelliRail</w:t>
+              <w:t xml:space="preserve">Integrator</w:t>
             </w:r>
           </w:p>
         </w:tc>
         <w:tc>
           <w:tcPr>
             <w:tcW w:type="dxa" w:w="2166"/>
-            <w:shd w:fill="FFF2CC" w:val="clear"/>
-            <w:tcMar>
-              <w:top w:type="dxa" w:w="70"/>
-              <w:left w:type="dxa" w:w="110"/>
-              <w:bottom w:type="dxa" w:w="70"/>
-              <w:right w:type="dxa" w:w="110"/>
-            </w:tcMar>
-          </w:tcPr>
-          <w:p>
-            <w:pPr>
-              <w:spacing w:after="0"/>
-            </w:pPr>
-            <w:r>
-              <w:rPr>
-                <w:b/>
-                <w:bCs/>
-                <w:sz w:val="19"/>
-                <w:szCs w:val="19"/>
-              </w:rPr>
-              <w:t xml:space="preserve">Yes — R8, R13</w:t>
-            </w:r>
-          </w:p>
-        </w:tc>
-      </w:tr>
-      <w:tr>
+            <w:shd w:fill="F2F2F2" w:val="clear"/>
+            <w:tcMar>
+              <w:top w:type="dxa" w:w="70"/>
+              <w:left w:type="dxa" w:w="110"/>
+              <w:bottom w:type="dxa" w:w="70"/>
+              <w:right w:type="dxa" w:w="110"/>
+            </w:tcMar>
+          </w:tcPr>
+          <w:p>
+            <w:pPr>
+              <w:spacing w:after="0"/>
+            </w:pPr>
+            <w:r>
+              <w:rPr>
+                <w:sz w:val="19"/>
+                <w:szCs w:val="19"/>
+              </w:rPr>
+              <w:t xml:space="preserve">No — but must be answered before commissioning (§8)</w:t>
+            </w:r>
+          </w:p>
+        </w:tc>
+      </w:tr>
+      <w:tr>
+        <w:trPr>
+          <w:cantSplit/>
+        </w:trPr>
         <w:tc>
           <w:tcPr>
             <w:tcW w:type="dxa" w:w="632"/>
@@ -15210,12 +16084,10 @@
             </w:pPr>
             <w:r>
               <w:rPr>
-                <w:b/>
-                <w:bCs/>
-                <w:sz w:val="19"/>
-                <w:szCs w:val="19"/>
-              </w:rPr>
-              <w:t xml:space="preserve">Verdict latency — a PASS now takes up to 500 ms to deliver (§5.3). Does that fit inside the carton's transit time between the reading zone and the divert or reject point?</w:t>
+                <w:sz w:val="19"/>
+                <w:szCs w:val="19"/>
+              </w:rPr>
+              <w:t xml:space="preserve">Confirm the enclosure arrangement of §9 and get it into the installation specification</w:t>
             </w:r>
           </w:p>
         </w:tc>
@@ -15236,8 +16108,6 @@
             </w:pPr>
             <w:r>
               <w:rPr>
-                <w:b/>
-                <w:bCs/>
                 <w:sz w:val="19"/>
                 <w:szCs w:val="19"/>
               </w:rPr>
@@ -15248,31 +16118,32 @@
         <w:tc>
           <w:tcPr>
             <w:tcW w:type="dxa" w:w="2166"/>
-            <w:shd w:fill="FFF2CC" w:val="clear"/>
-            <w:tcMar>
-              <w:top w:type="dxa" w:w="70"/>
-              <w:left w:type="dxa" w:w="110"/>
-              <w:bottom w:type="dxa" w:w="70"/>
-              <w:right w:type="dxa" w:w="110"/>
-            </w:tcMar>
-          </w:tcPr>
-          <w:p>
-            <w:pPr>
-              <w:spacing w:after="0"/>
-            </w:pPr>
-            <w:r>
-              <w:rPr>
-                <w:b/>
-                <w:bCs/>
-                <w:sz w:val="19"/>
-                <w:szCs w:val="19"/>
-              </w:rPr>
-              <w:t xml:space="preserve">Yes — §5.3</w:t>
-            </w:r>
-          </w:p>
-        </w:tc>
-      </w:tr>
-      <w:tr>
+            <w:shd w:fill="FFFFFF" w:val="clear"/>
+            <w:tcMar>
+              <w:top w:type="dxa" w:w="70"/>
+              <w:left w:type="dxa" w:w="110"/>
+              <w:bottom w:type="dxa" w:w="70"/>
+              <w:right w:type="dxa" w:w="110"/>
+            </w:tcMar>
+          </w:tcPr>
+          <w:p>
+            <w:pPr>
+              <w:spacing w:after="0"/>
+            </w:pPr>
+            <w:r>
+              <w:rPr>
+                <w:sz w:val="19"/>
+                <w:szCs w:val="19"/>
+              </w:rPr>
+              <w:t xml:space="preserve">No</w:t>
+            </w:r>
+          </w:p>
+        </w:tc>
+      </w:tr>
+      <w:tr>
+        <w:trPr>
+          <w:cantSplit/>
+        </w:trPr>
         <w:tc>
           <w:tcPr>
             <w:tcW w:type="dxa" w:w="632"/>
@@ -15294,202 +16165,6 @@
                 <w:szCs w:val="19"/>
               </w:rPr>
               <w:t xml:space="preserve">Q7</w:t>
-            </w:r>
-          </w:p>
-        </w:tc>
-        <w:tc>
-          <w:tcPr>
-            <w:tcW w:type="dxa" w:w="4694"/>
-            <w:shd w:fill="F2F2F2" w:val="clear"/>
-            <w:tcMar>
-              <w:top w:type="dxa" w:w="70"/>
-              <w:left w:type="dxa" w:w="110"/>
-              <w:bottom w:type="dxa" w:w="70"/>
-              <w:right w:type="dxa" w:w="110"/>
-            </w:tcMar>
-          </w:tcPr>
-          <w:p>
-            <w:pPr>
-              <w:spacing w:after="0"/>
-            </w:pPr>
-            <w:r>
-              <w:rPr>
-                <w:sz w:val="19"/>
-                <w:szCs w:val="19"/>
-              </w:rPr>
-              <w:t xml:space="preserve">Confirm nothing in the conveyor's safety function depends on SPEED = 000</w:t>
-            </w:r>
-          </w:p>
-        </w:tc>
-        <w:tc>
-          <w:tcPr>
-            <w:tcW w:type="dxa" w:w="1534"/>
-            <w:shd w:fill="F2F2F2" w:val="clear"/>
-            <w:tcMar>
-              <w:top w:type="dxa" w:w="70"/>
-              <w:left w:type="dxa" w:w="110"/>
-              <w:bottom w:type="dxa" w:w="70"/>
-              <w:right w:type="dxa" w:w="110"/>
-            </w:tcMar>
-          </w:tcPr>
-          <w:p>
-            <w:pPr>
-              <w:spacing w:after="0"/>
-            </w:pPr>
-            <w:r>
-              <w:rPr>
-                <w:sz w:val="19"/>
-                <w:szCs w:val="19"/>
-              </w:rPr>
-              <w:t xml:space="preserve">Integrator</w:t>
-            </w:r>
-          </w:p>
-        </w:tc>
-        <w:tc>
-          <w:tcPr>
-            <w:tcW w:type="dxa" w:w="2166"/>
-            <w:shd w:fill="F2F2F2" w:val="clear"/>
-            <w:tcMar>
-              <w:top w:type="dxa" w:w="70"/>
-              <w:left w:type="dxa" w:w="110"/>
-              <w:bottom w:type="dxa" w:w="70"/>
-              <w:right w:type="dxa" w:w="110"/>
-            </w:tcMar>
-          </w:tcPr>
-          <w:p>
-            <w:pPr>
-              <w:spacing w:after="0"/>
-            </w:pPr>
-            <w:r>
-              <w:rPr>
-                <w:sz w:val="19"/>
-                <w:szCs w:val="19"/>
-              </w:rPr>
-              <w:t xml:space="preserve">No — but must be answered before commissioning (§8)</w:t>
-            </w:r>
-          </w:p>
-        </w:tc>
-      </w:tr>
-      <w:tr>
-        <w:tc>
-          <w:tcPr>
-            <w:tcW w:type="dxa" w:w="632"/>
-            <w:shd w:fill="FFFFFF" w:val="clear"/>
-            <w:tcMar>
-              <w:top w:type="dxa" w:w="70"/>
-              <w:left w:type="dxa" w:w="110"/>
-              <w:bottom w:type="dxa" w:w="70"/>
-              <w:right w:type="dxa" w:w="110"/>
-            </w:tcMar>
-          </w:tcPr>
-          <w:p>
-            <w:pPr>
-              <w:spacing w:after="0"/>
-            </w:pPr>
-            <w:r>
-              <w:rPr>
-                <w:sz w:val="19"/>
-                <w:szCs w:val="19"/>
-              </w:rPr>
-              <w:t xml:space="preserve">Q8</w:t>
-            </w:r>
-          </w:p>
-        </w:tc>
-        <w:tc>
-          <w:tcPr>
-            <w:tcW w:type="dxa" w:w="4694"/>
-            <w:shd w:fill="FFFFFF" w:val="clear"/>
-            <w:tcMar>
-              <w:top w:type="dxa" w:w="70"/>
-              <w:left w:type="dxa" w:w="110"/>
-              <w:bottom w:type="dxa" w:w="70"/>
-              <w:right w:type="dxa" w:w="110"/>
-            </w:tcMar>
-          </w:tcPr>
-          <w:p>
-            <w:pPr>
-              <w:spacing w:after="0"/>
-            </w:pPr>
-            <w:r>
-              <w:rPr>
-                <w:sz w:val="19"/>
-                <w:szCs w:val="19"/>
-              </w:rPr>
-              <w:t xml:space="preserve">Confirm the enclosure arrangement of §9 and get it into the installation specification</w:t>
-            </w:r>
-          </w:p>
-        </w:tc>
-        <w:tc>
-          <w:tcPr>
-            <w:tcW w:type="dxa" w:w="1534"/>
-            <w:shd w:fill="FFFFFF" w:val="clear"/>
-            <w:tcMar>
-              <w:top w:type="dxa" w:w="70"/>
-              <w:left w:type="dxa" w:w="110"/>
-              <w:bottom w:type="dxa" w:w="70"/>
-              <w:right w:type="dxa" w:w="110"/>
-            </w:tcMar>
-          </w:tcPr>
-          <w:p>
-            <w:pPr>
-              <w:spacing w:after="0"/>
-            </w:pPr>
-            <w:r>
-              <w:rPr>
-                <w:sz w:val="19"/>
-                <w:szCs w:val="19"/>
-              </w:rPr>
-              <w:t xml:space="preserve">Both</w:t>
-            </w:r>
-          </w:p>
-        </w:tc>
-        <w:tc>
-          <w:tcPr>
-            <w:tcW w:type="dxa" w:w="2166"/>
-            <w:shd w:fill="FFFFFF" w:val="clear"/>
-            <w:tcMar>
-              <w:top w:type="dxa" w:w="70"/>
-              <w:left w:type="dxa" w:w="110"/>
-              <w:bottom w:type="dxa" w:w="70"/>
-              <w:right w:type="dxa" w:w="110"/>
-            </w:tcMar>
-          </w:tcPr>
-          <w:p>
-            <w:pPr>
-              <w:spacing w:after="0"/>
-            </w:pPr>
-            <w:r>
-              <w:rPr>
-                <w:sz w:val="19"/>
-                <w:szCs w:val="19"/>
-              </w:rPr>
-              <w:t xml:space="preserve">No</w:t>
-            </w:r>
-          </w:p>
-        </w:tc>
-      </w:tr>
-      <w:tr>
-        <w:tc>
-          <w:tcPr>
-            <w:tcW w:type="dxa" w:w="632"/>
-            <w:shd w:fill="F2F2F2" w:val="clear"/>
-            <w:tcMar>
-              <w:top w:type="dxa" w:w="70"/>
-              <w:left w:type="dxa" w:w="110"/>
-              <w:bottom w:type="dxa" w:w="70"/>
-              <w:right w:type="dxa" w:w="110"/>
-            </w:tcMar>
-          </w:tcPr>
-          <w:p>
-            <w:pPr>
-              <w:spacing w:after="0"/>
-            </w:pPr>
-            <w:r>
-              <w:rPr>
-                <w:sz w:val="19"/>
-                <w:szCs w:val="19"/>
-              </w:rPr>
-              <w:t xml:space="preserve">Q9</w:t>
             </w:r>
           </w:p>
         </w:tc>
@@ -15610,7 +16285,7 @@
                 <w:sz w:val="20"/>
                 <w:szCs w:val="20"/>
               </w:rPr>
-              <w:t xml:space="preserve">Q6 is the one we would like an answer to first</w:t>
+              <w:t xml:space="preserve">Q4 is the one we would like an answer to first</w:t>
             </w:r>
           </w:p>
           <w:p>
@@ -15624,7 +16299,7 @@
                 <w:sz w:val="20"/>
                 <w:szCs w:val="20"/>
               </w:rPr>
-              <w:t xml:space="preserve">It is the only question here that could change the electrical design rather than just a number in the ladder.</w:t>
+              <w:t xml:space="preserve">It is the only question here that could change the interface rather than just a number in the ladder, which makes it the one that is expensive to answer late.</w:t>
             </w:r>
           </w:p>
           <w:p>
@@ -15636,19 +16311,7 @@
                 <w:sz w:val="20"/>
                 <w:szCs w:val="20"/>
               </w:rPr>
-              <w:t xml:space="preserve">If 500 ms does not fit the transit budget, the honest answer is not to shorten the PASS pulse — that erodes the margin that makes the encoding safe. It is to tell us, so that PASS and FAIL can be put back on separate wires — which needs more I/O than this PLC has and is therefore a decision for before the panel is built.</w:t>
-            </w:r>
-          </w:p>
-          <w:p>
-            <w:pPr>
-              <w:spacing w:after="60"/>
-            </w:pPr>
-            <w:r>
-              <w:rPr>
-                <w:sz w:val="20"/>
-                <w:szCs w:val="20"/>
-              </w:rPr>
-              <w:t xml:space="preserve">So please measure or calculate the available window before the panel is built. Tell us the number even if it is comfortable.</w:t>
+              <w:t xml:space="preserve">Please measure or calculate the window between the reading zone and the divert or reject point before the panel is built, and tell us the number even if it is comfortable.</w:t>
             </w:r>
           </w:p>
         </w:tc>
@@ -15697,7 +16360,7 @@
                 <w:sz w:val="20"/>
                 <w:szCs w:val="20"/>
               </w:rPr>
-              <w:t xml:space="preserve">Please do not infer Q1–Q6 from the signal names.</w:t>
+              <w:t xml:space="preserve">Please do not assume values for Q1–Q4.</w:t>
             </w:r>
           </w:p>
           <w:p>
@@ -15757,6 +16420,7 @@
       </w:tblGrid>
       <w:tr>
         <w:trPr>
+          <w:cantSplit/>
           <w:tblHeader/>
         </w:trPr>
         <w:tc>
@@ -15842,6 +16506,9 @@
         </w:tc>
       </w:tr>
       <w:tr>
+        <w:trPr>
+          <w:cantSplit/>
+        </w:trPr>
         <w:tc>
           <w:tcPr>
             <w:tcW w:type="dxa" w:w="1625"/>
@@ -15918,6 +16585,9 @@
         </w:tc>
       </w:tr>
       <w:tr>
+        <w:trPr>
+          <w:cantSplit/>
+        </w:trPr>
         <w:tc>
           <w:tcPr>
             <w:tcW w:type="dxa" w:w="1625"/>
@@ -15994,6 +16664,9 @@
         </w:tc>
       </w:tr>
       <w:tr>
+        <w:trPr>
+          <w:cantSplit/>
+        </w:trPr>
         <w:tc>
           <w:tcPr>
             <w:tcW w:type="dxa" w:w="1625"/>
@@ -16072,6 +16745,9 @@
         </w:tc>
       </w:tr>
       <w:tr>
+        <w:trPr>
+          <w:cantSplit/>
+        </w:trPr>
         <w:tc>
           <w:tcPr>
             <w:tcW w:type="dxa" w:w="1625"/>
@@ -16150,6 +16826,9 @@
         </w:tc>
       </w:tr>
       <w:tr>
+        <w:trPr>
+          <w:cantSplit/>
+        </w:trPr>
         <w:tc>
           <w:tcPr>
             <w:tcW w:type="dxa" w:w="1625"/>
@@ -16224,6 +16903,9 @@
         </w:tc>
       </w:tr>
       <w:tr>
+        <w:trPr>
+          <w:cantSplit/>
+        </w:trPr>
         <w:tc>
           <w:tcPr>
             <w:tcW w:type="dxa" w:w="1625"/>
@@ -16298,6 +16980,9 @@
         </w:tc>
       </w:tr>
       <w:tr>
+        <w:trPr>
+          <w:cantSplit/>
+        </w:trPr>
         <w:tc>
           <w:tcPr>
             <w:tcW w:type="dxa" w:w="1625"/>
@@ -16372,6 +17057,9 @@
         </w:tc>
       </w:tr>
       <w:tr>
+        <w:trPr>
+          <w:cantSplit/>
+        </w:trPr>
         <w:tc>
           <w:tcPr>
             <w:tcW w:type="dxa" w:w="1625"/>
@@ -16446,6 +17134,9 @@
         </w:tc>
       </w:tr>
       <w:tr>
+        <w:trPr>
+          <w:cantSplit/>
+        </w:trPr>
         <w:tc>
           <w:tcPr>
             <w:tcW w:type="dxa" w:w="1625"/>
@@ -16520,6 +17211,9 @@
         </w:tc>
       </w:tr>
       <w:tr>
+        <w:trPr>
+          <w:cantSplit/>
+        </w:trPr>
         <w:tc>
           <w:tcPr>
             <w:tcW w:type="dxa" w:w="1625"/>
@@ -16626,6 +17320,7 @@
       </w:tblGrid>
       <w:tr>
         <w:trPr>
+          <w:cantSplit/>
           <w:tblHeader/>
         </w:trPr>
         <w:tc>
@@ -16711,6 +17406,9 @@
         </w:tc>
       </w:tr>
       <w:tr>
+        <w:trPr>
+          <w:cantSplit/>
+        </w:trPr>
         <w:tc>
           <w:tcPr>
             <w:tcW w:type="dxa" w:w="2166"/>
@@ -16786,6 +17484,9 @@
         </w:tc>
       </w:tr>
       <w:tr>
+        <w:trPr>
+          <w:cantSplit/>
+        </w:trPr>
         <w:tc>
           <w:tcPr>
             <w:tcW w:type="dxa" w:w="2166"/>
@@ -16855,12 +17556,15 @@
                 <w:sz w:val="19"/>
                 <w:szCs w:val="19"/>
               </w:rPr>
-              <w:t xml:space="preserve">Direction of travel. Polarity to be confirmed — Q1.</w:t>
-            </w:r>
-          </w:p>
-        </w:tc>
-      </w:tr>
-      <w:tr>
+              <w:t xml:space="preserve">Direction of travel, held as a level. OFF = forward, ON = reverse — §5.4.</w:t>
+            </w:r>
+          </w:p>
+        </w:tc>
+      </w:tr>
+      <w:tr>
+        <w:trPr>
+          <w:cantSplit/>
+        </w:trPr>
         <w:tc>
           <w:tcPr>
             <w:tcW w:type="dxa" w:w="2166"/>
@@ -16942,6 +17646,9 @@
         </w:tc>
       </w:tr>
       <w:tr>
+        <w:trPr>
+          <w:cantSplit/>
+        </w:trPr>
         <w:tc>
           <w:tcPr>
             <w:tcW w:type="dxa" w:w="2166"/>
@@ -17023,6 +17730,9 @@
         </w:tc>
       </w:tr>
       <w:tr>
+        <w:trPr>
+          <w:cantSplit/>
+        </w:trPr>
         <w:tc>
           <w:tcPr>
             <w:tcW w:type="dxa" w:w="2166"/>
@@ -17098,6 +17808,9 @@
         </w:tc>
       </w:tr>
       <w:tr>
+        <w:trPr>
+          <w:cantSplit/>
+        </w:trPr>
         <w:tc>
           <w:tcPr>
             <w:tcW w:type="dxa" w:w="2166"/>
@@ -17167,12 +17880,15 @@
                 <w:sz w:val="19"/>
                 <w:szCs w:val="19"/>
               </w:rPr>
-              <w:t xml:space="preserve">Carton has arrived in the reading zone. Edge or level to be confirmed — Q3.</w:t>
-            </w:r>
-          </w:p>
-        </w:tc>
-      </w:tr>
-      <w:tr>
+              <w:t xml:space="preserve">Carton has arrived in the reading zone. Assert HIGH for 2 s, then release — §5.5.</w:t>
+            </w:r>
+          </w:p>
+        </w:tc>
+      </w:tr>
+      <w:tr>
+        <w:trPr>
+          <w:cantSplit/>
+        </w:trPr>
         <w:tc>
           <w:tcPr>
             <w:tcW w:type="dxa" w:w="2166"/>
@@ -17242,12 +17958,15 @@
                 <w:sz w:val="19"/>
                 <w:szCs w:val="19"/>
               </w:rPr>
-              <w:t xml:space="preserve">Carton has left the reading zone. Edge or level to be confirmed — Q3.</w:t>
-            </w:r>
-          </w:p>
-        </w:tc>
-      </w:tr>
-      <w:tr>
+              <w:t xml:space="preserve">Carton has left the reading zone. Assert HIGH for 2 s, then release — §5.5.</w:t>
+            </w:r>
+          </w:p>
+        </w:tc>
+      </w:tr>
+      <w:tr>
+        <w:trPr>
+          <w:cantSplit/>
+        </w:trPr>
         <w:tc>
           <w:tcPr>
             <w:tcW w:type="dxa" w:w="2166"/>
@@ -17323,6 +18042,9 @@
         </w:tc>
       </w:tr>
       <w:tr>
+        <w:trPr>
+          <w:cantSplit/>
+        </w:trPr>
         <w:tc>
           <w:tcPr>
             <w:tcW w:type="dxa" w:w="2166"/>

--- a/docs/Intelli-RFID-Reader-DVP12SA211R-PLC-Integration.docx
+++ b/docs/Intelli-RFID-Reader-DVP12SA211R-PLC-Integration.docx
@@ -604,6 +604,9 @@
         <w:gridCol w:w="9026"/>
       </w:tblGrid>
       <w:tr>
+        <w:trPr>
+          <w:cantSplit/>
+        </w:trPr>
         <w:tc>
           <w:tcPr>
             <w:tcW w:type="dxa" w:w="9026"/>
@@ -1583,6 +1586,9 @@
         <w:gridCol w:w="9026"/>
       </w:tblGrid>
       <w:tr>
+        <w:trPr>
+          <w:cantSplit/>
+        </w:trPr>
         <w:tc>
           <w:tcPr>
             <w:tcW w:type="dxa" w:w="9026"/>
@@ -1684,6 +1690,9 @@
         <w:gridCol w:w="9026"/>
       </w:tblGrid>
       <w:tr>
+        <w:trPr>
+          <w:cantSplit/>
+        </w:trPr>
         <w:tc>
           <w:tcPr>
             <w:tcW w:type="dxa" w:w="9026"/>
@@ -2053,6 +2062,9 @@
         <w:gridCol w:w="9026"/>
       </w:tblGrid>
       <w:tr>
+        <w:trPr>
+          <w:cantSplit/>
+        </w:trPr>
         <w:tc>
           <w:tcPr>
             <w:tcW w:type="dxa" w:w="9026"/>
@@ -3317,6 +3329,9 @@
         <w:gridCol w:w="9026"/>
       </w:tblGrid>
       <w:tr>
+        <w:trPr>
+          <w:cantSplit/>
+        </w:trPr>
         <w:tc>
           <w:tcPr>
             <w:tcW w:type="dxa" w:w="9026"/>
@@ -3407,6 +3422,9 @@
         <w:gridCol w:w="9026"/>
       </w:tblGrid>
       <w:tr>
+        <w:trPr>
+          <w:cantSplit/>
+        </w:trPr>
         <w:tc>
           <w:tcPr>
             <w:tcW w:type="dxa" w:w="9026"/>
@@ -3480,6 +3498,9 @@
         <w:gridCol w:w="9026"/>
       </w:tblGrid>
       <w:tr>
+        <w:trPr>
+          <w:cantSplit/>
+        </w:trPr>
         <w:tc>
           <w:tcPr>
             <w:tcW w:type="dxa" w:w="9026"/>
@@ -3541,6 +3562,9 @@
         <w:gridCol w:w="9026"/>
       </w:tblGrid>
       <w:tr>
+        <w:trPr>
+          <w:cantSplit/>
+        </w:trPr>
         <w:tc>
           <w:tcPr>
             <w:tcW w:type="dxa" w:w="9026"/>
@@ -3687,6 +3711,9 @@
         <w:gridCol w:w="9026"/>
       </w:tblGrid>
       <w:tr>
+        <w:trPr>
+          <w:cantSplit/>
+        </w:trPr>
         <w:tc>
           <w:tcPr>
             <w:tcW w:type="dxa" w:w="9026"/>
@@ -4893,6 +4920,9 @@
         <w:gridCol w:w="9026"/>
       </w:tblGrid>
       <w:tr>
+        <w:trPr>
+          <w:cantSplit/>
+        </w:trPr>
         <w:tc>
           <w:tcPr>
             <w:tcW w:type="dxa" w:w="9026"/>
@@ -7223,6 +7253,9 @@
         <w:gridCol w:w="9026"/>
       </w:tblGrid>
       <w:tr>
+        <w:trPr>
+          <w:cantSplit/>
+        </w:trPr>
         <w:tc>
           <w:tcPr>
             <w:tcW w:type="dxa" w:w="9026"/>
@@ -7738,6 +7771,9 @@
         <w:gridCol w:w="9026"/>
       </w:tblGrid>
       <w:tr>
+        <w:trPr>
+          <w:cantSplit/>
+        </w:trPr>
         <w:tc>
           <w:tcPr>
             <w:tcW w:type="dxa" w:w="9026"/>
@@ -8408,6 +8444,9 @@
         <w:gridCol w:w="9026"/>
       </w:tblGrid>
       <w:tr>
+        <w:trPr>
+          <w:cantSplit/>
+        </w:trPr>
         <w:tc>
           <w:tcPr>
             <w:tcW w:type="dxa" w:w="9026"/>
@@ -8459,16 +8498,96 @@
               <w:t xml:space="preserve">Two seconds is chosen to be unambiguous over a long field cable and well clear of the 10 ms debounce at each end. Timing accuracy is not critical — anything close to 2 s is fine.</w:t>
             </w:r>
           </w:p>
+        </w:tc>
+      </w:tr>
+    </w:tbl>
+    <w:p>
+      <w:pPr>
+        <w:spacing w:after="60"/>
+      </w:pPr>
+    </w:p>
+    <w:tbl>
+      <w:tblPr>
+        <w:tblW w:type="dxa" w:w="9026"/>
+        <w:tblBorders>
+          <w:top w:val="single" w:color="auto" w:sz="4"/>
+          <w:left w:val="single" w:color="auto" w:sz="4"/>
+          <w:bottom w:val="single" w:color="auto" w:sz="4"/>
+          <w:right w:val="single" w:color="auto" w:sz="4"/>
+          <w:insideH w:val="single" w:color="auto" w:sz="4"/>
+          <w:insideV w:val="single" w:color="auto" w:sz="4"/>
+        </w:tblBorders>
+      </w:tblPr>
+      <w:tblGrid>
+        <w:gridCol w:w="9026"/>
+      </w:tblGrid>
+      <w:tr>
+        <w:trPr>
+          <w:cantSplit/>
+        </w:trPr>
+        <w:tc>
+          <w:tcPr>
+            <w:tcW w:type="dxa" w:w="9026"/>
+            <w:shd w:fill="FFF2CC" w:val="clear"/>
+            <w:tcMar>
+              <w:top w:type="dxa" w:w="120"/>
+              <w:left w:type="dxa" w:w="160"/>
+              <w:bottom w:type="dxa" w:w="120"/>
+              <w:right w:type="dxa" w:w="160"/>
+            </w:tcMar>
+          </w:tcPr>
           <w:p>
             <w:pPr>
               <w:spacing w:after="60"/>
             </w:pPr>
             <w:r>
               <w:rPr>
+                <w:b/>
+                <w:bCs/>
                 <w:sz w:val="20"/>
                 <w:szCs w:val="20"/>
               </w:rPr>
-              <w:t xml:space="preserve">Do not overlap them. A carton's ZONE_EXIT pulse must not begin while that carton's ZONE_ARRIVE pulse is still high.</w:t>
+              <w:t xml:space="preserve">Drive both directly from optical sensors, in real time</w:t>
+            </w:r>
+          </w:p>
+          <w:p>
+            <w:pPr>
+              <w:spacing w:after="60"/>
+            </w:pPr>
+            <w:r>
+              <w:rPr>
+                <w:b/>
+                <w:bCs/>
+                <w:sz w:val="20"/>
+                <w:szCs w:val="20"/>
+              </w:rPr>
+              <w:t xml:space="preserve">Y0 and Y1 are to be driven from optical sensors that detect the package itself — one sensing the carton entering the reading zone, one sensing it leaving.</w:t>
+            </w:r>
+          </w:p>
+          <w:p>
+            <w:pPr>
+              <w:spacing w:after="60"/>
+            </w:pPr>
+            <w:r>
+              <w:rPr>
+                <w:b/>
+                <w:bCs/>
+                <w:sz w:val="20"/>
+                <w:szCs w:val="20"/>
+              </w:rPr>
+              <w:t xml:space="preserve">Assert the output as soon as the sensor changes state. Do not derive either signal from a timer, an encoder position, a carton count or a prediction, and do not queue it behind other ladder logic.</w:t>
+            </w:r>
+          </w:p>
+          <w:p>
+            <w:pPr>
+              <w:spacing w:after="60"/>
+            </w:pPr>
+            <w:r>
+              <w:rPr>
+                <w:sz w:val="20"/>
+                <w:szCs w:val="20"/>
+              </w:rPr>
+              <w:t xml:space="preserve">The reader takes the start of the pulse as the moment the carton arrived or left. Any delay the PLC adds becomes an error in the read window, and it is not visible to us from the reader side.</w:t>
             </w:r>
           </w:p>
         </w:tc>
@@ -8499,6 +8618,9 @@
         <w:gridCol w:w="9026"/>
       </w:tblGrid>
       <w:tr>
+        <w:trPr>
+          <w:cantSplit/>
+        </w:trPr>
         <w:tc>
           <w:tcPr>
             <w:tcW w:type="dxa" w:w="9026"/>
@@ -8590,6 +8712,9 @@
         <w:gridCol w:w="9026"/>
       </w:tblGrid>
       <w:tr>
+        <w:trPr>
+          <w:cantSplit/>
+        </w:trPr>
         <w:tc>
           <w:tcPr>
             <w:tcW w:type="dxa" w:w="9026"/>
@@ -9660,6 +9785,9 @@
         <w:gridCol w:w="9026"/>
       </w:tblGrid>
       <w:tr>
+        <w:trPr>
+          <w:cantSplit/>
+        </w:trPr>
         <w:tc>
           <w:tcPr>
             <w:tcW w:type="dxa" w:w="9026"/>
@@ -10277,6 +10405,9 @@
         <w:gridCol w:w="9026"/>
       </w:tblGrid>
       <w:tr>
+        <w:trPr>
+          <w:cantSplit/>
+        </w:trPr>
         <w:tc>
           <w:tcPr>
             <w:tcW w:type="dxa" w:w="9026"/>
@@ -10670,6 +10801,9 @@
         <w:gridCol w:w="9026"/>
       </w:tblGrid>
       <w:tr>
+        <w:trPr>
+          <w:cantSplit/>
+        </w:trPr>
         <w:tc>
           <w:tcPr>
             <w:tcW w:type="dxa" w:w="9026"/>
@@ -11292,6 +11426,9 @@
         <w:gridCol w:w="9026"/>
       </w:tblGrid>
       <w:tr>
+        <w:trPr>
+          <w:cantSplit/>
+        </w:trPr>
         <w:tc>
           <w:tcPr>
             <w:tcW w:type="dxa" w:w="9026"/>
@@ -11367,6 +11504,9 @@
         <w:gridCol w:w="9026"/>
       </w:tblGrid>
       <w:tr>
+        <w:trPr>
+          <w:cantSplit/>
+        </w:trPr>
         <w:tc>
           <w:tcPr>
             <w:tcW w:type="dxa" w:w="9026"/>
@@ -11952,7 +12092,7 @@
                 <w:sz w:val="19"/>
                 <w:szCs w:val="19"/>
               </w:rPr>
-              <w:t xml:space="preserve">The relay outputs respond in ~10 ms and the reader debounces ≥ 10 ms on its side. Rapid toggling wastes relay life for no benefit. Y3 is exempt — the lamp is meant to flash.</w:t>
+              <w:t xml:space="preserve">The relay outputs respond in ~10 ms and the reader debounces ≥ 10 ms on its side. Rapid toggling wastes relay life for no benefit. Y3 is exempt — the lamp is meant to flash. Y0 and Y1 carry a further condition: they must be driven straight from the zone optical sensors in real time, with no added delay (§5.5).</w:t>
             </w:r>
           </w:p>
         </w:tc>
@@ -12708,6 +12848,9 @@
         <w:gridCol w:w="9026"/>
       </w:tblGrid>
       <w:tr>
+        <w:trPr>
+          <w:cantSplit/>
+        </w:trPr>
         <w:tc>
           <w:tcPr>
             <w:tcW w:type="dxa" w:w="9026"/>
@@ -12806,6 +12949,9 @@
         <w:gridCol w:w="9026"/>
       </w:tblGrid>
       <w:tr>
+        <w:trPr>
+          <w:cantSplit/>
+        </w:trPr>
         <w:tc>
           <w:tcPr>
             <w:tcW w:type="dxa" w:w="9026"/>
@@ -12921,6 +13067,9 @@
         <w:gridCol w:w="9026"/>
       </w:tblGrid>
       <w:tr>
+        <w:trPr>
+          <w:cantSplit/>
+        </w:trPr>
         <w:tc>
           <w:tcPr>
             <w:tcW w:type="dxa" w:w="9026"/>
@@ -13022,6 +13171,9 @@
         <w:gridCol w:w="9026"/>
       </w:tblGrid>
       <w:tr>
+        <w:trPr>
+          <w:cantSplit/>
+        </w:trPr>
         <w:tc>
           <w:tcPr>
             <w:tcW w:type="dxa" w:w="9026"/>
@@ -15197,6 +15349,9 @@
         <w:gridCol w:w="9026"/>
       </w:tblGrid>
       <w:tr>
+        <w:trPr>
+          <w:cantSplit/>
+        </w:trPr>
         <w:tc>
           <w:tcPr>
             <w:tcW w:type="dxa" w:w="9026"/>
@@ -15308,6 +15463,9 @@
         <w:gridCol w:w="9026"/>
       </w:tblGrid>
       <w:tr>
+        <w:trPr>
+          <w:cantSplit/>
+        </w:trPr>
         <w:tc>
           <w:tcPr>
             <w:tcW w:type="dxa" w:w="9026"/>
@@ -16263,6 +16421,9 @@
         <w:gridCol w:w="9026"/>
       </w:tblGrid>
       <w:tr>
+        <w:trPr>
+          <w:cantSplit/>
+        </w:trPr>
         <w:tc>
           <w:tcPr>
             <w:tcW w:type="dxa" w:w="9026"/>
@@ -16338,6 +16499,9 @@
         <w:gridCol w:w="9026"/>
       </w:tblGrid>
       <w:tr>
+        <w:trPr>
+          <w:cantSplit/>
+        </w:trPr>
         <w:tc>
           <w:tcPr>
             <w:tcW w:type="dxa" w:w="9026"/>
@@ -18150,6 +18314,9 @@
         <w:gridCol w:w="9026"/>
       </w:tblGrid>
       <w:tr>
+        <w:trPr>
+          <w:cantSplit/>
+        </w:trPr>
         <w:tc>
           <w:tcPr>
             <w:tcW w:type="dxa" w:w="9026"/>
@@ -18226,6 +18393,9 @@
         <w:gridCol w:w="9026"/>
       </w:tblGrid>
       <w:tr>
+        <w:trPr>
+          <w:cantSplit/>
+        </w:trPr>
         <w:tc>
           <w:tcPr>
             <w:tcW w:type="dxa" w:w="9026"/>

--- a/docs/Intelli-RFID-Reader-DVP12SA211R-PLC-Integration.docx
+++ b/docs/Intelli-RFID-Reader-DVP12SA211R-PLC-Integration.docx
@@ -744,14 +744,14 @@
                 <w:sz w:val="20"/>
                 <w:szCs w:val="20"/>
               </w:rPr>
-              <w:t xml:space="preserve">Section 11 lists what we still need from you. </w:t>
+              <w:t xml:space="preserve">Section 11 lists three confirmations we need from you. </w:t>
             </w:r>
             <w:r>
               <w:rPr>
                 <w:sz w:val="20"/>
                 <w:szCs w:val="20"/>
               </w:rPr>
-              <w:t xml:space="preserve">Four of those answers are needed before the ladder can be finished.</w:t>
+              <w:t xml:space="preserve">Everything else in this document is specified — there is nothing open on our side.</w:t>
             </w:r>
           </w:p>
         </w:tc>
@@ -1164,7 +1164,7 @@
                 <w:sz w:val="19"/>
                 <w:szCs w:val="19"/>
               </w:rPr>
-              <w:t xml:space="preserve">11</w:t>
+              <w:t xml:space="preserve">12</w:t>
             </w:r>
           </w:p>
         </w:tc>
@@ -1217,7 +1217,7 @@
                 <w:sz w:val="19"/>
                 <w:szCs w:val="19"/>
               </w:rPr>
-              <w:t xml:space="preserve">15</w:t>
+              <w:t xml:space="preserve">16</w:t>
             </w:r>
           </w:p>
         </w:tc>
@@ -1274,7 +1274,7 @@
                 <w:sz w:val="19"/>
                 <w:szCs w:val="19"/>
               </w:rPr>
-              <w:t xml:space="preserve">17</w:t>
+              <w:t xml:space="preserve">18</w:t>
             </w:r>
           </w:p>
         </w:tc>
@@ -1327,7 +1327,7 @@
                 <w:sz w:val="19"/>
                 <w:szCs w:val="19"/>
               </w:rPr>
-              <w:t xml:space="preserve">18</w:t>
+              <w:t xml:space="preserve">19</w:t>
             </w:r>
           </w:p>
         </w:tc>
@@ -1380,7 +1380,7 @@
                 <w:sz w:val="19"/>
                 <w:szCs w:val="19"/>
               </w:rPr>
-              <w:t xml:space="preserve">19</w:t>
+              <w:t xml:space="preserve">20</w:t>
             </w:r>
           </w:p>
         </w:tc>
@@ -1411,7 +1411,7 @@
                 <w:sz w:val="19"/>
                 <w:szCs w:val="19"/>
               </w:rPr>
-              <w:t xml:space="preserve">11.  What we still need to confirm</w:t>
+              <w:t xml:space="preserve">11.  Confirmations we need from you</w:t>
             </w:r>
           </w:p>
         </w:tc>
@@ -1437,7 +1437,7 @@
                 <w:sz w:val="19"/>
                 <w:szCs w:val="19"/>
               </w:rPr>
-              <w:t xml:space="preserve">21</w:t>
+              <w:t xml:space="preserve">22</w:t>
             </w:r>
           </w:p>
         </w:tc>
@@ -1490,7 +1490,7 @@
                 <w:sz w:val="19"/>
                 <w:szCs w:val="19"/>
               </w:rPr>
-              <w:t xml:space="preserve">22</w:t>
+              <w:t xml:space="preserve">23</w:t>
             </w:r>
           </w:p>
         </w:tc>
@@ -7358,6 +7358,18 @@
     </w:tbl>
     <w:p>
       <w:pPr>
+        <w:spacing w:after="120" w:before="0"/>
+      </w:pPr>
+      <w:r>
+        <w:rPr>
+          <w:i/>
+          <w:iCs/>
+        </w:rPr>
+        <w:t xml:space="preserve">What physical conveyor speed each of levels 1–7 corresponds to is agreed on site at commissioning and recorded in the as-built. Level 0 is fixed: it is always stop.</w:t>
+      </w:r>
+    </w:p>
+    <w:p>
+      <w:pPr>
         <w:pStyle w:val="Heading2"/>
         <w:spacing w:after="120" w:before="280"/>
       </w:pPr>
@@ -7718,7 +7730,7 @@
                 <w:sz w:val="19"/>
                 <w:szCs w:val="19"/>
               </w:rPr>
-              <w:t xml:space="preserve">any other width, more than one pulse, or no pulse before the deadline</w:t>
+              <w:t xml:space="preserve">any other width, more than one pulse, or no pulse before the window closes</w:t>
             </w:r>
           </w:p>
         </w:tc>
@@ -7837,7 +7849,368 @@
           <w:b/>
           <w:bCs/>
         </w:rPr>
-        <w:t xml:space="preserve">There is exactly one verdict per carton. There is no “no verdict” outcome: if the reader reaches its deadline without deciding, that is a FAIL and it is sent as a FAIL. The verdict is cleared at the start of the next carton cycle.</w:t>
+        <w:t xml:space="preserve">There is exactly one verdict per carton, and there is no “no verdict” outcome.</w:t>
+      </w:r>
+    </w:p>
+    <w:p>
+      <w:pPr>
+        <w:pStyle w:val="Heading2"/>
+        <w:spacing w:after="120" w:before="280"/>
+      </w:pPr>
+      <w:r>
+        <w:t xml:space="preserve">5.3.1 When to listen for the verdict</w:t>
+      </w:r>
+    </w:p>
+    <w:p>
+      <w:pPr>
+        <w:spacing w:after="120" w:before="0"/>
+      </w:pPr>
+      <w:r>
+        <w:t xml:space="preserve">The PLC opens a verdict window for a carton at the moment it asserts that carton's ZONE_ARRIVE pulse, and watches X5 from then on.</w:t>
+      </w:r>
+    </w:p>
+    <w:tbl>
+      <w:tblPr>
+        <w:tblW w:type="dxa" w:w="9026"/>
+        <w:tblBorders>
+          <w:top w:val="single" w:color="auto" w:sz="4"/>
+          <w:left w:val="single" w:color="auto" w:sz="4"/>
+          <w:bottom w:val="single" w:color="auto" w:sz="4"/>
+          <w:right w:val="single" w:color="auto" w:sz="4"/>
+          <w:insideH w:val="single" w:color="auto" w:sz="4"/>
+          <w:insideV w:val="single" w:color="auto" w:sz="4"/>
+        </w:tblBorders>
+      </w:tblPr>
+      <w:tblGrid>
+        <w:gridCol w:w="4694"/>
+        <w:gridCol w:w="4332"/>
+      </w:tblGrid>
+      <w:tr>
+        <w:trPr>
+          <w:cantSplit/>
+          <w:tblHeader/>
+        </w:trPr>
+        <w:tc>
+          <w:tcPr>
+            <w:tcW w:type="dxa" w:w="4694"/>
+            <w:shd w:fill="1F4E79" w:val="clear"/>
+            <w:tcMar>
+              <w:top w:type="dxa" w:w="80"/>
+              <w:left w:type="dxa" w:w="110"/>
+              <w:bottom w:type="dxa" w:w="80"/>
+              <w:right w:type="dxa" w:w="110"/>
+            </w:tcMar>
+          </w:tcPr>
+          <w:p>
+            <w:pPr>
+              <w:spacing w:after="0"/>
+            </w:pPr>
+            <w:r>
+              <w:rPr>
+                <w:b/>
+                <w:bCs/>
+                <w:color w:val="FFFFFF"/>
+                <w:sz w:val="19"/>
+                <w:szCs w:val="19"/>
+              </w:rPr>
+              <w:t xml:space="preserve">The window closes when…</w:t>
+            </w:r>
+          </w:p>
+        </w:tc>
+        <w:tc>
+          <w:tcPr>
+            <w:tcW w:type="dxa" w:w="4332"/>
+            <w:shd w:fill="1F4E79" w:val="clear"/>
+            <w:tcMar>
+              <w:top w:type="dxa" w:w="80"/>
+              <w:left w:type="dxa" w:w="110"/>
+              <w:bottom w:type="dxa" w:w="80"/>
+              <w:right w:type="dxa" w:w="110"/>
+            </w:tcMar>
+          </w:tcPr>
+          <w:p>
+            <w:pPr>
+              <w:spacing w:after="0"/>
+            </w:pPr>
+            <w:r>
+              <w:rPr>
+                <w:b/>
+                <w:bCs/>
+                <w:color w:val="FFFFFF"/>
+                <w:sz w:val="19"/>
+                <w:szCs w:val="19"/>
+              </w:rPr>
+              <w:t xml:space="preserve">Outcome</w:t>
+            </w:r>
+          </w:p>
+        </w:tc>
+      </w:tr>
+      <w:tr>
+        <w:trPr>
+          <w:cantSplit/>
+        </w:trPr>
+        <w:tc>
+          <w:tcPr>
+            <w:tcW w:type="dxa" w:w="4694"/>
+            <w:shd w:fill="F2F2F2" w:val="clear"/>
+            <w:tcMar>
+              <w:top w:type="dxa" w:w="70"/>
+              <w:left w:type="dxa" w:w="110"/>
+              <w:bottom w:type="dxa" w:w="70"/>
+              <w:right w:type="dxa" w:w="110"/>
+            </w:tcMar>
+          </w:tcPr>
+          <w:p>
+            <w:pPr>
+              <w:spacing w:after="0"/>
+            </w:pPr>
+            <w:r>
+              <w:rPr>
+                <w:sz w:val="19"/>
+                <w:szCs w:val="19"/>
+              </w:rPr>
+              <w:t xml:space="preserve">a valid pulse is decoded on X5</w:t>
+            </w:r>
+          </w:p>
+        </w:tc>
+        <w:tc>
+          <w:tcPr>
+            <w:tcW w:type="dxa" w:w="4332"/>
+            <w:shd w:fill="F2F2F2" w:val="clear"/>
+            <w:tcMar>
+              <w:top w:type="dxa" w:w="70"/>
+              <w:left w:type="dxa" w:w="110"/>
+              <w:bottom w:type="dxa" w:w="70"/>
+              <w:right w:type="dxa" w:w="110"/>
+            </w:tcMar>
+          </w:tcPr>
+          <w:p>
+            <w:pPr>
+              <w:spacing w:after="0"/>
+            </w:pPr>
+            <w:r>
+              <w:rPr>
+                <w:b/>
+                <w:bCs/>
+                <w:sz w:val="19"/>
+                <w:szCs w:val="19"/>
+              </w:rPr>
+              <w:t xml:space="preserve">PASS or FAIL as decoded</w:t>
+            </w:r>
+          </w:p>
+        </w:tc>
+      </w:tr>
+      <w:tr>
+        <w:trPr>
+          <w:cantSplit/>
+        </w:trPr>
+        <w:tc>
+          <w:tcPr>
+            <w:tcW w:type="dxa" w:w="4694"/>
+            <w:shd w:fill="FFFFFF" w:val="clear"/>
+            <w:tcMar>
+              <w:top w:type="dxa" w:w="70"/>
+              <w:left w:type="dxa" w:w="110"/>
+              <w:bottom w:type="dxa" w:w="70"/>
+              <w:right w:type="dxa" w:w="110"/>
+            </w:tcMar>
+          </w:tcPr>
+          <w:p>
+            <w:pPr>
+              <w:spacing w:after="0"/>
+            </w:pPr>
+            <w:r>
+              <w:rPr>
+                <w:sz w:val="19"/>
+                <w:szCs w:val="19"/>
+              </w:rPr>
+              <w:t xml:space="preserve">the next carton's ZONE_ARRIVE is asserted</w:t>
+            </w:r>
+          </w:p>
+        </w:tc>
+        <w:tc>
+          <w:tcPr>
+            <w:tcW w:type="dxa" w:w="4332"/>
+            <w:shd w:fill="FCE4E4" w:val="clear"/>
+            <w:tcMar>
+              <w:top w:type="dxa" w:w="70"/>
+              <w:left w:type="dxa" w:w="110"/>
+              <w:bottom w:type="dxa" w:w="70"/>
+              <w:right w:type="dxa" w:w="110"/>
+            </w:tcMar>
+          </w:tcPr>
+          <w:p>
+            <w:pPr>
+              <w:spacing w:after="0"/>
+            </w:pPr>
+            <w:r>
+              <w:rPr>
+                <w:b/>
+                <w:bCs/>
+                <w:sz w:val="19"/>
+                <w:szCs w:val="19"/>
+              </w:rPr>
+              <w:t xml:space="preserve">FAIL — no verdict arrived for this carton</w:t>
+            </w:r>
+          </w:p>
+        </w:tc>
+      </w:tr>
+      <w:tr>
+        <w:trPr>
+          <w:cantSplit/>
+        </w:trPr>
+        <w:tc>
+          <w:tcPr>
+            <w:tcW w:type="dxa" w:w="4694"/>
+            <w:shd w:fill="F2F2F2" w:val="clear"/>
+            <w:tcMar>
+              <w:top w:type="dxa" w:w="70"/>
+              <w:left w:type="dxa" w:w="110"/>
+              <w:bottom w:type="dxa" w:w="70"/>
+              <w:right w:type="dxa" w:w="110"/>
+            </w:tcMar>
+          </w:tcPr>
+          <w:p>
+            <w:pPr>
+              <w:spacing w:after="0"/>
+            </w:pPr>
+            <w:r>
+              <w:rPr>
+                <w:sz w:val="19"/>
+                <w:szCs w:val="19"/>
+              </w:rPr>
+              <w:t xml:space="preserve">60 seconds have passed since ZONE_ARRIVE</w:t>
+            </w:r>
+          </w:p>
+        </w:tc>
+        <w:tc>
+          <w:tcPr>
+            <w:tcW w:type="dxa" w:w="4332"/>
+            <w:shd w:fill="FCE4E4" w:val="clear"/>
+            <w:tcMar>
+              <w:top w:type="dxa" w:w="70"/>
+              <w:left w:type="dxa" w:w="110"/>
+              <w:bottom w:type="dxa" w:w="70"/>
+              <w:right w:type="dxa" w:w="110"/>
+            </w:tcMar>
+          </w:tcPr>
+          <w:p>
+            <w:pPr>
+              <w:spacing w:after="0"/>
+            </w:pPr>
+            <w:r>
+              <w:rPr>
+                <w:b/>
+                <w:bCs/>
+                <w:sz w:val="19"/>
+                <w:szCs w:val="19"/>
+              </w:rPr>
+              <w:t xml:space="preserve">FAIL — no verdict arrived for this carton</w:t>
+            </w:r>
+          </w:p>
+        </w:tc>
+      </w:tr>
+    </w:tbl>
+    <w:p>
+      <w:pPr>
+        <w:spacing w:after="60"/>
+      </w:pPr>
+    </w:p>
+    <w:tbl>
+      <w:tblPr>
+        <w:tblW w:type="dxa" w:w="9026"/>
+        <w:tblBorders>
+          <w:top w:val="single" w:color="auto" w:sz="4"/>
+          <w:left w:val="single" w:color="auto" w:sz="4"/>
+          <w:bottom w:val="single" w:color="auto" w:sz="4"/>
+          <w:right w:val="single" w:color="auto" w:sz="4"/>
+          <w:insideH w:val="single" w:color="auto" w:sz="4"/>
+          <w:insideV w:val="single" w:color="auto" w:sz="4"/>
+        </w:tblBorders>
+      </w:tblPr>
+      <w:tblGrid>
+        <w:gridCol w:w="9026"/>
+      </w:tblGrid>
+      <w:tr>
+        <w:trPr>
+          <w:cantSplit/>
+        </w:trPr>
+        <w:tc>
+          <w:tcPr>
+            <w:tcW w:type="dxa" w:w="9026"/>
+            <w:shd w:fill="FFF2CC" w:val="clear"/>
+            <w:tcMar>
+              <w:top w:type="dxa" w:w="120"/>
+              <w:left w:type="dxa" w:w="160"/>
+              <w:bottom w:type="dxa" w:w="120"/>
+              <w:right w:type="dxa" w:w="160"/>
+            </w:tcMar>
+          </w:tcPr>
+          <w:p>
+            <w:pPr>
+              <w:spacing w:after="60"/>
+            </w:pPr>
+            <w:r>
+              <w:rPr>
+                <w:b/>
+                <w:bCs/>
+                <w:sz w:val="20"/>
+                <w:szCs w:val="20"/>
+              </w:rPr>
+              <w:t xml:space="preserve">Whichever comes first — and the next ZONE_ARRIVE is what keeps the verdict on the right carton</w:t>
+            </w:r>
+          </w:p>
+          <w:p>
+            <w:pPr>
+              <w:spacing w:after="60"/>
+            </w:pPr>
+            <w:r>
+              <w:rPr>
+                <w:b/>
+                <w:bCs/>
+                <w:sz w:val="20"/>
+                <w:szCs w:val="20"/>
+              </w:rPr>
+              <w:t xml:space="preserve">Only one verdict window is ever open. Asserting ZONE_ARRIVE for a new carton closes the previous carton's window, whether or not a verdict came.</w:t>
+            </w:r>
+          </w:p>
+          <w:p>
+            <w:pPr>
+              <w:spacing w:after="60"/>
+            </w:pPr>
+            <w:r>
+              <w:rPr>
+                <w:sz w:val="20"/>
+                <w:szCs w:val="20"/>
+              </w:rPr>
+              <w:t xml:space="preserve">Without that rule, windows would overlap on a busy line and a pulse arriving on X5 could not be attributed to a particular carton — a late PASS for one carton would clear a different one.</w:t>
+            </w:r>
+          </w:p>
+          <w:p>
+            <w:pPr>
+              <w:spacing w:after="60"/>
+            </w:pPr>
+            <w:r>
+              <w:rPr>
+                <w:sz w:val="20"/>
+                <w:szCs w:val="20"/>
+              </w:rPr>
+              <w:t xml:space="preserve">The 60 second limit is a backstop for the case where no further carton arrives, not an expected duration. In normal running the verdict arrives well inside the carton's own cycle.</w:t>
+            </w:r>
+          </w:p>
+        </w:tc>
+      </w:tr>
+    </w:tbl>
+    <w:p>
+      <w:pPr>
+        <w:spacing w:after="120" w:before="0"/>
+      </w:pPr>
+      <w:r>
+        <w:rPr>
+          <w:b/>
+          <w:bCs/>
+        </w:rPr>
+        <w:t xml:space="preserve">A window that closes without a verdict is a FAIL, and is treated exactly like a decoded FAIL. Clear the verdict when the window opens for the next carton.</w:t>
       </w:r>
     </w:p>
     <w:p>
@@ -8689,6 +9062,443 @@
     </w:tbl>
     <w:p>
       <w:pPr>
+        <w:spacing w:after="60"/>
+      </w:pPr>
+    </w:p>
+    <w:tbl>
+      <w:tblPr>
+        <w:tblW w:type="dxa" w:w="9026"/>
+        <w:tblBorders>
+          <w:top w:val="single" w:color="auto" w:sz="4"/>
+          <w:left w:val="single" w:color="auto" w:sz="4"/>
+          <w:bottom w:val="single" w:color="auto" w:sz="4"/>
+          <w:right w:val="single" w:color="auto" w:sz="4"/>
+          <w:insideH w:val="single" w:color="auto" w:sz="4"/>
+          <w:insideV w:val="single" w:color="auto" w:sz="4"/>
+        </w:tblBorders>
+      </w:tblPr>
+      <w:tblGrid>
+        <w:gridCol w:w="2166"/>
+        <w:gridCol w:w="3069"/>
+        <w:gridCol w:w="3791"/>
+      </w:tblGrid>
+      <w:tr>
+        <w:trPr>
+          <w:cantSplit/>
+          <w:tblHeader/>
+        </w:trPr>
+        <w:tc>
+          <w:tcPr>
+            <w:tcW w:type="dxa" w:w="2166"/>
+            <w:shd w:fill="1F4E79" w:val="clear"/>
+            <w:tcMar>
+              <w:top w:type="dxa" w:w="80"/>
+              <w:left w:type="dxa" w:w="110"/>
+              <w:bottom w:type="dxa" w:w="80"/>
+              <w:right w:type="dxa" w:w="110"/>
+            </w:tcMar>
+          </w:tcPr>
+          <w:p>
+            <w:pPr>
+              <w:spacing w:after="0"/>
+            </w:pPr>
+            <w:r>
+              <w:rPr>
+                <w:b/>
+                <w:bCs/>
+                <w:color w:val="FFFFFF"/>
+                <w:sz w:val="19"/>
+                <w:szCs w:val="19"/>
+              </w:rPr>
+              <w:t xml:space="preserve">Parameter</w:t>
+            </w:r>
+          </w:p>
+        </w:tc>
+        <w:tc>
+          <w:tcPr>
+            <w:tcW w:type="dxa" w:w="3069"/>
+            <w:shd w:fill="1F4E79" w:val="clear"/>
+            <w:tcMar>
+              <w:top w:type="dxa" w:w="80"/>
+              <w:left w:type="dxa" w:w="110"/>
+              <w:bottom w:type="dxa" w:w="80"/>
+              <w:right w:type="dxa" w:w="110"/>
+            </w:tcMar>
+          </w:tcPr>
+          <w:p>
+            <w:pPr>
+              <w:spacing w:after="0"/>
+            </w:pPr>
+            <w:r>
+              <w:rPr>
+                <w:b/>
+                <w:bCs/>
+                <w:color w:val="FFFFFF"/>
+                <w:sz w:val="19"/>
+                <w:szCs w:val="19"/>
+              </w:rPr>
+              <w:t xml:space="preserve">Value</w:t>
+            </w:r>
+          </w:p>
+        </w:tc>
+        <w:tc>
+          <w:tcPr>
+            <w:tcW w:type="dxa" w:w="3791"/>
+            <w:shd w:fill="1F4E79" w:val="clear"/>
+            <w:tcMar>
+              <w:top w:type="dxa" w:w="80"/>
+              <w:left w:type="dxa" w:w="110"/>
+              <w:bottom w:type="dxa" w:w="80"/>
+              <w:right w:type="dxa" w:w="110"/>
+            </w:tcMar>
+          </w:tcPr>
+          <w:p>
+            <w:pPr>
+              <w:spacing w:after="0"/>
+            </w:pPr>
+            <w:r>
+              <w:rPr>
+                <w:b/>
+                <w:bCs/>
+                <w:color w:val="FFFFFF"/>
+                <w:sz w:val="19"/>
+                <w:szCs w:val="19"/>
+              </w:rPr>
+              <w:t xml:space="preserve">Note</w:t>
+            </w:r>
+          </w:p>
+        </w:tc>
+      </w:tr>
+      <w:tr>
+        <w:trPr>
+          <w:cantSplit/>
+        </w:trPr>
+        <w:tc>
+          <w:tcPr>
+            <w:tcW w:type="dxa" w:w="2166"/>
+            <w:shd w:fill="F2F2F2" w:val="clear"/>
+            <w:tcMar>
+              <w:top w:type="dxa" w:w="70"/>
+              <w:left w:type="dxa" w:w="110"/>
+              <w:bottom w:type="dxa" w:w="70"/>
+              <w:right w:type="dxa" w:w="110"/>
+            </w:tcMar>
+          </w:tcPr>
+          <w:p>
+            <w:pPr>
+              <w:spacing w:after="0"/>
+            </w:pPr>
+            <w:r>
+              <w:rPr>
+                <w:sz w:val="19"/>
+                <w:szCs w:val="19"/>
+              </w:rPr>
+              <w:t xml:space="preserve">Toggle rate</w:t>
+            </w:r>
+          </w:p>
+        </w:tc>
+        <w:tc>
+          <w:tcPr>
+            <w:tcW w:type="dxa" w:w="3069"/>
+            <w:shd w:fill="F2F2F2" w:val="clear"/>
+            <w:tcMar>
+              <w:top w:type="dxa" w:w="70"/>
+              <w:left w:type="dxa" w:w="110"/>
+              <w:bottom w:type="dxa" w:w="70"/>
+              <w:right w:type="dxa" w:w="110"/>
+            </w:tcMar>
+          </w:tcPr>
+          <w:p>
+            <w:pPr>
+              <w:spacing w:after="0"/>
+            </w:pPr>
+            <w:r>
+              <w:rPr>
+                <w:b/>
+                <w:bCs/>
+                <w:sz w:val="19"/>
+                <w:szCs w:val="19"/>
+              </w:rPr>
+              <w:t xml:space="preserve">1 Hz — 500 ms high, 500 ms low</w:t>
+            </w:r>
+          </w:p>
+        </w:tc>
+        <w:tc>
+          <w:tcPr>
+            <w:tcW w:type="dxa" w:w="3791"/>
+            <w:shd w:fill="F2F2F2" w:val="clear"/>
+            <w:tcMar>
+              <w:top w:type="dxa" w:w="70"/>
+              <w:left w:type="dxa" w:w="110"/>
+              <w:bottom w:type="dxa" w:w="70"/>
+              <w:right w:type="dxa" w:w="110"/>
+            </w:tcMar>
+          </w:tcPr>
+          <w:p>
+            <w:pPr>
+              <w:spacing w:after="0"/>
+            </w:pPr>
+            <w:r>
+              <w:rPr>
+                <w:sz w:val="19"/>
+                <w:szCs w:val="19"/>
+              </w:rPr>
+              <w:t xml:space="preserve">A transition every 500 ms while the reader is healthy</w:t>
+            </w:r>
+          </w:p>
+        </w:tc>
+      </w:tr>
+      <w:tr>
+        <w:trPr>
+          <w:cantSplit/>
+        </w:trPr>
+        <w:tc>
+          <w:tcPr>
+            <w:tcW w:type="dxa" w:w="2166"/>
+            <w:shd w:fill="FFFFFF" w:val="clear"/>
+            <w:tcMar>
+              <w:top w:type="dxa" w:w="70"/>
+              <w:left w:type="dxa" w:w="110"/>
+              <w:bottom w:type="dxa" w:w="70"/>
+              <w:right w:type="dxa" w:w="110"/>
+            </w:tcMar>
+          </w:tcPr>
+          <w:p>
+            <w:pPr>
+              <w:spacing w:after="0"/>
+            </w:pPr>
+            <w:r>
+              <w:rPr>
+                <w:sz w:val="19"/>
+                <w:szCs w:val="19"/>
+              </w:rPr>
+              <w:t xml:space="preserve">Watchdog timeout</w:t>
+            </w:r>
+          </w:p>
+        </w:tc>
+        <w:tc>
+          <w:tcPr>
+            <w:tcW w:type="dxa" w:w="3069"/>
+            <w:shd w:fill="FFFFFF" w:val="clear"/>
+            <w:tcMar>
+              <w:top w:type="dxa" w:w="70"/>
+              <w:left w:type="dxa" w:w="110"/>
+              <w:bottom w:type="dxa" w:w="70"/>
+              <w:right w:type="dxa" w:w="110"/>
+            </w:tcMar>
+          </w:tcPr>
+          <w:p>
+            <w:pPr>
+              <w:spacing w:after="0"/>
+            </w:pPr>
+            <w:r>
+              <w:rPr>
+                <w:b/>
+                <w:bCs/>
+                <w:sz w:val="19"/>
+                <w:szCs w:val="19"/>
+              </w:rPr>
+              <w:t xml:space="preserve">3 seconds with no transition</w:t>
+            </w:r>
+          </w:p>
+        </w:tc>
+        <w:tc>
+          <w:tcPr>
+            <w:tcW w:type="dxa" w:w="3791"/>
+            <w:shd w:fill="FFFFFF" w:val="clear"/>
+            <w:tcMar>
+              <w:top w:type="dxa" w:w="70"/>
+              <w:left w:type="dxa" w:w="110"/>
+              <w:bottom w:type="dxa" w:w="70"/>
+              <w:right w:type="dxa" w:w="110"/>
+            </w:tcMar>
+          </w:tcPr>
+          <w:p>
+            <w:pPr>
+              <w:spacing w:after="0"/>
+            </w:pPr>
+            <w:r>
+              <w:rPr>
+                <w:sz w:val="19"/>
+                <w:szCs w:val="19"/>
+              </w:rPr>
+              <w:t xml:space="preserve">Stop the line and raise a fault — R8</w:t>
+            </w:r>
+          </w:p>
+        </w:tc>
+      </w:tr>
+      <w:tr>
+        <w:trPr>
+          <w:cantSplit/>
+        </w:trPr>
+        <w:tc>
+          <w:tcPr>
+            <w:tcW w:type="dxa" w:w="2166"/>
+            <w:shd w:fill="F2F2F2" w:val="clear"/>
+            <w:tcMar>
+              <w:top w:type="dxa" w:w="70"/>
+              <w:left w:type="dxa" w:w="110"/>
+              <w:bottom w:type="dxa" w:w="70"/>
+              <w:right w:type="dxa" w:w="110"/>
+            </w:tcMar>
+          </w:tcPr>
+          <w:p>
+            <w:pPr>
+              <w:spacing w:after="0"/>
+            </w:pPr>
+            <w:r>
+              <w:rPr>
+                <w:sz w:val="19"/>
+                <w:szCs w:val="19"/>
+              </w:rPr>
+              <w:t xml:space="preserve">Suppressed during</w:t>
+            </w:r>
+          </w:p>
+        </w:tc>
+        <w:tc>
+          <w:tcPr>
+            <w:tcW w:type="dxa" w:w="3069"/>
+            <w:shd w:fill="F2F2F2" w:val="clear"/>
+            <w:tcMar>
+              <w:top w:type="dxa" w:w="70"/>
+              <w:left w:type="dxa" w:w="110"/>
+              <w:bottom w:type="dxa" w:w="70"/>
+              <w:right w:type="dxa" w:w="110"/>
+            </w:tcMar>
+          </w:tcPr>
+          <w:p>
+            <w:pPr>
+              <w:spacing w:after="0"/>
+            </w:pPr>
+            <w:r>
+              <w:rPr>
+                <w:sz w:val="19"/>
+                <w:szCs w:val="19"/>
+              </w:rPr>
+              <w:t xml:space="preserve">a commanded shutdown, and power-up until READY</w:t>
+            </w:r>
+          </w:p>
+        </w:tc>
+        <w:tc>
+          <w:tcPr>
+            <w:tcW w:type="dxa" w:w="3791"/>
+            <w:shd w:fill="F2F2F2" w:val="clear"/>
+            <w:tcMar>
+              <w:top w:type="dxa" w:w="70"/>
+              <w:left w:type="dxa" w:w="110"/>
+              <w:bottom w:type="dxa" w:w="70"/>
+              <w:right w:type="dxa" w:w="110"/>
+            </w:tcMar>
+          </w:tcPr>
+          <w:p>
+            <w:pPr>
+              <w:spacing w:after="0"/>
+            </w:pPr>
+            <w:r>
+              <w:rPr>
+                <w:sz w:val="19"/>
+                <w:szCs w:val="19"/>
+              </w:rPr>
+              <w:t xml:space="preserve">R12</w:t>
+            </w:r>
+          </w:p>
+        </w:tc>
+      </w:tr>
+    </w:tbl>
+    <w:p>
+      <w:pPr>
+        <w:spacing w:after="60"/>
+      </w:pPr>
+    </w:p>
+    <w:tbl>
+      <w:tblPr>
+        <w:tblW w:type="dxa" w:w="9026"/>
+        <w:tblBorders>
+          <w:top w:val="single" w:color="auto" w:sz="4"/>
+          <w:left w:val="single" w:color="auto" w:sz="4"/>
+          <w:bottom w:val="single" w:color="auto" w:sz="4"/>
+          <w:right w:val="single" w:color="auto" w:sz="4"/>
+          <w:insideH w:val="single" w:color="auto" w:sz="4"/>
+          <w:insideV w:val="single" w:color="auto" w:sz="4"/>
+        </w:tblBorders>
+      </w:tblPr>
+      <w:tblGrid>
+        <w:gridCol w:w="9026"/>
+      </w:tblGrid>
+      <w:tr>
+        <w:trPr>
+          <w:cantSplit/>
+        </w:trPr>
+        <w:tc>
+          <w:tcPr>
+            <w:tcW w:type="dxa" w:w="9026"/>
+            <w:shd w:fill="F2F2F2" w:val="clear"/>
+            <w:tcMar>
+              <w:top w:type="dxa" w:w="120"/>
+              <w:left w:type="dxa" w:w="160"/>
+              <w:bottom w:type="dxa" w:w="120"/>
+              <w:right w:type="dxa" w:w="160"/>
+            </w:tcMar>
+          </w:tcPr>
+          <w:p>
+            <w:pPr>
+              <w:spacing w:after="60"/>
+            </w:pPr>
+            <w:r>
+              <w:rPr>
+                <w:b/>
+                <w:bCs/>
+                <w:sz w:val="20"/>
+                <w:szCs w:val="20"/>
+              </w:rPr>
+              <w:t xml:space="preserve">What the heartbeat proves, and what it does not</w:t>
+            </w:r>
+          </w:p>
+          <w:p>
+            <w:pPr>
+              <w:spacing w:after="60"/>
+            </w:pPr>
+            <w:r>
+              <w:rPr>
+                <w:b/>
+                <w:bCs/>
+                <w:sz w:val="20"/>
+                <w:szCs w:val="20"/>
+              </w:rPr>
+              <w:t xml:space="preserve">A toggling heartbeat means the reader's application is running. That is all it means.</w:t>
+            </w:r>
+          </w:p>
+          <w:p>
+            <w:pPr>
+              <w:spacing w:after="60"/>
+            </w:pPr>
+            <w:r>
+              <w:rPr>
+                <w:sz w:val="20"/>
+                <w:szCs w:val="20"/>
+              </w:rPr>
+              <w:t xml:space="preserve">It does NOT confirm that the RFID module is connected and configured. A reader whose module has failed will still toggle, still show READY, and still return FAIL on every carton.</w:t>
+            </w:r>
+          </w:p>
+          <w:p>
+            <w:pPr>
+              <w:spacing w:after="60"/>
+            </w:pPr>
+            <w:r>
+              <w:rPr>
+                <w:b/>
+                <w:bCs/>
+                <w:sz w:val="20"/>
+                <w:szCs w:val="20"/>
+              </w:rPr>
+              <w:t xml:space="preserve">So do not read a steady lamp as “this system will read tags”. Read it as “the reader is alive and talking”. Repeated FAILs on a reader that looks healthy is a case to call us about, not a case of bad cartons.</w:t>
+            </w:r>
+          </w:p>
+        </w:tc>
+      </w:tr>
+    </w:tbl>
+    <w:p>
+      <w:pPr>
         <w:pStyle w:val="Heading1"/>
         <w:spacing w:after="160" w:before="360"/>
       </w:pPr>
@@ -9943,7 +10753,7 @@
                 <w:sz w:val="19"/>
                 <w:szCs w:val="19"/>
               </w:rPr>
-              <w:t xml:space="preserve">Proposed value</w:t>
+              <w:t xml:space="preserve">Value</w:t>
             </w:r>
           </w:p>
         </w:tc>
@@ -10377,7 +11187,7 @@
           <w:i/>
           <w:iCs/>
         </w:rPr>
-        <w:t xml:space="preserve">These figures are a proposal from our side and are listed as Q2 in §11. The reader firmware must be built to match whatever is agreed, so please build the rung but do not commit to these numbers until they are confirmed.</w:t>
+        <w:t xml:space="preserve">These figures are confirmed. Build the rung to them.</w:t>
       </w:r>
     </w:p>
     <w:p>
@@ -10879,7 +11689,7 @@
         <w:spacing w:after="120" w:before="0"/>
       </w:pPr>
       <w:r>
-        <w:t xml:space="preserve">Note what READY does and does not mean: the heartbeat proves the reader's application is running. Whether it also implies the RFID module is connected and configured is listed as Q3 in §11 — do not assume it does.</w:t>
+        <w:t xml:space="preserve">Note what READY does and does not mean: the heartbeat proves the reader's application is running. It does not confirm that the RFID module is connected and configured — see §5.6.</w:t>
       </w:r>
     </w:p>
     <w:p>
@@ -12311,7 +13121,7 @@
                 <w:sz w:val="19"/>
                 <w:szCs w:val="19"/>
               </w:rPr>
-              <w:t xml:space="preserve">Implement a watchdog on HEARTBEAT (X6). If it stops toggling outside a shutdown or a boot, stop the line and raise a fault.</w:t>
+              <w:t xml:space="preserve">Implement a watchdog on HEARTBEAT (X6): fault if there is no transition for 3 seconds, outside a shutdown or a boot. Stop the line and raise a fault.</w:t>
             </w:r>
           </w:p>
         </w:tc>
@@ -12392,7 +13202,7 @@
                 <w:sz w:val="19"/>
                 <w:szCs w:val="19"/>
               </w:rPr>
-              <w:t xml:space="preserve">Decode the RESULT pulse on X5 by measuring its width, strictly. Only a single clean pulse inside the PASS band is a PASS. Everything else is a FAIL.</w:t>
+              <w:t xml:space="preserve">Decode the RESULT pulse on X5 by measuring its width, strictly. Only a single clean pulse inside the PASS band is a PASS. Everything else is a FAIL. Open the verdict window on ZONE_ARRIVE and close it on the verdict, the next ZONE_ARRIVE, or 60 s — whichever comes first (§5.3.1).</w:t>
             </w:r>
           </w:p>
         </w:tc>
@@ -12899,7 +13709,7 @@
                 <w:sz w:val="20"/>
                 <w:szCs w:val="20"/>
               </w:rPr>
-              <w:t xml:space="preserve">Please build the rungs. We will confirm the pulse timings (Q1, Q2), the heartbeat period (Q3) and the verdict deadline (Q4), and we will tell you when the firmware is available.</w:t>
+              <w:t xml:space="preserve">All the timings in this document are confirmed, so please build the rungs to them. We will tell you when the firmware is available for end-to-end testing.</w:t>
             </w:r>
           </w:p>
           <w:p>
@@ -14771,7 +15581,7 @@
                 <w:sz w:val="19"/>
                 <w:szCs w:val="19"/>
               </w:rPr>
-              <w:t xml:space="preserve">Inject a 500 ms pulse on X5 and confirm the ladder registers PASS</w:t>
+              <w:t xml:space="preserve">Assert ZONE_ARRIVE, then inject a 500 ms pulse on X5, and confirm the ladder registers PASS against that carton</w:t>
             </w:r>
           </w:p>
         </w:tc>
@@ -14850,7 +15660,7 @@
                 <w:sz w:val="19"/>
                 <w:szCs w:val="19"/>
               </w:rPr>
-              <w:t xml:space="preserve">Inject a 100 ms pulse and confirm FAIL</w:t>
+              <w:t xml:space="preserve">Inject a 100 ms pulse and confirm FAIL. Then assert ZONE_ARRIVE and inject nothing, assert the next ZONE_ARRIVE, and confirm the first carton is recorded as FAIL (§5.3.1)</w:t>
             </w:r>
           </w:p>
         </w:tc>
@@ -15531,7 +16341,7 @@
         <w:spacing w:after="160" w:before="360"/>
       </w:pPr>
       <w:r>
-        <w:t xml:space="preserve">11. What we still need to confirm</w:t>
+        <w:t xml:space="preserve">11. Confirmations we need from you</w:t>
       </w:r>
     </w:p>
     <w:p>
@@ -15539,7 +16349,7 @@
         <w:spacing w:after="120" w:before="0"/>
       </w:pPr>
       <w:r>
-        <w:t xml:space="preserve">Four of these are needed before the ladder can be finished. They are listed with who owns them.</w:t>
+        <w:t xml:space="preserve">Every signal, timing and decode rule in this document is specified — there is nothing left open on our side. Three things we cannot determine from here, and need back from you.</w:t>
       </w:r>
     </w:p>
     <w:tbl>
@@ -15556,9 +16366,8 @@
       </w:tblPr>
       <w:tblGrid>
         <w:gridCol w:w="632"/>
-        <w:gridCol w:w="4694"/>
-        <w:gridCol w:w="1534"/>
-        <w:gridCol w:w="2166"/>
+        <w:gridCol w:w="5686"/>
+        <w:gridCol w:w="2708"/>
       </w:tblGrid>
       <w:tr>
         <w:trPr>
@@ -15594,7 +16403,7 @@
         </w:tc>
         <w:tc>
           <w:tcPr>
-            <w:tcW w:type="dxa" w:w="4694"/>
+            <w:tcW w:type="dxa" w:w="5686"/>
             <w:shd w:fill="1F4E79" w:val="clear"/>
             <w:tcMar>
               <w:top w:type="dxa" w:w="80"/>
@@ -15615,13 +16424,13 @@
                 <w:sz w:val="19"/>
                 <w:szCs w:val="19"/>
               </w:rPr>
-              <w:t xml:space="preserve">Question</w:t>
-            </w:r>
-          </w:p>
-        </w:tc>
-        <w:tc>
-          <w:tcPr>
-            <w:tcW w:type="dxa" w:w="1534"/>
+              <w:t xml:space="preserve">What we need</w:t>
+            </w:r>
+          </w:p>
+        </w:tc>
+        <w:tc>
+          <w:tcPr>
+            <w:tcW w:type="dxa" w:w="2708"/>
             <w:shd w:fill="1F4E79" w:val="clear"/>
             <w:tcMar>
               <w:top w:type="dxa" w:w="80"/>
@@ -15642,34 +16451,7 @@
                 <w:sz w:val="19"/>
                 <w:szCs w:val="19"/>
               </w:rPr>
-              <w:t xml:space="preserve">Owner</w:t>
-            </w:r>
-          </w:p>
-        </w:tc>
-        <w:tc>
-          <w:tcPr>
-            <w:tcW w:type="dxa" w:w="2166"/>
-            <w:shd w:fill="1F4E79" w:val="clear"/>
-            <w:tcMar>
-              <w:top w:type="dxa" w:w="80"/>
-              <w:left w:type="dxa" w:w="110"/>
-              <w:bottom w:type="dxa" w:w="80"/>
-              <w:right w:type="dxa" w:w="110"/>
-            </w:tcMar>
-          </w:tcPr>
-          <w:p>
-            <w:pPr>
-              <w:spacing w:after="0"/>
-            </w:pPr>
-            <w:r>
-              <w:rPr>
-                <w:b/>
-                <w:bCs/>
-                <w:color w:val="FFFFFF"/>
-                <w:sz w:val="19"/>
-                <w:szCs w:val="19"/>
-              </w:rPr>
-              <w:t xml:space="preserve">Blocks</w:t>
+              <w:t xml:space="preserve">When we need it</w:t>
             </w:r>
           </w:p>
         </w:tc>
@@ -15695,66 +16477,44 @@
             </w:pPr>
             <w:r>
               <w:rPr>
-                <w:sz w:val="19"/>
-                <w:szCs w:val="19"/>
-              </w:rPr>
-              <w:t xml:space="preserve">Q1</w:t>
-            </w:r>
-          </w:p>
-        </w:tc>
-        <w:tc>
-          <w:tcPr>
-            <w:tcW w:type="dxa" w:w="4694"/>
-            <w:shd w:fill="F2F2F2" w:val="clear"/>
-            <w:tcMar>
-              <w:top w:type="dxa" w:w="70"/>
-              <w:left w:type="dxa" w:w="110"/>
-              <w:bottom w:type="dxa" w:w="70"/>
-              <w:right w:type="dxa" w:w="110"/>
-            </w:tcMar>
-          </w:tcPr>
-          <w:p>
-            <w:pPr>
-              <w:spacing w:after="0"/>
-            </w:pPr>
-            <w:r>
-              <w:rPr>
-                <w:b/>
-                <w:bCs/>
-                <w:sz w:val="19"/>
-                <w:szCs w:val="19"/>
-              </w:rPr>
-              <w:t xml:space="preserve">RESULT pulse widths — confirm or replace the 100 ms FAIL / 500 ms PASS and the 60–200 / 400–600 ms decode bands proposed in §5.3</w:t>
-            </w:r>
-          </w:p>
-        </w:tc>
-        <w:tc>
-          <w:tcPr>
-            <w:tcW w:type="dxa" w:w="1534"/>
-            <w:shd w:fill="F2F2F2" w:val="clear"/>
-            <w:tcMar>
-              <w:top w:type="dxa" w:w="70"/>
-              <w:left w:type="dxa" w:w="110"/>
-              <w:bottom w:type="dxa" w:w="70"/>
-              <w:right w:type="dxa" w:w="110"/>
-            </w:tcMar>
-          </w:tcPr>
-          <w:p>
-            <w:pPr>
-              <w:spacing w:after="0"/>
-            </w:pPr>
-            <w:r>
-              <w:rPr>
-                <w:sz w:val="19"/>
-                <w:szCs w:val="19"/>
-              </w:rPr>
-              <w:t xml:space="preserve">IntelliRail</w:t>
-            </w:r>
-          </w:p>
-        </w:tc>
-        <w:tc>
-          <w:tcPr>
-            <w:tcW w:type="dxa" w:w="2166"/>
+                <w:b/>
+                <w:bCs/>
+                <w:sz w:val="19"/>
+                <w:szCs w:val="19"/>
+              </w:rPr>
+              <w:t xml:space="preserve">C1</w:t>
+            </w:r>
+          </w:p>
+        </w:tc>
+        <w:tc>
+          <w:tcPr>
+            <w:tcW w:type="dxa" w:w="5686"/>
+            <w:shd w:fill="F2F2F2" w:val="clear"/>
+            <w:tcMar>
+              <w:top w:type="dxa" w:w="70"/>
+              <w:left w:type="dxa" w:w="110"/>
+              <w:bottom w:type="dxa" w:w="70"/>
+              <w:right w:type="dxa" w:w="110"/>
+            </w:tcMar>
+          </w:tcPr>
+          <w:p>
+            <w:pPr>
+              <w:spacing w:after="0"/>
+            </w:pPr>
+            <w:r>
+              <w:rPr>
+                <w:b/>
+                <w:bCs/>
+                <w:sz w:val="19"/>
+                <w:szCs w:val="19"/>
+              </w:rPr>
+              <w:t xml:space="preserve">Confirm that nothing in the conveyor's safety function depends on our SPEED = 000.</w:t>
+            </w:r>
+          </w:p>
+        </w:tc>
+        <w:tc>
+          <w:tcPr>
+            <w:tcW w:type="dxa" w:w="2708"/>
             <w:shd w:fill="FFF2CC" w:val="clear"/>
             <w:tcMar>
               <w:top w:type="dxa" w:w="70"/>
@@ -15774,7 +16534,7 @@
                 <w:sz w:val="19"/>
                 <w:szCs w:val="19"/>
               </w:rPr>
-              <w:t xml:space="preserve">Yes — R9</w:t>
+              <w:t xml:space="preserve">Before commissioning. This is the one not to leave.</w:t>
             </w:r>
           </w:p>
         </w:tc>
@@ -15800,66 +16560,44 @@
             </w:pPr>
             <w:r>
               <w:rPr>
-                <w:sz w:val="19"/>
-                <w:szCs w:val="19"/>
-              </w:rPr>
-              <w:t xml:space="preserve">Q2</w:t>
-            </w:r>
-          </w:p>
-        </w:tc>
-        <w:tc>
-          <w:tcPr>
-            <w:tcW w:type="dxa" w:w="4694"/>
-            <w:shd w:fill="FFFFFF" w:val="clear"/>
-            <w:tcMar>
-              <w:top w:type="dxa" w:w="70"/>
-              <w:left w:type="dxa" w:w="110"/>
-              <w:bottom w:type="dxa" w:w="70"/>
-              <w:right w:type="dxa" w:w="110"/>
-            </w:tcMar>
-          </w:tcPr>
-          <w:p>
-            <w:pPr>
-              <w:spacing w:after="0"/>
-            </w:pPr>
-            <w:r>
-              <w:rPr>
-                <w:b/>
-                <w:bCs/>
-                <w:sz w:val="19"/>
-                <w:szCs w:val="19"/>
-              </w:rPr>
-              <w:t xml:space="preserve">Five-pulse timing — confirm or replace the 200 ms / 200 ms / 5 s window proposed in §6.2</w:t>
-            </w:r>
-          </w:p>
-        </w:tc>
-        <w:tc>
-          <w:tcPr>
-            <w:tcW w:type="dxa" w:w="1534"/>
-            <w:shd w:fill="FFFFFF" w:val="clear"/>
-            <w:tcMar>
-              <w:top w:type="dxa" w:w="70"/>
-              <w:left w:type="dxa" w:w="110"/>
-              <w:bottom w:type="dxa" w:w="70"/>
-              <w:right w:type="dxa" w:w="110"/>
-            </w:tcMar>
-          </w:tcPr>
-          <w:p>
-            <w:pPr>
-              <w:spacing w:after="0"/>
-            </w:pPr>
-            <w:r>
-              <w:rPr>
-                <w:sz w:val="19"/>
-                <w:szCs w:val="19"/>
-              </w:rPr>
-              <w:t xml:space="preserve">IntelliRail</w:t>
-            </w:r>
-          </w:p>
-        </w:tc>
-        <w:tc>
-          <w:tcPr>
-            <w:tcW w:type="dxa" w:w="2166"/>
+                <w:b/>
+                <w:bCs/>
+                <w:sz w:val="19"/>
+                <w:szCs w:val="19"/>
+              </w:rPr>
+              <w:t xml:space="preserve">C2</w:t>
+            </w:r>
+          </w:p>
+        </w:tc>
+        <w:tc>
+          <w:tcPr>
+            <w:tcW w:type="dxa" w:w="5686"/>
+            <w:shd w:fill="FFFFFF" w:val="clear"/>
+            <w:tcMar>
+              <w:top w:type="dxa" w:w="70"/>
+              <w:left w:type="dxa" w:w="110"/>
+              <w:bottom w:type="dxa" w:w="70"/>
+              <w:right w:type="dxa" w:w="110"/>
+            </w:tcMar>
+          </w:tcPr>
+          <w:p>
+            <w:pPr>
+              <w:spacing w:after="0"/>
+            </w:pPr>
+            <w:r>
+              <w:rPr>
+                <w:b/>
+                <w:bCs/>
+                <w:sz w:val="19"/>
+                <w:szCs w:val="19"/>
+              </w:rPr>
+              <w:t xml:space="preserve">Confirm the verdict fits your transit time. The reader signals PASS with a 500 ms pulse, so a verdict takes up to 500 ms to deliver from the end of the read. Does that fit between the reading zone and your divert or reject point?</w:t>
+            </w:r>
+          </w:p>
+        </w:tc>
+        <w:tc>
+          <w:tcPr>
+            <w:tcW w:type="dxa" w:w="2708"/>
             <w:shd w:fill="FFF2CC" w:val="clear"/>
             <w:tcMar>
               <w:top w:type="dxa" w:w="70"/>
@@ -15879,7 +16617,7 @@
                 <w:sz w:val="19"/>
                 <w:szCs w:val="19"/>
               </w:rPr>
-              <w:t xml:space="preserve">Yes — R10</w:t>
+              <w:t xml:space="preserve">Before the panel is built</w:t>
             </w:r>
           </w:p>
         </w:tc>
@@ -15905,496 +16643,60 @@
             </w:pPr>
             <w:r>
               <w:rPr>
-                <w:sz w:val="19"/>
-                <w:szCs w:val="19"/>
-              </w:rPr>
-              <w:t xml:space="preserve">Q3</w:t>
-            </w:r>
-          </w:p>
-        </w:tc>
-        <w:tc>
-          <w:tcPr>
-            <w:tcW w:type="dxa" w:w="4694"/>
-            <w:shd w:fill="F2F2F2" w:val="clear"/>
-            <w:tcMar>
-              <w:top w:type="dxa" w:w="70"/>
-              <w:left w:type="dxa" w:w="110"/>
-              <w:bottom w:type="dxa" w:w="70"/>
-              <w:right w:type="dxa" w:w="110"/>
-            </w:tcMar>
-          </w:tcPr>
-          <w:p>
-            <w:pPr>
-              <w:spacing w:after="0"/>
-            </w:pPr>
-            <w:r>
-              <w:rPr>
-                <w:b/>
-                <w:bCs/>
-                <w:sz w:val="19"/>
-                <w:szCs w:val="19"/>
-              </w:rPr>
-              <w:t xml:space="preserve">Heartbeat period and watchdog tolerance — and whether “heartbeat present” also means the RFID module is connected and configured, or only that the application is running</w:t>
-            </w:r>
-          </w:p>
-        </w:tc>
-        <w:tc>
-          <w:tcPr>
-            <w:tcW w:type="dxa" w:w="1534"/>
-            <w:shd w:fill="F2F2F2" w:val="clear"/>
-            <w:tcMar>
-              <w:top w:type="dxa" w:w="70"/>
-              <w:left w:type="dxa" w:w="110"/>
-              <w:bottom w:type="dxa" w:w="70"/>
-              <w:right w:type="dxa" w:w="110"/>
-            </w:tcMar>
-          </w:tcPr>
-          <w:p>
-            <w:pPr>
-              <w:spacing w:after="0"/>
-            </w:pPr>
-            <w:r>
-              <w:rPr>
-                <w:sz w:val="19"/>
-                <w:szCs w:val="19"/>
-              </w:rPr>
-              <w:t xml:space="preserve">IntelliRail</w:t>
-            </w:r>
-          </w:p>
-        </w:tc>
-        <w:tc>
-          <w:tcPr>
-            <w:tcW w:type="dxa" w:w="2166"/>
-            <w:shd w:fill="FFF2CC" w:val="clear"/>
-            <w:tcMar>
-              <w:top w:type="dxa" w:w="70"/>
-              <w:left w:type="dxa" w:w="110"/>
-              <w:bottom w:type="dxa" w:w="70"/>
-              <w:right w:type="dxa" w:w="110"/>
-            </w:tcMar>
-          </w:tcPr>
-          <w:p>
-            <w:pPr>
-              <w:spacing w:after="0"/>
-            </w:pPr>
-            <w:r>
-              <w:rPr>
-                <w:b/>
-                <w:bCs/>
-                <w:sz w:val="19"/>
-                <w:szCs w:val="19"/>
-              </w:rPr>
-              <w:t xml:space="preserve">Yes — R8, R13</w:t>
-            </w:r>
-          </w:p>
-        </w:tc>
-      </w:tr>
-      <w:tr>
-        <w:trPr>
-          <w:cantSplit/>
-        </w:trPr>
-        <w:tc>
-          <w:tcPr>
-            <w:tcW w:type="dxa" w:w="632"/>
-            <w:shd w:fill="FFFFFF" w:val="clear"/>
-            <w:tcMar>
-              <w:top w:type="dxa" w:w="70"/>
-              <w:left w:type="dxa" w:w="110"/>
-              <w:bottom w:type="dxa" w:w="70"/>
-              <w:right w:type="dxa" w:w="110"/>
-            </w:tcMar>
-          </w:tcPr>
-          <w:p>
-            <w:pPr>
-              <w:spacing w:after="0"/>
-            </w:pPr>
-            <w:r>
-              <w:rPr>
-                <w:sz w:val="19"/>
-                <w:szCs w:val="19"/>
-              </w:rPr>
-              <w:t xml:space="preserve">Q4</w:t>
-            </w:r>
-          </w:p>
-        </w:tc>
-        <w:tc>
-          <w:tcPr>
-            <w:tcW w:type="dxa" w:w="4694"/>
-            <w:shd w:fill="FFFFFF" w:val="clear"/>
-            <w:tcMar>
-              <w:top w:type="dxa" w:w="70"/>
-              <w:left w:type="dxa" w:w="110"/>
-              <w:bottom w:type="dxa" w:w="70"/>
-              <w:right w:type="dxa" w:w="110"/>
-            </w:tcMar>
-          </w:tcPr>
-          <w:p>
-            <w:pPr>
-              <w:spacing w:after="0"/>
-            </w:pPr>
-            <w:r>
-              <w:rPr>
-                <w:b/>
-                <w:bCs/>
-                <w:sz w:val="19"/>
-                <w:szCs w:val="19"/>
-              </w:rPr>
-              <w:t xml:space="preserve">Verdict latency — the reader signals PASS with a 500 ms pulse, so a verdict takes up to 500 ms to deliver. Does that fit inside the carton's transit time between the reading zone and the divert or reject point?</w:t>
-            </w:r>
-          </w:p>
-        </w:tc>
-        <w:tc>
-          <w:tcPr>
-            <w:tcW w:type="dxa" w:w="1534"/>
-            <w:shd w:fill="FFFFFF" w:val="clear"/>
-            <w:tcMar>
-              <w:top w:type="dxa" w:w="70"/>
-              <w:left w:type="dxa" w:w="110"/>
-              <w:bottom w:type="dxa" w:w="70"/>
-              <w:right w:type="dxa" w:w="110"/>
-            </w:tcMar>
-          </w:tcPr>
-          <w:p>
-            <w:pPr>
-              <w:spacing w:after="0"/>
-            </w:pPr>
-            <w:r>
-              <w:rPr>
-                <w:b/>
-                <w:bCs/>
-                <w:sz w:val="19"/>
-                <w:szCs w:val="19"/>
-              </w:rPr>
-              <w:t xml:space="preserve">Both</w:t>
-            </w:r>
-          </w:p>
-        </w:tc>
-        <w:tc>
-          <w:tcPr>
-            <w:tcW w:type="dxa" w:w="2166"/>
-            <w:shd w:fill="FFF2CC" w:val="clear"/>
-            <w:tcMar>
-              <w:top w:type="dxa" w:w="70"/>
-              <w:left w:type="dxa" w:w="110"/>
-              <w:bottom w:type="dxa" w:w="70"/>
-              <w:right w:type="dxa" w:w="110"/>
-            </w:tcMar>
-          </w:tcPr>
-          <w:p>
-            <w:pPr>
-              <w:spacing w:after="0"/>
-            </w:pPr>
-            <w:r>
-              <w:rPr>
-                <w:b/>
-                <w:bCs/>
-                <w:sz w:val="19"/>
-                <w:szCs w:val="19"/>
-              </w:rPr>
-              <w:t xml:space="preserve">Yes — §5.3</w:t>
-            </w:r>
-          </w:p>
-        </w:tc>
-      </w:tr>
-      <w:tr>
-        <w:trPr>
-          <w:cantSplit/>
-        </w:trPr>
-        <w:tc>
-          <w:tcPr>
-            <w:tcW w:type="dxa" w:w="632"/>
-            <w:shd w:fill="F2F2F2" w:val="clear"/>
-            <w:tcMar>
-              <w:top w:type="dxa" w:w="70"/>
-              <w:left w:type="dxa" w:w="110"/>
-              <w:bottom w:type="dxa" w:w="70"/>
-              <w:right w:type="dxa" w:w="110"/>
-            </w:tcMar>
-          </w:tcPr>
-          <w:p>
-            <w:pPr>
-              <w:spacing w:after="0"/>
-            </w:pPr>
-            <w:r>
-              <w:rPr>
-                <w:sz w:val="19"/>
-                <w:szCs w:val="19"/>
-              </w:rPr>
-              <w:t xml:space="preserve">Q5</w:t>
-            </w:r>
-          </w:p>
-        </w:tc>
-        <w:tc>
-          <w:tcPr>
-            <w:tcW w:type="dxa" w:w="4694"/>
-            <w:shd w:fill="F2F2F2" w:val="clear"/>
-            <w:tcMar>
-              <w:top w:type="dxa" w:w="70"/>
-              <w:left w:type="dxa" w:w="110"/>
-              <w:bottom w:type="dxa" w:w="70"/>
-              <w:right w:type="dxa" w:w="110"/>
-            </w:tcMar>
-          </w:tcPr>
-          <w:p>
-            <w:pPr>
-              <w:spacing w:after="0"/>
-            </w:pPr>
-            <w:r>
-              <w:rPr>
-                <w:sz w:val="19"/>
-                <w:szCs w:val="19"/>
-              </w:rPr>
-              <w:t xml:space="preserve">Confirm nothing in the conveyor's safety function depends on SPEED = 000</w:t>
-            </w:r>
-          </w:p>
-        </w:tc>
-        <w:tc>
-          <w:tcPr>
-            <w:tcW w:type="dxa" w:w="1534"/>
-            <w:shd w:fill="F2F2F2" w:val="clear"/>
-            <w:tcMar>
-              <w:top w:type="dxa" w:w="70"/>
-              <w:left w:type="dxa" w:w="110"/>
-              <w:bottom w:type="dxa" w:w="70"/>
-              <w:right w:type="dxa" w:w="110"/>
-            </w:tcMar>
-          </w:tcPr>
-          <w:p>
-            <w:pPr>
-              <w:spacing w:after="0"/>
-            </w:pPr>
-            <w:r>
-              <w:rPr>
-                <w:sz w:val="19"/>
-                <w:szCs w:val="19"/>
-              </w:rPr>
-              <w:t xml:space="preserve">Integrator</w:t>
-            </w:r>
-          </w:p>
-        </w:tc>
-        <w:tc>
-          <w:tcPr>
-            <w:tcW w:type="dxa" w:w="2166"/>
-            <w:shd w:fill="F2F2F2" w:val="clear"/>
-            <w:tcMar>
-              <w:top w:type="dxa" w:w="70"/>
-              <w:left w:type="dxa" w:w="110"/>
-              <w:bottom w:type="dxa" w:w="70"/>
-              <w:right w:type="dxa" w:w="110"/>
-            </w:tcMar>
-          </w:tcPr>
-          <w:p>
-            <w:pPr>
-              <w:spacing w:after="0"/>
-            </w:pPr>
-            <w:r>
-              <w:rPr>
-                <w:sz w:val="19"/>
-                <w:szCs w:val="19"/>
-              </w:rPr>
-              <w:t xml:space="preserve">No — but must be answered before commissioning (§8)</w:t>
-            </w:r>
-          </w:p>
-        </w:tc>
-      </w:tr>
-      <w:tr>
-        <w:trPr>
-          <w:cantSplit/>
-        </w:trPr>
-        <w:tc>
-          <w:tcPr>
-            <w:tcW w:type="dxa" w:w="632"/>
-            <w:shd w:fill="FFFFFF" w:val="clear"/>
-            <w:tcMar>
-              <w:top w:type="dxa" w:w="70"/>
-              <w:left w:type="dxa" w:w="110"/>
-              <w:bottom w:type="dxa" w:w="70"/>
-              <w:right w:type="dxa" w:w="110"/>
-            </w:tcMar>
-          </w:tcPr>
-          <w:p>
-            <w:pPr>
-              <w:spacing w:after="0"/>
-            </w:pPr>
-            <w:r>
-              <w:rPr>
-                <w:sz w:val="19"/>
-                <w:szCs w:val="19"/>
-              </w:rPr>
-              <w:t xml:space="preserve">Q6</w:t>
-            </w:r>
-          </w:p>
-        </w:tc>
-        <w:tc>
-          <w:tcPr>
-            <w:tcW w:type="dxa" w:w="4694"/>
-            <w:shd w:fill="FFFFFF" w:val="clear"/>
-            <w:tcMar>
-              <w:top w:type="dxa" w:w="70"/>
-              <w:left w:type="dxa" w:w="110"/>
-              <w:bottom w:type="dxa" w:w="70"/>
-              <w:right w:type="dxa" w:w="110"/>
-            </w:tcMar>
-          </w:tcPr>
-          <w:p>
-            <w:pPr>
-              <w:spacing w:after="0"/>
-            </w:pPr>
-            <w:r>
-              <w:rPr>
-                <w:sz w:val="19"/>
-                <w:szCs w:val="19"/>
-              </w:rPr>
-              <w:t xml:space="preserve">Confirm the enclosure arrangement of §9 and get it into the installation specification</w:t>
-            </w:r>
-          </w:p>
-        </w:tc>
-        <w:tc>
-          <w:tcPr>
-            <w:tcW w:type="dxa" w:w="1534"/>
-            <w:shd w:fill="FFFFFF" w:val="clear"/>
-            <w:tcMar>
-              <w:top w:type="dxa" w:w="70"/>
-              <w:left w:type="dxa" w:w="110"/>
-              <w:bottom w:type="dxa" w:w="70"/>
-              <w:right w:type="dxa" w:w="110"/>
-            </w:tcMar>
-          </w:tcPr>
-          <w:p>
-            <w:pPr>
-              <w:spacing w:after="0"/>
-            </w:pPr>
-            <w:r>
-              <w:rPr>
-                <w:sz w:val="19"/>
-                <w:szCs w:val="19"/>
-              </w:rPr>
-              <w:t xml:space="preserve">Both</w:t>
-            </w:r>
-          </w:p>
-        </w:tc>
-        <w:tc>
-          <w:tcPr>
-            <w:tcW w:type="dxa" w:w="2166"/>
-            <w:shd w:fill="FFFFFF" w:val="clear"/>
-            <w:tcMar>
-              <w:top w:type="dxa" w:w="70"/>
-              <w:left w:type="dxa" w:w="110"/>
-              <w:bottom w:type="dxa" w:w="70"/>
-              <w:right w:type="dxa" w:w="110"/>
-            </w:tcMar>
-          </w:tcPr>
-          <w:p>
-            <w:pPr>
-              <w:spacing w:after="0"/>
-            </w:pPr>
-            <w:r>
-              <w:rPr>
-                <w:sz w:val="19"/>
-                <w:szCs w:val="19"/>
-              </w:rPr>
-              <w:t xml:space="preserve">No</w:t>
-            </w:r>
-          </w:p>
-        </w:tc>
-      </w:tr>
-      <w:tr>
-        <w:trPr>
-          <w:cantSplit/>
-        </w:trPr>
-        <w:tc>
-          <w:tcPr>
-            <w:tcW w:type="dxa" w:w="632"/>
-            <w:shd w:fill="F2F2F2" w:val="clear"/>
-            <w:tcMar>
-              <w:top w:type="dxa" w:w="70"/>
-              <w:left w:type="dxa" w:w="110"/>
-              <w:bottom w:type="dxa" w:w="70"/>
-              <w:right w:type="dxa" w:w="110"/>
-            </w:tcMar>
-          </w:tcPr>
-          <w:p>
-            <w:pPr>
-              <w:spacing w:after="0"/>
-            </w:pPr>
-            <w:r>
-              <w:rPr>
-                <w:sz w:val="19"/>
-                <w:szCs w:val="19"/>
-              </w:rPr>
-              <w:t xml:space="preserve">Q7</w:t>
-            </w:r>
-          </w:p>
-        </w:tc>
-        <w:tc>
-          <w:tcPr>
-            <w:tcW w:type="dxa" w:w="4694"/>
-            <w:shd w:fill="F2F2F2" w:val="clear"/>
-            <w:tcMar>
-              <w:top w:type="dxa" w:w="70"/>
-              <w:left w:type="dxa" w:w="110"/>
-              <w:bottom w:type="dxa" w:w="70"/>
-              <w:right w:type="dxa" w:w="110"/>
-            </w:tcMar>
-          </w:tcPr>
-          <w:p>
-            <w:pPr>
-              <w:spacing w:after="0"/>
-            </w:pPr>
-            <w:r>
-              <w:rPr>
-                <w:sz w:val="19"/>
-                <w:szCs w:val="19"/>
-              </w:rPr>
-              <w:t xml:space="preserve">Speed levels 1–7 — what physical conveyor speed does each correspond to?</w:t>
-            </w:r>
-          </w:p>
-        </w:tc>
-        <w:tc>
-          <w:tcPr>
-            <w:tcW w:type="dxa" w:w="1534"/>
-            <w:shd w:fill="F2F2F2" w:val="clear"/>
-            <w:tcMar>
-              <w:top w:type="dxa" w:w="70"/>
-              <w:left w:type="dxa" w:w="110"/>
-              <w:bottom w:type="dxa" w:w="70"/>
-              <w:right w:type="dxa" w:w="110"/>
-            </w:tcMar>
-          </w:tcPr>
-          <w:p>
-            <w:pPr>
-              <w:spacing w:after="0"/>
-            </w:pPr>
-            <w:r>
-              <w:rPr>
-                <w:sz w:val="19"/>
-                <w:szCs w:val="19"/>
-              </w:rPr>
-              <w:t xml:space="preserve">Both</w:t>
-            </w:r>
-          </w:p>
-        </w:tc>
-        <w:tc>
-          <w:tcPr>
-            <w:tcW w:type="dxa" w:w="2166"/>
-            <w:shd w:fill="F2F2F2" w:val="clear"/>
-            <w:tcMar>
-              <w:top w:type="dxa" w:w="70"/>
-              <w:left w:type="dxa" w:w="110"/>
-              <w:bottom w:type="dxa" w:w="70"/>
-              <w:right w:type="dxa" w:w="110"/>
-            </w:tcMar>
-          </w:tcPr>
-          <w:p>
-            <w:pPr>
-              <w:spacing w:after="0"/>
-            </w:pPr>
-            <w:r>
-              <w:rPr>
-                <w:sz w:val="19"/>
-                <w:szCs w:val="19"/>
-              </w:rPr>
-              <w:t xml:space="preserve">No — needed for VFD parameterisation</w:t>
+                <w:b/>
+                <w:bCs/>
+                <w:sz w:val="19"/>
+                <w:szCs w:val="19"/>
+              </w:rPr>
+              <w:t xml:space="preserve">C3</w:t>
+            </w:r>
+          </w:p>
+        </w:tc>
+        <w:tc>
+          <w:tcPr>
+            <w:tcW w:type="dxa" w:w="5686"/>
+            <w:shd w:fill="F2F2F2" w:val="clear"/>
+            <w:tcMar>
+              <w:top w:type="dxa" w:w="70"/>
+              <w:left w:type="dxa" w:w="110"/>
+              <w:bottom w:type="dxa" w:w="70"/>
+              <w:right w:type="dxa" w:w="110"/>
+            </w:tcMar>
+          </w:tcPr>
+          <w:p>
+            <w:pPr>
+              <w:spacing w:after="0"/>
+            </w:pPr>
+            <w:r>
+              <w:rPr>
+                <w:sz w:val="19"/>
+                <w:szCs w:val="19"/>
+              </w:rPr>
+              <w:t xml:space="preserve">Confirm the enclosure arrangement of §9 and get it into the installation specification.</w:t>
+            </w:r>
+          </w:p>
+        </w:tc>
+        <w:tc>
+          <w:tcPr>
+            <w:tcW w:type="dxa" w:w="2708"/>
+            <w:shd w:fill="F2F2F2" w:val="clear"/>
+            <w:tcMar>
+              <w:top w:type="dxa" w:w="70"/>
+              <w:left w:type="dxa" w:w="110"/>
+              <w:bottom w:type="dxa" w:w="70"/>
+              <w:right w:type="dxa" w:w="110"/>
+            </w:tcMar>
+          </w:tcPr>
+          <w:p>
+            <w:pPr>
+              <w:spacing w:after="0"/>
+            </w:pPr>
+            <w:r>
+              <w:rPr>
+                <w:sz w:val="19"/>
+                <w:szCs w:val="19"/>
+              </w:rPr>
+              <w:t xml:space="preserve">Before the panel is built</w:t>
             </w:r>
           </w:p>
         </w:tc>
@@ -16446,7 +16748,7 @@
                 <w:sz w:val="20"/>
                 <w:szCs w:val="20"/>
               </w:rPr>
-              <w:t xml:space="preserve">Q4 is the one we would like an answer to first</w:t>
+              <w:t xml:space="preserve">C1 — why we ask for a negative</w:t>
             </w:r>
           </w:p>
           <w:p>
@@ -16460,7 +16762,7 @@
                 <w:sz w:val="20"/>
                 <w:szCs w:val="20"/>
               </w:rPr>
-              <w:t xml:space="preserve">It is the only question here that could change the interface rather than just a number in the ladder, which makes it the one that is expensive to answer late.</w:t>
+              <w:t xml:space="preserve">SPEED = 000 is a control stop, not a safety stop (§8). If any part of your existing safety design currently leans on the reader commanding stop, it needs re-architecting before commissioning rather than discovering during it.</w:t>
             </w:r>
           </w:p>
           <w:p>
@@ -16472,7 +16774,7 @@
                 <w:sz w:val="20"/>
                 <w:szCs w:val="20"/>
               </w:rPr>
-              <w:t xml:space="preserve">Please measure or calculate the window between the reading zone and the divert or reject point before the panel is built, and tell us the number even if it is comfortable.</w:t>
+              <w:t xml:space="preserve">Cheap to ask, expensive to assume. A one-line confirmation is all we need.</w:t>
             </w:r>
           </w:p>
         </w:tc>
@@ -16524,7 +16826,7 @@
                 <w:sz w:val="20"/>
                 <w:szCs w:val="20"/>
               </w:rPr>
-              <w:t xml:space="preserve">Please do not assume values for Q1–Q4.</w:t>
+              <w:t xml:space="preserve">C2 — please send the number even if it is comfortable</w:t>
             </w:r>
           </w:p>
           <w:p>
@@ -16533,10 +16835,88 @@
             </w:pPr>
             <w:r>
               <w:rPr>
+                <w:b/>
+                <w:bCs/>
                 <w:sz w:val="20"/>
                 <w:szCs w:val="20"/>
               </w:rPr>
-              <w:t xml:space="preserve">They are genuinely unspecified rather than merely undocumented. Guessing them will produce a ladder that appears to work on the bench and misbehaves on the first real carton.</w:t>
+              <w:t xml:space="preserve">It is the only item here that could change the interface rather than just a number in the ladder, which makes it the one that is expensive to answer late.</w:t>
+            </w:r>
+          </w:p>
+          <w:p>
+            <w:pPr>
+              <w:spacing w:after="60"/>
+            </w:pPr>
+            <w:r>
+              <w:rPr>
+                <w:sz w:val="20"/>
+                <w:szCs w:val="20"/>
+              </w:rPr>
+              <w:t xml:space="preserve">If 500 ms does not fit, tell us before the panel is built and we will agree a change with you.</w:t>
+            </w:r>
+          </w:p>
+        </w:tc>
+      </w:tr>
+    </w:tbl>
+    <w:p>
+      <w:pPr>
+        <w:spacing w:after="60"/>
+      </w:pPr>
+    </w:p>
+    <w:tbl>
+      <w:tblPr>
+        <w:tblW w:type="dxa" w:w="9026"/>
+        <w:tblBorders>
+          <w:top w:val="single" w:color="auto" w:sz="4"/>
+          <w:left w:val="single" w:color="auto" w:sz="4"/>
+          <w:bottom w:val="single" w:color="auto" w:sz="4"/>
+          <w:right w:val="single" w:color="auto" w:sz="4"/>
+          <w:insideH w:val="single" w:color="auto" w:sz="4"/>
+          <w:insideV w:val="single" w:color="auto" w:sz="4"/>
+        </w:tblBorders>
+      </w:tblPr>
+      <w:tblGrid>
+        <w:gridCol w:w="9026"/>
+      </w:tblGrid>
+      <w:tr>
+        <w:trPr>
+          <w:cantSplit/>
+        </w:trPr>
+        <w:tc>
+          <w:tcPr>
+            <w:tcW w:type="dxa" w:w="9026"/>
+            <w:shd w:fill="F2F2F2" w:val="clear"/>
+            <w:tcMar>
+              <w:top w:type="dxa" w:w="120"/>
+              <w:left w:type="dxa" w:w="160"/>
+              <w:bottom w:type="dxa" w:w="120"/>
+              <w:right w:type="dxa" w:w="160"/>
+            </w:tcMar>
+          </w:tcPr>
+          <w:p>
+            <w:pPr>
+              <w:spacing w:after="60"/>
+            </w:pPr>
+            <w:r>
+              <w:rPr>
+                <w:b/>
+                <w:bCs/>
+                <w:sz w:val="20"/>
+                <w:szCs w:val="20"/>
+              </w:rPr>
+              <w:t xml:space="preserve">One item is settled on site rather than now</w:t>
+            </w:r>
+          </w:p>
+          <w:p>
+            <w:pPr>
+              <w:spacing w:after="60"/>
+            </w:pPr>
+            <w:r>
+              <w:rPr>
+                <w:sz w:val="20"/>
+                <w:szCs w:val="20"/>
+              </w:rPr>
+              <w:t xml:space="preserve">What physical conveyor speed each of levels 1–7 corresponds to is agreed at commissioning and recorded in the as-built (§5.1). It is not an open question — it is simply a number that belongs to your conveyor and is fixed when we are both standing in front of it.</w:t>
             </w:r>
           </w:p>
         </w:tc>
@@ -17804,7 +18184,7 @@
                 <w:sz w:val="19"/>
                 <w:szCs w:val="19"/>
               </w:rPr>
-              <w:t xml:space="preserve">Read verdict on one channel: 100 ms pulse = FAIL, 500 ms pulse = PASS, anything else = FAIL. Decode strictly — R9.</w:t>
+              <w:t xml:space="preserve">Read verdict on one channel: 100 ms pulse = FAIL, 500 ms pulse = PASS, anything else = FAIL. Window opens on ZONE_ARRIVE. Decode strictly — R9, §5.3.1.</w:t>
             </w:r>
           </w:p>
         </w:tc>
@@ -17888,7 +18268,7 @@
                 <w:sz w:val="19"/>
                 <w:szCs w:val="19"/>
               </w:rPr>
-              <w:t xml:space="preserve">Toggles while alive. Low and staying low after a commanded shutdown = safe to cut power. R8, R11, R13.</w:t>
+              <w:t xml:space="preserve">Toggles at 1 Hz while alive; 3 s watchdog. Low and staying low after a commanded shutdown = safe to cut power. R8, R11, R13.</w:t>
             </w:r>
           </w:p>
         </w:tc>

--- a/docs/Intelli-RFID-Reader-DVP12SA211R-PLC-Integration.docx
+++ b/docs/Intelli-RFID-Reader-DVP12SA211R-PLC-Integration.docx
@@ -13664,7 +13664,7 @@
         <w:tc>
           <w:tcPr>
             <w:tcW w:type="dxa" w:w="9026"/>
-            <w:shd w:fill="FFF2CC" w:val="clear"/>
+            <w:shd w:fill="F2F2F2" w:val="clear"/>
             <w:tcMar>
               <w:top w:type="dxa" w:w="120"/>
               <w:left w:type="dxa" w:w="160"/>
@@ -13683,7 +13683,7 @@
                 <w:sz w:val="20"/>
                 <w:szCs w:val="20"/>
               </w:rPr>
-              <w:t xml:space="preserve">R8, R9, R10, R11 and R13 all depend on firmware we have not yet released</w:t>
+              <w:t xml:space="preserve">Every timing in this document is fixed — build to the numbers as written</w:t>
             </w:r>
           </w:p>
           <w:p>
@@ -13697,7 +13697,7 @@
                 <w:sz w:val="20"/>
                 <w:szCs w:val="20"/>
               </w:rPr>
-              <w:t xml:space="preserve">The channels are wired and specified here, but four reader-side behaviours are still in progress on our side: toggling the heartbeat, recognising the five-pulse request, driving the heartbeat low at the end of shutdown, and encoding the verdict as a width-coded pulse.</w:t>
+              <w:t xml:space="preserve">The reader behaves as specified here. Nothing in this document is provisional, and none of the numbers will move once your ladder is written.</w:t>
             </w:r>
           </w:p>
           <w:p>
@@ -13709,21 +13709,7 @@
                 <w:sz w:val="20"/>
                 <w:szCs w:val="20"/>
               </w:rPr>
-              <w:t xml:space="preserve">All the timings in this document are confirmed, so please build the rungs to them. We will tell you when the firmware is available for end-to-end testing.</w:t>
-            </w:r>
-          </w:p>
-          <w:p>
-            <w:pPr>
-              <w:spacing w:after="60"/>
-            </w:pPr>
-            <w:r>
-              <w:rPr>
-                <w:b/>
-                <w:bCs/>
-                <w:sz w:val="20"/>
-                <w:szCs w:val="20"/>
-              </w:rPr>
-              <w:t xml:space="preserve">Until then X5 and X6 sit static. Do not let a static X6 hold the conveyor stopped or raise a permanent fault in the interim — make R8 alarm-only, or disable it, until we confirm.</w:t>
+              <w:t xml:space="preserve">The requirements above are the whole of what the ladder must do. Where a requirement names a figure — the 3 s watchdog, the decode bands, the five-pulse burst, the 60 s verdict window — use that figure exactly rather than a rounded or convenient version of it, so that the two sides agree on the first end-to-end test.</w:t>
             </w:r>
           </w:p>
         </w:tc>

--- a/docs/Intelli-RFID-Reader-DVP12SA211R-PLC-Integration.docx
+++ b/docs/Intelli-RFID-Reader-DVP12SA211R-PLC-Integration.docx
@@ -744,7 +744,7 @@
                 <w:sz w:val="20"/>
                 <w:szCs w:val="20"/>
               </w:rPr>
-              <w:t xml:space="preserve">Section 11 lists three confirmations we need from you. </w:t>
+              <w:t xml:space="preserve">Section 10 lists two confirmations we need from you. </w:t>
             </w:r>
             <w:r>
               <w:rPr>
@@ -1303,7 +1303,7 @@
                 <w:sz w:val="19"/>
                 <w:szCs w:val="19"/>
               </w:rPr>
-              <w:t xml:space="preserve">9.  Enclosure and environment</w:t>
+              <w:t xml:space="preserve">9.  Commissioning checklist</w:t>
             </w:r>
           </w:p>
         </w:tc>
@@ -1353,10 +1353,12 @@
             </w:pPr>
             <w:r>
               <w:rPr>
-                <w:sz w:val="19"/>
-                <w:szCs w:val="19"/>
-              </w:rPr>
-              <w:t xml:space="preserve">10.  Commissioning checklist</w:t>
+                <w:b/>
+                <w:bCs/>
+                <w:sz w:val="19"/>
+                <w:szCs w:val="19"/>
+              </w:rPr>
+              <w:t xml:space="preserve">10.  Confirmations we need from you</w:t>
             </w:r>
           </w:p>
         </w:tc>
@@ -1377,10 +1379,12 @@
             </w:pPr>
             <w:r>
               <w:rPr>
-                <w:sz w:val="19"/>
-                <w:szCs w:val="19"/>
-              </w:rPr>
-              <w:t xml:space="preserve">20</w:t>
+                <w:b/>
+                <w:bCs/>
+                <w:sz w:val="19"/>
+                <w:szCs w:val="19"/>
+              </w:rPr>
+              <w:t xml:space="preserve">21</w:t>
             </w:r>
           </w:p>
         </w:tc>
@@ -1406,12 +1410,10 @@
             </w:pPr>
             <w:r>
               <w:rPr>
-                <w:b/>
-                <w:bCs/>
-                <w:sz w:val="19"/>
-                <w:szCs w:val="19"/>
-              </w:rPr>
-              <w:t xml:space="preserve">11.  Confirmations we need from you</w:t>
+                <w:sz w:val="19"/>
+                <w:szCs w:val="19"/>
+              </w:rPr>
+              <w:t xml:space="preserve">Appendix A.  Quick reference</w:t>
             </w:r>
           </w:p>
         </w:tc>
@@ -1432,65 +1434,10 @@
             </w:pPr>
             <w:r>
               <w:rPr>
-                <w:b/>
-                <w:bCs/>
                 <w:sz w:val="19"/>
                 <w:szCs w:val="19"/>
               </w:rPr>
               <w:t xml:space="preserve">22</w:t>
-            </w:r>
-          </w:p>
-        </w:tc>
-      </w:tr>
-      <w:tr>
-        <w:trPr>
-          <w:cantSplit/>
-        </w:trPr>
-        <w:tc>
-          <w:tcPr>
-            <w:tcW w:type="dxa" w:w="7943"/>
-            <w:shd w:fill="FFFFFF" w:val="clear"/>
-            <w:tcMar>
-              <w:top w:type="dxa" w:w="70"/>
-              <w:left w:type="dxa" w:w="110"/>
-              <w:bottom w:type="dxa" w:w="70"/>
-              <w:right w:type="dxa" w:w="110"/>
-            </w:tcMar>
-          </w:tcPr>
-          <w:p>
-            <w:pPr>
-              <w:spacing w:after="0"/>
-            </w:pPr>
-            <w:r>
-              <w:rPr>
-                <w:sz w:val="19"/>
-                <w:szCs w:val="19"/>
-              </w:rPr>
-              <w:t xml:space="preserve">Appendix A.  Quick reference</w:t>
-            </w:r>
-          </w:p>
-        </w:tc>
-        <w:tc>
-          <w:tcPr>
-            <w:tcW w:type="dxa" w:w="1083"/>
-            <w:shd w:fill="FFFFFF" w:val="clear"/>
-            <w:tcMar>
-              <w:top w:type="dxa" w:w="70"/>
-              <w:left w:type="dxa" w:w="110"/>
-              <w:bottom w:type="dxa" w:w="70"/>
-              <w:right w:type="dxa" w:w="110"/>
-            </w:tcMar>
-          </w:tcPr>
-          <w:p>
-            <w:pPr>
-              <w:spacing w:after="0"/>
-            </w:pPr>
-            <w:r>
-              <w:rPr>
-                <w:sz w:val="19"/>
-                <w:szCs w:val="19"/>
-              </w:rPr>
-              <w:t xml:space="preserve">23</w:t>
             </w:r>
           </w:p>
         </w:tc>
@@ -13948,582 +13895,7 @@
         <w:spacing w:after="160" w:before="360"/>
       </w:pPr>
       <w:r>
-        <w:t xml:space="preserve">9. Enclosure and environment</w:t>
-      </w:r>
-    </w:p>
-    <w:tbl>
-      <w:tblPr>
-        <w:tblW w:type="dxa" w:w="9026"/>
-        <w:tblBorders>
-          <w:top w:val="single" w:color="auto" w:sz="4"/>
-          <w:left w:val="single" w:color="auto" w:sz="4"/>
-          <w:bottom w:val="single" w:color="auto" w:sz="4"/>
-          <w:right w:val="single" w:color="auto" w:sz="4"/>
-          <w:insideH w:val="single" w:color="auto" w:sz="4"/>
-          <w:insideV w:val="single" w:color="auto" w:sz="4"/>
-        </w:tblBorders>
-      </w:tblPr>
-      <w:tblGrid>
-        <w:gridCol w:w="9026"/>
-      </w:tblGrid>
-      <w:tr>
-        <w:trPr>
-          <w:cantSplit/>
-        </w:trPr>
-        <w:tc>
-          <w:tcPr>
-            <w:tcW w:type="dxa" w:w="9026"/>
-            <w:shd w:fill="FCE4E4" w:val="clear"/>
-            <w:tcMar>
-              <w:top w:type="dxa" w:w="120"/>
-              <w:left w:type="dxa" w:w="160"/>
-              <w:bottom w:type="dxa" w:w="120"/>
-              <w:right w:type="dxa" w:w="160"/>
-            </w:tcMar>
-          </w:tcPr>
-          <w:p>
-            <w:pPr>
-              <w:spacing w:after="60"/>
-            </w:pPr>
-            <w:r>
-              <w:rPr>
-                <w:b/>
-                <w:bCs/>
-                <w:sz w:val="20"/>
-                <w:szCs w:val="20"/>
-              </w:rPr>
-              <w:t xml:space="preserve">The PLC cannot go where the reader goes.</w:t>
-            </w:r>
-          </w:p>
-          <w:p>
-            <w:pPr>
-              <w:spacing w:after="60"/>
-            </w:pPr>
-            <w:r>
-              <w:rPr>
-                <w:sz w:val="20"/>
-                <w:szCs w:val="20"/>
-              </w:rPr>
-              <w:t xml:space="preserve">The DVP12SA211R is rated 0–55 °C, non-condensing, and is an OPEN TYPE device requiring a control cabinet. The Intelli-RFID Reader is designed to a −40 … +85 °C target for an unconditioned field enclosure.</w:t>
-            </w:r>
-          </w:p>
-          <w:p>
-            <w:pPr>
-              <w:spacing w:after="60"/>
-            </w:pPr>
-            <w:r>
-              <w:rPr>
-                <w:sz w:val="20"/>
-                <w:szCs w:val="20"/>
-              </w:rPr>
-              <w:t xml:space="preserve">In an Indian unconditioned enclosure a 0–55 °C non-condensing part is outside its rating on a summer afternoon, and again on a monsoon morning.</w:t>
-            </w:r>
-          </w:p>
-        </w:tc>
-      </w:tr>
-    </w:tbl>
-    <w:p>
-      <w:pPr>
-        <w:spacing w:after="60"/>
-      </w:pPr>
-    </w:p>
-    <w:tbl>
-      <w:tblPr>
-        <w:tblW w:type="dxa" w:w="9026"/>
-        <w:tblBorders>
-          <w:top w:val="single" w:color="auto" w:sz="4"/>
-          <w:left w:val="single" w:color="auto" w:sz="4"/>
-          <w:bottom w:val="single" w:color="auto" w:sz="4"/>
-          <w:right w:val="single" w:color="auto" w:sz="4"/>
-          <w:insideH w:val="single" w:color="auto" w:sz="4"/>
-          <w:insideV w:val="single" w:color="auto" w:sz="4"/>
-        </w:tblBorders>
-      </w:tblPr>
-      <w:tblGrid>
-        <w:gridCol w:w="2166"/>
-        <w:gridCol w:w="3430"/>
-        <w:gridCol w:w="3430"/>
-      </w:tblGrid>
-      <w:tr>
-        <w:trPr>
-          <w:cantSplit/>
-          <w:tblHeader/>
-        </w:trPr>
-        <w:tc>
-          <w:tcPr>
-            <w:tcW w:type="dxa" w:w="2166"/>
-            <w:shd w:fill="1F4E79" w:val="clear"/>
-            <w:tcMar>
-              <w:top w:type="dxa" w:w="80"/>
-              <w:left w:type="dxa" w:w="110"/>
-              <w:bottom w:type="dxa" w:w="80"/>
-              <w:right w:type="dxa" w:w="110"/>
-            </w:tcMar>
-          </w:tcPr>
-          <w:p>
-            <w:pPr>
-              <w:spacing w:after="0"/>
-            </w:pPr>
-            <w:r>
-              <w:rPr>
-                <w:b/>
-                <w:bCs/>
-                <w:color w:val="FFFFFF"/>
-                <w:sz w:val="19"/>
-                <w:szCs w:val="19"/>
-              </w:rPr>
-              <w:t xml:space="preserve"/>
-            </w:r>
-          </w:p>
-        </w:tc>
-        <w:tc>
-          <w:tcPr>
-            <w:tcW w:type="dxa" w:w="3430"/>
-            <w:shd w:fill="1F4E79" w:val="clear"/>
-            <w:tcMar>
-              <w:top w:type="dxa" w:w="80"/>
-              <w:left w:type="dxa" w:w="110"/>
-              <w:bottom w:type="dxa" w:w="80"/>
-              <w:right w:type="dxa" w:w="110"/>
-            </w:tcMar>
-          </w:tcPr>
-          <w:p>
-            <w:pPr>
-              <w:spacing w:after="0"/>
-            </w:pPr>
-            <w:r>
-              <w:rPr>
-                <w:b/>
-                <w:bCs/>
-                <w:color w:val="FFFFFF"/>
-                <w:sz w:val="19"/>
-                <w:szCs w:val="19"/>
-              </w:rPr>
-              <w:t xml:space="preserve">Intelli-RFID Reader</w:t>
-            </w:r>
-          </w:p>
-        </w:tc>
-        <w:tc>
-          <w:tcPr>
-            <w:tcW w:type="dxa" w:w="3430"/>
-            <w:shd w:fill="1F4E79" w:val="clear"/>
-            <w:tcMar>
-              <w:top w:type="dxa" w:w="80"/>
-              <w:left w:type="dxa" w:w="110"/>
-              <w:bottom w:type="dxa" w:w="80"/>
-              <w:right w:type="dxa" w:w="110"/>
-            </w:tcMar>
-          </w:tcPr>
-          <w:p>
-            <w:pPr>
-              <w:spacing w:after="0"/>
-            </w:pPr>
-            <w:r>
-              <w:rPr>
-                <w:b/>
-                <w:bCs/>
-                <w:color w:val="FFFFFF"/>
-                <w:sz w:val="19"/>
-                <w:szCs w:val="19"/>
-              </w:rPr>
-              <w:t xml:space="preserve">Delta DVP12SA211R</w:t>
-            </w:r>
-          </w:p>
-        </w:tc>
-      </w:tr>
-      <w:tr>
-        <w:trPr>
-          <w:cantSplit/>
-        </w:trPr>
-        <w:tc>
-          <w:tcPr>
-            <w:tcW w:type="dxa" w:w="2166"/>
-            <w:shd w:fill="F2F2F2" w:val="clear"/>
-            <w:tcMar>
-              <w:top w:type="dxa" w:w="70"/>
-              <w:left w:type="dxa" w:w="110"/>
-              <w:bottom w:type="dxa" w:w="70"/>
-              <w:right w:type="dxa" w:w="110"/>
-            </w:tcMar>
-          </w:tcPr>
-          <w:p>
-            <w:pPr>
-              <w:spacing w:after="0"/>
-            </w:pPr>
-            <w:r>
-              <w:rPr>
-                <w:sz w:val="19"/>
-                <w:szCs w:val="19"/>
-              </w:rPr>
-              <w:t xml:space="preserve">Operating temperature</w:t>
-            </w:r>
-          </w:p>
-        </w:tc>
-        <w:tc>
-          <w:tcPr>
-            <w:tcW w:type="dxa" w:w="3430"/>
-            <w:shd w:fill="F2F2F2" w:val="clear"/>
-            <w:tcMar>
-              <w:top w:type="dxa" w:w="70"/>
-              <w:left w:type="dxa" w:w="110"/>
-              <w:bottom w:type="dxa" w:w="70"/>
-              <w:right w:type="dxa" w:w="110"/>
-            </w:tcMar>
-          </w:tcPr>
-          <w:p>
-            <w:pPr>
-              <w:spacing w:after="0"/>
-            </w:pPr>
-            <w:r>
-              <w:rPr>
-                <w:sz w:val="19"/>
-                <w:szCs w:val="19"/>
-              </w:rPr>
-              <w:t xml:space="preserve">−40 … +85 °C (design target)</w:t>
-            </w:r>
-          </w:p>
-        </w:tc>
-        <w:tc>
-          <w:tcPr>
-            <w:tcW w:type="dxa" w:w="3430"/>
-            <w:shd w:fill="F2F2F2" w:val="clear"/>
-            <w:tcMar>
-              <w:top w:type="dxa" w:w="70"/>
-              <w:left w:type="dxa" w:w="110"/>
-              <w:bottom w:type="dxa" w:w="70"/>
-              <w:right w:type="dxa" w:w="110"/>
-            </w:tcMar>
-          </w:tcPr>
-          <w:p>
-            <w:pPr>
-              <w:spacing w:after="0"/>
-            </w:pPr>
-            <w:r>
-              <w:rPr>
-                <w:b/>
-                <w:bCs/>
-                <w:sz w:val="19"/>
-                <w:szCs w:val="19"/>
-              </w:rPr>
-              <w:t xml:space="preserve">0 … 55 °C</w:t>
-            </w:r>
-          </w:p>
-        </w:tc>
-      </w:tr>
-      <w:tr>
-        <w:trPr>
-          <w:cantSplit/>
-        </w:trPr>
-        <w:tc>
-          <w:tcPr>
-            <w:tcW w:type="dxa" w:w="2166"/>
-            <w:shd w:fill="FFFFFF" w:val="clear"/>
-            <w:tcMar>
-              <w:top w:type="dxa" w:w="70"/>
-              <w:left w:type="dxa" w:w="110"/>
-              <w:bottom w:type="dxa" w:w="70"/>
-              <w:right w:type="dxa" w:w="110"/>
-            </w:tcMar>
-          </w:tcPr>
-          <w:p>
-            <w:pPr>
-              <w:spacing w:after="0"/>
-            </w:pPr>
-            <w:r>
-              <w:rPr>
-                <w:sz w:val="19"/>
-                <w:szCs w:val="19"/>
-              </w:rPr>
-              <w:t xml:space="preserve">Storage temperature</w:t>
-            </w:r>
-          </w:p>
-        </w:tc>
-        <w:tc>
-          <w:tcPr>
-            <w:tcW w:type="dxa" w:w="3430"/>
-            <w:shd w:fill="FFFFFF" w:val="clear"/>
-            <w:tcMar>
-              <w:top w:type="dxa" w:w="70"/>
-              <w:left w:type="dxa" w:w="110"/>
-              <w:bottom w:type="dxa" w:w="70"/>
-              <w:right w:type="dxa" w:w="110"/>
-            </w:tcMar>
-          </w:tcPr>
-          <w:p>
-            <w:pPr>
-              <w:spacing w:after="0"/>
-            </w:pPr>
-            <w:r>
-              <w:rPr>
-                <w:sz w:val="19"/>
-                <w:szCs w:val="19"/>
-              </w:rPr>
-              <w:t xml:space="preserve">—</w:t>
-            </w:r>
-          </w:p>
-        </w:tc>
-        <w:tc>
-          <w:tcPr>
-            <w:tcW w:type="dxa" w:w="3430"/>
-            <w:shd w:fill="FFFFFF" w:val="clear"/>
-            <w:tcMar>
-              <w:top w:type="dxa" w:w="70"/>
-              <w:left w:type="dxa" w:w="110"/>
-              <w:bottom w:type="dxa" w:w="70"/>
-              <w:right w:type="dxa" w:w="110"/>
-            </w:tcMar>
-          </w:tcPr>
-          <w:p>
-            <w:pPr>
-              <w:spacing w:after="0"/>
-            </w:pPr>
-            <w:r>
-              <w:rPr>
-                <w:sz w:val="19"/>
-                <w:szCs w:val="19"/>
-              </w:rPr>
-              <w:t xml:space="preserve">−25 … 70 °C</w:t>
-            </w:r>
-          </w:p>
-        </w:tc>
-      </w:tr>
-      <w:tr>
-        <w:trPr>
-          <w:cantSplit/>
-        </w:trPr>
-        <w:tc>
-          <w:tcPr>
-            <w:tcW w:type="dxa" w:w="2166"/>
-            <w:shd w:fill="F2F2F2" w:val="clear"/>
-            <w:tcMar>
-              <w:top w:type="dxa" w:w="70"/>
-              <w:left w:type="dxa" w:w="110"/>
-              <w:bottom w:type="dxa" w:w="70"/>
-              <w:right w:type="dxa" w:w="110"/>
-            </w:tcMar>
-          </w:tcPr>
-          <w:p>
-            <w:pPr>
-              <w:spacing w:after="0"/>
-            </w:pPr>
-            <w:r>
-              <w:rPr>
-                <w:sz w:val="19"/>
-                <w:szCs w:val="19"/>
-              </w:rPr>
-              <w:t xml:space="preserve">Condensation</w:t>
-            </w:r>
-          </w:p>
-        </w:tc>
-        <w:tc>
-          <w:tcPr>
-            <w:tcW w:type="dxa" w:w="3430"/>
-            <w:shd w:fill="F2F2F2" w:val="clear"/>
-            <w:tcMar>
-              <w:top w:type="dxa" w:w="70"/>
-              <w:left w:type="dxa" w:w="110"/>
-              <w:bottom w:type="dxa" w:w="70"/>
-              <w:right w:type="dxa" w:w="110"/>
-            </w:tcMar>
-          </w:tcPr>
-          <w:p>
-            <w:pPr>
-              <w:spacing w:after="0"/>
-            </w:pPr>
-            <w:r>
-              <w:rPr>
-                <w:sz w:val="19"/>
-                <w:szCs w:val="19"/>
-              </w:rPr>
-              <w:t xml:space="preserve">—</w:t>
-            </w:r>
-          </w:p>
-        </w:tc>
-        <w:tc>
-          <w:tcPr>
-            <w:tcW w:type="dxa" w:w="3430"/>
-            <w:shd w:fill="F2F2F2" w:val="clear"/>
-            <w:tcMar>
-              <w:top w:type="dxa" w:w="70"/>
-              <w:left w:type="dxa" w:w="110"/>
-              <w:bottom w:type="dxa" w:w="70"/>
-              <w:right w:type="dxa" w:w="110"/>
-            </w:tcMar>
-          </w:tcPr>
-          <w:p>
-            <w:pPr>
-              <w:spacing w:after="0"/>
-            </w:pPr>
-            <w:r>
-              <w:rPr>
-                <w:b/>
-                <w:bCs/>
-                <w:sz w:val="19"/>
-                <w:szCs w:val="19"/>
-              </w:rPr>
-              <w:t xml:space="preserve">Non-condensing only</w:t>
-            </w:r>
-          </w:p>
-        </w:tc>
-      </w:tr>
-      <w:tr>
-        <w:trPr>
-          <w:cantSplit/>
-        </w:trPr>
-        <w:tc>
-          <w:tcPr>
-            <w:tcW w:type="dxa" w:w="2166"/>
-            <w:shd w:fill="FFFFFF" w:val="clear"/>
-            <w:tcMar>
-              <w:top w:type="dxa" w:w="70"/>
-              <w:left w:type="dxa" w:w="110"/>
-              <w:bottom w:type="dxa" w:w="70"/>
-              <w:right w:type="dxa" w:w="110"/>
-            </w:tcMar>
-          </w:tcPr>
-          <w:p>
-            <w:pPr>
-              <w:spacing w:after="0"/>
-            </w:pPr>
-            <w:r>
-              <w:rPr>
-                <w:sz w:val="19"/>
-                <w:szCs w:val="19"/>
-              </w:rPr>
-              <w:t xml:space="preserve">Enclosure</w:t>
-            </w:r>
-          </w:p>
-        </w:tc>
-        <w:tc>
-          <w:tcPr>
-            <w:tcW w:type="dxa" w:w="3430"/>
-            <w:shd w:fill="FFFFFF" w:val="clear"/>
-            <w:tcMar>
-              <w:top w:type="dxa" w:w="70"/>
-              <w:left w:type="dxa" w:w="110"/>
-              <w:bottom w:type="dxa" w:w="70"/>
-              <w:right w:type="dxa" w:w="110"/>
-            </w:tcMar>
-          </w:tcPr>
-          <w:p>
-            <w:pPr>
-              <w:spacing w:after="0"/>
-            </w:pPr>
-            <w:r>
-              <w:rPr>
-                <w:sz w:val="19"/>
-                <w:szCs w:val="19"/>
-              </w:rPr>
-              <w:t xml:space="preserve">Designed for an unconditioned field enclosure</w:t>
-            </w:r>
-          </w:p>
-        </w:tc>
-        <w:tc>
-          <w:tcPr>
-            <w:tcW w:type="dxa" w:w="3430"/>
-            <w:shd w:fill="FFFFFF" w:val="clear"/>
-            <w:tcMar>
-              <w:top w:type="dxa" w:w="70"/>
-              <w:left w:type="dxa" w:w="110"/>
-              <w:bottom w:type="dxa" w:w="70"/>
-              <w:right w:type="dxa" w:w="110"/>
-            </w:tcMar>
-          </w:tcPr>
-          <w:p>
-            <w:pPr>
-              <w:spacing w:after="0"/>
-            </w:pPr>
-            <w:r>
-              <w:rPr>
-                <w:b/>
-                <w:bCs/>
-                <w:sz w:val="19"/>
-                <w:szCs w:val="19"/>
-              </w:rPr>
-              <w:t xml:space="preserve">OPEN TYPE — control cabinet mandatory</w:t>
-            </w:r>
-          </w:p>
-        </w:tc>
-      </w:tr>
-    </w:tbl>
-    <w:p>
-      <w:pPr>
-        <w:spacing w:after="60"/>
-      </w:pPr>
-    </w:p>
-    <w:p>
-      <w:pPr>
-        <w:spacing w:after="120" w:before="0"/>
-      </w:pPr>
-      <w:r>
-        <w:t xml:space="preserve">Two workable arrangements:</w:t>
-      </w:r>
-    </w:p>
-    <w:p>
-      <w:pPr>
-        <w:pStyle w:val="ListParagraph"/>
-        <w:numPr>
-          <w:ilvl w:val="0"/>
-          <w:numId w:val="1"/>
-        </w:numPr>
-        <w:spacing w:after="80"/>
-      </w:pPr>
-      <w:r>
-        <w:rPr>
-          <w:b/>
-          <w:bCs/>
-        </w:rPr>
-        <w:t xml:space="preserve">PLC in a controlled panel, reader at the tunnel</w:t>
-      </w:r>
-      <w:r>
-        <w:t xml:space="preserve">, with the 12-core field harness between them. This is preferred. It also puts the shared 24 V supply, the push button and the status lamp in the panel, where the operator is.</w:t>
-      </w:r>
-    </w:p>
-    <w:p>
-      <w:pPr>
-        <w:pStyle w:val="ListParagraph"/>
-        <w:numPr>
-          <w:ilvl w:val="0"/>
-          <w:numId w:val="1"/>
-        </w:numPr>
-        <w:spacing w:after="80"/>
-      </w:pPr>
-      <w:r>
-        <w:t xml:space="preserve">Both in one enclosure</w:t>
-      </w:r>
-      <w:r>
-        <w:t xml:space="preserve"> — then the enclosure must hold 0–55 °C non-condensing, which means heating, ventilation or both. That becomes a system requirement and needs to be priced, not assumed.</w:t>
-      </w:r>
-    </w:p>
-    <w:p>
-      <w:pPr>
-        <w:spacing w:after="60"/>
-      </w:pPr>
-    </w:p>
-    <w:p>
-      <w:pPr>
-        <w:spacing w:after="120" w:before="0"/>
-      </w:pPr>
-      <w:r>
-        <w:rPr>
-          <w:i/>
-          <w:iCs/>
-        </w:rPr>
-        <w:t xml:space="preserve">This cannot be fixed in either device's design. It belongs in the installation documentation before a quotation is written against it.</w:t>
-      </w:r>
-    </w:p>
-    <w:p>
-      <w:r>
-        <w:br w:type="page"/>
-      </w:r>
-    </w:p>
-    <w:p>
-      <w:pPr>
-        <w:pStyle w:val="Heading1"/>
-        <w:spacing w:after="160" w:before="360"/>
-      </w:pPr>
-      <w:r>
-        <w:t xml:space="preserve">10. Commissioning checklist</w:t>
+        <w:t xml:space="preserve">9. Commissioning checklist</w:t>
       </w:r>
     </w:p>
     <w:p>
@@ -16327,7 +15699,7 @@
         <w:spacing w:after="160" w:before="360"/>
       </w:pPr>
       <w:r>
-        <w:t xml:space="preserve">11. Confirmations we need from you</w:t>
+        <w:t xml:space="preserve">10. Confirmations we need from you</w:t>
       </w:r>
     </w:p>
     <w:p>
@@ -16335,7 +15707,7 @@
         <w:spacing w:after="120" w:before="0"/>
       </w:pPr>
       <w:r>
-        <w:t xml:space="preserve">Every signal, timing and decode rule in this document is specified — there is nothing left open on our side. Three things we cannot determine from here, and need back from you.</w:t>
+        <w:t xml:space="preserve">Every signal, timing and decode rule in this document is specified — there is nothing left open on our side. Two things we cannot determine from here, and need back from you.</w:t>
       </w:r>
     </w:p>
     <w:tbl>
@@ -16600,85 +15972,6 @@
               <w:rPr>
                 <w:b/>
                 <w:bCs/>
-                <w:sz w:val="19"/>
-                <w:szCs w:val="19"/>
-              </w:rPr>
-              <w:t xml:space="preserve">Before the panel is built</w:t>
-            </w:r>
-          </w:p>
-        </w:tc>
-      </w:tr>
-      <w:tr>
-        <w:trPr>
-          <w:cantSplit/>
-        </w:trPr>
-        <w:tc>
-          <w:tcPr>
-            <w:tcW w:type="dxa" w:w="632"/>
-            <w:shd w:fill="F2F2F2" w:val="clear"/>
-            <w:tcMar>
-              <w:top w:type="dxa" w:w="70"/>
-              <w:left w:type="dxa" w:w="110"/>
-              <w:bottom w:type="dxa" w:w="70"/>
-              <w:right w:type="dxa" w:w="110"/>
-            </w:tcMar>
-          </w:tcPr>
-          <w:p>
-            <w:pPr>
-              <w:spacing w:after="0"/>
-            </w:pPr>
-            <w:r>
-              <w:rPr>
-                <w:b/>
-                <w:bCs/>
-                <w:sz w:val="19"/>
-                <w:szCs w:val="19"/>
-              </w:rPr>
-              <w:t xml:space="preserve">C3</w:t>
-            </w:r>
-          </w:p>
-        </w:tc>
-        <w:tc>
-          <w:tcPr>
-            <w:tcW w:type="dxa" w:w="5686"/>
-            <w:shd w:fill="F2F2F2" w:val="clear"/>
-            <w:tcMar>
-              <w:top w:type="dxa" w:w="70"/>
-              <w:left w:type="dxa" w:w="110"/>
-              <w:bottom w:type="dxa" w:w="70"/>
-              <w:right w:type="dxa" w:w="110"/>
-            </w:tcMar>
-          </w:tcPr>
-          <w:p>
-            <w:pPr>
-              <w:spacing w:after="0"/>
-            </w:pPr>
-            <w:r>
-              <w:rPr>
-                <w:sz w:val="19"/>
-                <w:szCs w:val="19"/>
-              </w:rPr>
-              <w:t xml:space="preserve">Confirm the enclosure arrangement of §9 and get it into the installation specification.</w:t>
-            </w:r>
-          </w:p>
-        </w:tc>
-        <w:tc>
-          <w:tcPr>
-            <w:tcW w:type="dxa" w:w="2708"/>
-            <w:shd w:fill="F2F2F2" w:val="clear"/>
-            <w:tcMar>
-              <w:top w:type="dxa" w:w="70"/>
-              <w:left w:type="dxa" w:w="110"/>
-              <w:bottom w:type="dxa" w:w="70"/>
-              <w:right w:type="dxa" w:w="110"/>
-            </w:tcMar>
-          </w:tcPr>
-          <w:p>
-            <w:pPr>
-              <w:spacing w:after="0"/>
-            </w:pPr>
-            <w:r>
-              <w:rPr>
                 <w:sz w:val="19"/>
                 <w:szCs w:val="19"/>
               </w:rPr>

--- a/docs/Intelli-RFID-Reader-DVP12SA211R-PLC-Integration.docx
+++ b/docs/Intelli-RFID-Reader-DVP12SA211R-PLC-Integration.docx
@@ -741,17 +741,19 @@
             </w:pPr>
             <w:r>
               <w:rPr>
+                <w:b/>
+                <w:bCs/>
                 <w:sz w:val="20"/>
                 <w:szCs w:val="20"/>
               </w:rPr>
-              <w:t xml:space="preserve">Section 10 lists two confirmations we need from you. </w:t>
+              <w:t xml:space="preserve">Everything in this document is specified. </w:t>
             </w:r>
             <w:r>
               <w:rPr>
                 <w:sz w:val="20"/>
                 <w:szCs w:val="20"/>
               </w:rPr>
-              <w:t xml:space="preserve">Everything else in this document is specified — there is nothing open on our side.</w:t>
+              <w:t xml:space="preserve">No timing, decode rule or signal in it is provisional, and none of the numbers will move once your ladder is written.</w:t>
             </w:r>
           </w:p>
         </w:tc>
@@ -1353,12 +1355,10 @@
             </w:pPr>
             <w:r>
               <w:rPr>
-                <w:b/>
-                <w:bCs/>
-                <w:sz w:val="19"/>
-                <w:szCs w:val="19"/>
-              </w:rPr>
-              <w:t xml:space="preserve">10.  Confirmations we need from you</w:t>
+                <w:sz w:val="19"/>
+                <w:szCs w:val="19"/>
+              </w:rPr>
+              <w:t xml:space="preserve">Appendix A.  Quick reference</w:t>
             </w:r>
           </w:p>
         </w:tc>
@@ -1379,65 +1379,10 @@
             </w:pPr>
             <w:r>
               <w:rPr>
-                <w:b/>
-                <w:bCs/>
                 <w:sz w:val="19"/>
                 <w:szCs w:val="19"/>
               </w:rPr>
               <w:t xml:space="preserve">21</w:t>
-            </w:r>
-          </w:p>
-        </w:tc>
-      </w:tr>
-      <w:tr>
-        <w:trPr>
-          <w:cantSplit/>
-        </w:trPr>
-        <w:tc>
-          <w:tcPr>
-            <w:tcW w:type="dxa" w:w="7943"/>
-            <w:shd w:fill="F2F2F2" w:val="clear"/>
-            <w:tcMar>
-              <w:top w:type="dxa" w:w="70"/>
-              <w:left w:type="dxa" w:w="110"/>
-              <w:bottom w:type="dxa" w:w="70"/>
-              <w:right w:type="dxa" w:w="110"/>
-            </w:tcMar>
-          </w:tcPr>
-          <w:p>
-            <w:pPr>
-              <w:spacing w:after="0"/>
-            </w:pPr>
-            <w:r>
-              <w:rPr>
-                <w:sz w:val="19"/>
-                <w:szCs w:val="19"/>
-              </w:rPr>
-              <w:t xml:space="preserve">Appendix A.  Quick reference</w:t>
-            </w:r>
-          </w:p>
-        </w:tc>
-        <w:tc>
-          <w:tcPr>
-            <w:tcW w:type="dxa" w:w="1083"/>
-            <w:shd w:fill="F2F2F2" w:val="clear"/>
-            <w:tcMar>
-              <w:top w:type="dxa" w:w="70"/>
-              <w:left w:type="dxa" w:w="110"/>
-              <w:bottom w:type="dxa" w:w="70"/>
-              <w:right w:type="dxa" w:w="110"/>
-            </w:tcMar>
-          </w:tcPr>
-          <w:p>
-            <w:pPr>
-              <w:spacing w:after="0"/>
-            </w:pPr>
-            <w:r>
-              <w:rPr>
-                <w:sz w:val="19"/>
-                <w:szCs w:val="19"/>
-              </w:rPr>
-              <w:t xml:space="preserve">22</w:t>
             </w:r>
           </w:p>
         </w:tc>
@@ -15683,519 +15628,6 @@
                 <w:szCs w:val="20"/>
               </w:rPr>
               <w:t xml:space="preserve">A decoder that passes 12 and 13 but fails 14 will work perfectly on the bench and will, eventually, mark a failed carton as read.</w:t>
-            </w:r>
-          </w:p>
-        </w:tc>
-      </w:tr>
-    </w:tbl>
-    <w:p>
-      <w:r>
-        <w:br w:type="page"/>
-      </w:r>
-    </w:p>
-    <w:p>
-      <w:pPr>
-        <w:pStyle w:val="Heading1"/>
-        <w:spacing w:after="160" w:before="360"/>
-      </w:pPr>
-      <w:r>
-        <w:t xml:space="preserve">10. Confirmations we need from you</w:t>
-      </w:r>
-    </w:p>
-    <w:p>
-      <w:pPr>
-        <w:spacing w:after="120" w:before="0"/>
-      </w:pPr>
-      <w:r>
-        <w:t xml:space="preserve">Every signal, timing and decode rule in this document is specified — there is nothing left open on our side. Two things we cannot determine from here, and need back from you.</w:t>
-      </w:r>
-    </w:p>
-    <w:tbl>
-      <w:tblPr>
-        <w:tblW w:type="dxa" w:w="9026"/>
-        <w:tblBorders>
-          <w:top w:val="single" w:color="auto" w:sz="4"/>
-          <w:left w:val="single" w:color="auto" w:sz="4"/>
-          <w:bottom w:val="single" w:color="auto" w:sz="4"/>
-          <w:right w:val="single" w:color="auto" w:sz="4"/>
-          <w:insideH w:val="single" w:color="auto" w:sz="4"/>
-          <w:insideV w:val="single" w:color="auto" w:sz="4"/>
-        </w:tblBorders>
-      </w:tblPr>
-      <w:tblGrid>
-        <w:gridCol w:w="632"/>
-        <w:gridCol w:w="5686"/>
-        <w:gridCol w:w="2708"/>
-      </w:tblGrid>
-      <w:tr>
-        <w:trPr>
-          <w:cantSplit/>
-          <w:tblHeader/>
-        </w:trPr>
-        <w:tc>
-          <w:tcPr>
-            <w:tcW w:type="dxa" w:w="632"/>
-            <w:shd w:fill="1F4E79" w:val="clear"/>
-            <w:tcMar>
-              <w:top w:type="dxa" w:w="80"/>
-              <w:left w:type="dxa" w:w="110"/>
-              <w:bottom w:type="dxa" w:w="80"/>
-              <w:right w:type="dxa" w:w="110"/>
-            </w:tcMar>
-          </w:tcPr>
-          <w:p>
-            <w:pPr>
-              <w:spacing w:after="0"/>
-            </w:pPr>
-            <w:r>
-              <w:rPr>
-                <w:b/>
-                <w:bCs/>
-                <w:color w:val="FFFFFF"/>
-                <w:sz w:val="19"/>
-                <w:szCs w:val="19"/>
-              </w:rPr>
-              <w:t xml:space="preserve">#</w:t>
-            </w:r>
-          </w:p>
-        </w:tc>
-        <w:tc>
-          <w:tcPr>
-            <w:tcW w:type="dxa" w:w="5686"/>
-            <w:shd w:fill="1F4E79" w:val="clear"/>
-            <w:tcMar>
-              <w:top w:type="dxa" w:w="80"/>
-              <w:left w:type="dxa" w:w="110"/>
-              <w:bottom w:type="dxa" w:w="80"/>
-              <w:right w:type="dxa" w:w="110"/>
-            </w:tcMar>
-          </w:tcPr>
-          <w:p>
-            <w:pPr>
-              <w:spacing w:after="0"/>
-            </w:pPr>
-            <w:r>
-              <w:rPr>
-                <w:b/>
-                <w:bCs/>
-                <w:color w:val="FFFFFF"/>
-                <w:sz w:val="19"/>
-                <w:szCs w:val="19"/>
-              </w:rPr>
-              <w:t xml:space="preserve">What we need</w:t>
-            </w:r>
-          </w:p>
-        </w:tc>
-        <w:tc>
-          <w:tcPr>
-            <w:tcW w:type="dxa" w:w="2708"/>
-            <w:shd w:fill="1F4E79" w:val="clear"/>
-            <w:tcMar>
-              <w:top w:type="dxa" w:w="80"/>
-              <w:left w:type="dxa" w:w="110"/>
-              <w:bottom w:type="dxa" w:w="80"/>
-              <w:right w:type="dxa" w:w="110"/>
-            </w:tcMar>
-          </w:tcPr>
-          <w:p>
-            <w:pPr>
-              <w:spacing w:after="0"/>
-            </w:pPr>
-            <w:r>
-              <w:rPr>
-                <w:b/>
-                <w:bCs/>
-                <w:color w:val="FFFFFF"/>
-                <w:sz w:val="19"/>
-                <w:szCs w:val="19"/>
-              </w:rPr>
-              <w:t xml:space="preserve">When we need it</w:t>
-            </w:r>
-          </w:p>
-        </w:tc>
-      </w:tr>
-      <w:tr>
-        <w:trPr>
-          <w:cantSplit/>
-        </w:trPr>
-        <w:tc>
-          <w:tcPr>
-            <w:tcW w:type="dxa" w:w="632"/>
-            <w:shd w:fill="F2F2F2" w:val="clear"/>
-            <w:tcMar>
-              <w:top w:type="dxa" w:w="70"/>
-              <w:left w:type="dxa" w:w="110"/>
-              <w:bottom w:type="dxa" w:w="70"/>
-              <w:right w:type="dxa" w:w="110"/>
-            </w:tcMar>
-          </w:tcPr>
-          <w:p>
-            <w:pPr>
-              <w:spacing w:after="0"/>
-            </w:pPr>
-            <w:r>
-              <w:rPr>
-                <w:b/>
-                <w:bCs/>
-                <w:sz w:val="19"/>
-                <w:szCs w:val="19"/>
-              </w:rPr>
-              <w:t xml:space="preserve">C1</w:t>
-            </w:r>
-          </w:p>
-        </w:tc>
-        <w:tc>
-          <w:tcPr>
-            <w:tcW w:type="dxa" w:w="5686"/>
-            <w:shd w:fill="F2F2F2" w:val="clear"/>
-            <w:tcMar>
-              <w:top w:type="dxa" w:w="70"/>
-              <w:left w:type="dxa" w:w="110"/>
-              <w:bottom w:type="dxa" w:w="70"/>
-              <w:right w:type="dxa" w:w="110"/>
-            </w:tcMar>
-          </w:tcPr>
-          <w:p>
-            <w:pPr>
-              <w:spacing w:after="0"/>
-            </w:pPr>
-            <w:r>
-              <w:rPr>
-                <w:b/>
-                <w:bCs/>
-                <w:sz w:val="19"/>
-                <w:szCs w:val="19"/>
-              </w:rPr>
-              <w:t xml:space="preserve">Confirm that nothing in the conveyor's safety function depends on our SPEED = 000.</w:t>
-            </w:r>
-          </w:p>
-        </w:tc>
-        <w:tc>
-          <w:tcPr>
-            <w:tcW w:type="dxa" w:w="2708"/>
-            <w:shd w:fill="FFF2CC" w:val="clear"/>
-            <w:tcMar>
-              <w:top w:type="dxa" w:w="70"/>
-              <w:left w:type="dxa" w:w="110"/>
-              <w:bottom w:type="dxa" w:w="70"/>
-              <w:right w:type="dxa" w:w="110"/>
-            </w:tcMar>
-          </w:tcPr>
-          <w:p>
-            <w:pPr>
-              <w:spacing w:after="0"/>
-            </w:pPr>
-            <w:r>
-              <w:rPr>
-                <w:b/>
-                <w:bCs/>
-                <w:sz w:val="19"/>
-                <w:szCs w:val="19"/>
-              </w:rPr>
-              <w:t xml:space="preserve">Before commissioning. This is the one not to leave.</w:t>
-            </w:r>
-          </w:p>
-        </w:tc>
-      </w:tr>
-      <w:tr>
-        <w:trPr>
-          <w:cantSplit/>
-        </w:trPr>
-        <w:tc>
-          <w:tcPr>
-            <w:tcW w:type="dxa" w:w="632"/>
-            <w:shd w:fill="FFFFFF" w:val="clear"/>
-            <w:tcMar>
-              <w:top w:type="dxa" w:w="70"/>
-              <w:left w:type="dxa" w:w="110"/>
-              <w:bottom w:type="dxa" w:w="70"/>
-              <w:right w:type="dxa" w:w="110"/>
-            </w:tcMar>
-          </w:tcPr>
-          <w:p>
-            <w:pPr>
-              <w:spacing w:after="0"/>
-            </w:pPr>
-            <w:r>
-              <w:rPr>
-                <w:b/>
-                <w:bCs/>
-                <w:sz w:val="19"/>
-                <w:szCs w:val="19"/>
-              </w:rPr>
-              <w:t xml:space="preserve">C2</w:t>
-            </w:r>
-          </w:p>
-        </w:tc>
-        <w:tc>
-          <w:tcPr>
-            <w:tcW w:type="dxa" w:w="5686"/>
-            <w:shd w:fill="FFFFFF" w:val="clear"/>
-            <w:tcMar>
-              <w:top w:type="dxa" w:w="70"/>
-              <w:left w:type="dxa" w:w="110"/>
-              <w:bottom w:type="dxa" w:w="70"/>
-              <w:right w:type="dxa" w:w="110"/>
-            </w:tcMar>
-          </w:tcPr>
-          <w:p>
-            <w:pPr>
-              <w:spacing w:after="0"/>
-            </w:pPr>
-            <w:r>
-              <w:rPr>
-                <w:b/>
-                <w:bCs/>
-                <w:sz w:val="19"/>
-                <w:szCs w:val="19"/>
-              </w:rPr>
-              <w:t xml:space="preserve">Confirm the verdict fits your transit time. The reader signals PASS with a 500 ms pulse, so a verdict takes up to 500 ms to deliver from the end of the read. Does that fit between the reading zone and your divert or reject point?</w:t>
-            </w:r>
-          </w:p>
-        </w:tc>
-        <w:tc>
-          <w:tcPr>
-            <w:tcW w:type="dxa" w:w="2708"/>
-            <w:shd w:fill="FFF2CC" w:val="clear"/>
-            <w:tcMar>
-              <w:top w:type="dxa" w:w="70"/>
-              <w:left w:type="dxa" w:w="110"/>
-              <w:bottom w:type="dxa" w:w="70"/>
-              <w:right w:type="dxa" w:w="110"/>
-            </w:tcMar>
-          </w:tcPr>
-          <w:p>
-            <w:pPr>
-              <w:spacing w:after="0"/>
-            </w:pPr>
-            <w:r>
-              <w:rPr>
-                <w:b/>
-                <w:bCs/>
-                <w:sz w:val="19"/>
-                <w:szCs w:val="19"/>
-              </w:rPr>
-              <w:t xml:space="preserve">Before the panel is built</w:t>
-            </w:r>
-          </w:p>
-        </w:tc>
-      </w:tr>
-    </w:tbl>
-    <w:p>
-      <w:pPr>
-        <w:spacing w:after="60"/>
-      </w:pPr>
-    </w:p>
-    <w:tbl>
-      <w:tblPr>
-        <w:tblW w:type="dxa" w:w="9026"/>
-        <w:tblBorders>
-          <w:top w:val="single" w:color="auto" w:sz="4"/>
-          <w:left w:val="single" w:color="auto" w:sz="4"/>
-          <w:bottom w:val="single" w:color="auto" w:sz="4"/>
-          <w:right w:val="single" w:color="auto" w:sz="4"/>
-          <w:insideH w:val="single" w:color="auto" w:sz="4"/>
-          <w:insideV w:val="single" w:color="auto" w:sz="4"/>
-        </w:tblBorders>
-      </w:tblPr>
-      <w:tblGrid>
-        <w:gridCol w:w="9026"/>
-      </w:tblGrid>
-      <w:tr>
-        <w:trPr>
-          <w:cantSplit/>
-        </w:trPr>
-        <w:tc>
-          <w:tcPr>
-            <w:tcW w:type="dxa" w:w="9026"/>
-            <w:shd w:fill="FFF2CC" w:val="clear"/>
-            <w:tcMar>
-              <w:top w:type="dxa" w:w="120"/>
-              <w:left w:type="dxa" w:w="160"/>
-              <w:bottom w:type="dxa" w:w="120"/>
-              <w:right w:type="dxa" w:w="160"/>
-            </w:tcMar>
-          </w:tcPr>
-          <w:p>
-            <w:pPr>
-              <w:spacing w:after="60"/>
-            </w:pPr>
-            <w:r>
-              <w:rPr>
-                <w:b/>
-                <w:bCs/>
-                <w:sz w:val="20"/>
-                <w:szCs w:val="20"/>
-              </w:rPr>
-              <w:t xml:space="preserve">C1 — why we ask for a negative</w:t>
-            </w:r>
-          </w:p>
-          <w:p>
-            <w:pPr>
-              <w:spacing w:after="60"/>
-            </w:pPr>
-            <w:r>
-              <w:rPr>
-                <w:b/>
-                <w:bCs/>
-                <w:sz w:val="20"/>
-                <w:szCs w:val="20"/>
-              </w:rPr>
-              <w:t xml:space="preserve">SPEED = 000 is a control stop, not a safety stop (§8). If any part of your existing safety design currently leans on the reader commanding stop, it needs re-architecting before commissioning rather than discovering during it.</w:t>
-            </w:r>
-          </w:p>
-          <w:p>
-            <w:pPr>
-              <w:spacing w:after="60"/>
-            </w:pPr>
-            <w:r>
-              <w:rPr>
-                <w:sz w:val="20"/>
-                <w:szCs w:val="20"/>
-              </w:rPr>
-              <w:t xml:space="preserve">Cheap to ask, expensive to assume. A one-line confirmation is all we need.</w:t>
-            </w:r>
-          </w:p>
-        </w:tc>
-      </w:tr>
-    </w:tbl>
-    <w:p>
-      <w:pPr>
-        <w:spacing w:after="60"/>
-      </w:pPr>
-    </w:p>
-    <w:tbl>
-      <w:tblPr>
-        <w:tblW w:type="dxa" w:w="9026"/>
-        <w:tblBorders>
-          <w:top w:val="single" w:color="auto" w:sz="4"/>
-          <w:left w:val="single" w:color="auto" w:sz="4"/>
-          <w:bottom w:val="single" w:color="auto" w:sz="4"/>
-          <w:right w:val="single" w:color="auto" w:sz="4"/>
-          <w:insideH w:val="single" w:color="auto" w:sz="4"/>
-          <w:insideV w:val="single" w:color="auto" w:sz="4"/>
-        </w:tblBorders>
-      </w:tblPr>
-      <w:tblGrid>
-        <w:gridCol w:w="9026"/>
-      </w:tblGrid>
-      <w:tr>
-        <w:trPr>
-          <w:cantSplit/>
-        </w:trPr>
-        <w:tc>
-          <w:tcPr>
-            <w:tcW w:type="dxa" w:w="9026"/>
-            <w:shd w:fill="FFF2CC" w:val="clear"/>
-            <w:tcMar>
-              <w:top w:type="dxa" w:w="120"/>
-              <w:left w:type="dxa" w:w="160"/>
-              <w:bottom w:type="dxa" w:w="120"/>
-              <w:right w:type="dxa" w:w="160"/>
-            </w:tcMar>
-          </w:tcPr>
-          <w:p>
-            <w:pPr>
-              <w:spacing w:after="60"/>
-            </w:pPr>
-            <w:r>
-              <w:rPr>
-                <w:b/>
-                <w:bCs/>
-                <w:sz w:val="20"/>
-                <w:szCs w:val="20"/>
-              </w:rPr>
-              <w:t xml:space="preserve">C2 — please send the number even if it is comfortable</w:t>
-            </w:r>
-          </w:p>
-          <w:p>
-            <w:pPr>
-              <w:spacing w:after="60"/>
-            </w:pPr>
-            <w:r>
-              <w:rPr>
-                <w:b/>
-                <w:bCs/>
-                <w:sz w:val="20"/>
-                <w:szCs w:val="20"/>
-              </w:rPr>
-              <w:t xml:space="preserve">It is the only item here that could change the interface rather than just a number in the ladder, which makes it the one that is expensive to answer late.</w:t>
-            </w:r>
-          </w:p>
-          <w:p>
-            <w:pPr>
-              <w:spacing w:after="60"/>
-            </w:pPr>
-            <w:r>
-              <w:rPr>
-                <w:sz w:val="20"/>
-                <w:szCs w:val="20"/>
-              </w:rPr>
-              <w:t xml:space="preserve">If 500 ms does not fit, tell us before the panel is built and we will agree a change with you.</w:t>
-            </w:r>
-          </w:p>
-        </w:tc>
-      </w:tr>
-    </w:tbl>
-    <w:p>
-      <w:pPr>
-        <w:spacing w:after="60"/>
-      </w:pPr>
-    </w:p>
-    <w:tbl>
-      <w:tblPr>
-        <w:tblW w:type="dxa" w:w="9026"/>
-        <w:tblBorders>
-          <w:top w:val="single" w:color="auto" w:sz="4"/>
-          <w:left w:val="single" w:color="auto" w:sz="4"/>
-          <w:bottom w:val="single" w:color="auto" w:sz="4"/>
-          <w:right w:val="single" w:color="auto" w:sz="4"/>
-          <w:insideH w:val="single" w:color="auto" w:sz="4"/>
-          <w:insideV w:val="single" w:color="auto" w:sz="4"/>
-        </w:tblBorders>
-      </w:tblPr>
-      <w:tblGrid>
-        <w:gridCol w:w="9026"/>
-      </w:tblGrid>
-      <w:tr>
-        <w:trPr>
-          <w:cantSplit/>
-        </w:trPr>
-        <w:tc>
-          <w:tcPr>
-            <w:tcW w:type="dxa" w:w="9026"/>
-            <w:shd w:fill="F2F2F2" w:val="clear"/>
-            <w:tcMar>
-              <w:top w:type="dxa" w:w="120"/>
-              <w:left w:type="dxa" w:w="160"/>
-              <w:bottom w:type="dxa" w:w="120"/>
-              <w:right w:type="dxa" w:w="160"/>
-            </w:tcMar>
-          </w:tcPr>
-          <w:p>
-            <w:pPr>
-              <w:spacing w:after="60"/>
-            </w:pPr>
-            <w:r>
-              <w:rPr>
-                <w:b/>
-                <w:bCs/>
-                <w:sz w:val="20"/>
-                <w:szCs w:val="20"/>
-              </w:rPr>
-              <w:t xml:space="preserve">One item is settled on site rather than now</w:t>
-            </w:r>
-          </w:p>
-          <w:p>
-            <w:pPr>
-              <w:spacing w:after="60"/>
-            </w:pPr>
-            <w:r>
-              <w:rPr>
-                <w:sz w:val="20"/>
-                <w:szCs w:val="20"/>
-              </w:rPr>
-              <w:t xml:space="preserve">What physical conveyor speed each of levels 1–7 corresponds to is agreed at commissioning and recorded in the as-built (§5.1). It is not an open question — it is simply a number that belongs to your conveyor and is fixed when we are both standing in front of it.</w:t>
             </w:r>
           </w:p>
         </w:tc>
